--- a/p6/submission/mir_package/01_manuscript_blinded.docx
+++ b/p6/submission/mir_package/01_manuscript_blinded.docx
@@ -232,7 +232,7 @@
         <w:t xml:space="preserve"> </w:t>
       </w:r>
       <w:r>
-        <w:t xml:space="preserve">= .002) but is not robust — a drop-Frontier sensitivity test on the four well-populated regimes reduces it to non-significance (</w:t>
+        <w:t xml:space="preserve">= .002) but is not robust, a drop-Frontier sensitivity test on the four well-populated regimes reduces it to non-significance (</w:t>
       </w:r>
       <w:r>
         <w:rPr>
@@ -476,7 +476,7 @@
         <w:pStyle w:val="FirstParagraph"/>
       </w:pPr>
       <w:r>
-        <w:t xml:space="preserve">The relationship between a firm's degree of internationalization and its performance — the "I-P relationship" — is the most meta-analyzed question in international business. Over four decades and six major meta-analyses (Bausch &amp; Krist, 2007; Kirca et al., 2012; Marano et al., 2016; Schwens et al., 2018; Wu et al., 2022; Arte &amp; Larimo, 2022), pooled positive effects are consistently small yet</w:t>
+        <w:t xml:space="preserve">The relationship between a firm's degree of internationalization and its performance, the "I-P relationship", is the most meta-analyzed question in international business. Over four decades and six major meta-analyses (Bausch &amp; Krist, 2007; Kirca et al., 2012; Marano et al., 2016; Schwens et al., 2018; Wu et al., 2022; Arte &amp; Larimo, 2022), pooled positive effects are consistently small yet</w:t>
       </w:r>
       <w:r>
         <w:t xml:space="preserve"> </w:t>
@@ -499,7 +499,7 @@
         <w:t xml:space="preserve"> </w:t>
       </w:r>
       <w:r>
-        <w:t xml:space="preserve">regularly exceeds 80%, signalling that context — not a universal mechanism — drives outcomes. Whether internationalization improves firm performance shapes investment decisions, export-promotion policy, and firm strategy in an interconnected global economy (Hitt et al., 2006; Lu &amp; Beamish, 2004), yet the record remains inconclusive.</w:t>
+        <w:t xml:space="preserve">regularly exceeds 80%, signalling that context, not a universal mechanism, drives outcomes. Whether internationalization improves firm performance shapes investment decisions, export-promotion policy, and firm strategy in an interconnected global economy (Hitt et al., 2006; Lu &amp; Beamish, 2004), yet the record remains inconclusive.</w:t>
       </w:r>
     </w:p>
     <w:p>
@@ -575,7 +575,7 @@
         <w:t xml:space="preserve"> </w:t>
       </w:r>
       <w:r>
-        <w:t xml:space="preserve">= 87.92%. That baseline confirmed the positive average effect but left approximately 70% of variance unexplained after the standard moderators (country of origin, industry, performance measure). Three theoretically grounded moderators — absent from all prior meta-analyses — motivate the present extension.</w:t>
+        <w:t xml:space="preserve">= 87.92%. That baseline confirmed the positive average effect but left approximately 70% of variance unexplained after the standard moderators (country of origin, industry, performance measure). Three theoretically grounded moderators, absent from all prior meta-analyses, motivate the present extension.</w:t>
       </w:r>
     </w:p>
     <w:p>
@@ -723,7 +723,7 @@
         <w:t xml:space="preserve">Theoretically</w:t>
       </w:r>
       <w:r>
-        <w:t xml:space="preserve">: (4) first meta-analytic test of an ICRV 6-regime framework on a globally representative I-P corpus (five of six regimes populated; Pacific-SIDS Regime VI returns no qualifying studies); (5) first formal test of cDAI as a national digital-infrastructure moderator of I-P; (6) first test of DPL phase as a temporal moderator via three-level MARA. The non-confirmation of E1a/E1b, H2, and H3, the anomalous Frontier pattern, and the substantial publication-bias correction are themselves informative — they bound the conditions under which these moderators could operate and motivate a</w:t>
+        <w:t xml:space="preserve">: (4) first meta-analytic test of an ICRV 6-regime framework on a globally representative I-P corpus (five of six regimes populated; Pacific-SIDS Regime VI returns no qualifying studies); (5) first formal test of cDAI as a national digital-infrastructure moderator of I-P; (6) first test of DPL phase as a temporal moderator via three-level MARA. The non-confirmation of E1a/E1b, H2, and H3, the anomalous Frontier pattern, and the substantial publication-bias correction are themselves informative, they bound the conditions under which these moderators could operate and motivate a</w:t>
       </w:r>
       <w:r>
         <w:t xml:space="preserve"> </w:t>
@@ -986,7 +986,7 @@
         <w:t xml:space="preserve"> </w:t>
       </w:r>
       <w:r>
-        <w:t xml:space="preserve">= .057 borderline — we frame the magnitude as a strong directional signal rather than a settled point estimate). Heterogeneity decomposition assigns the bulk of</w:t>
+        <w:t xml:space="preserve">= .057 borderline, we frame the magnitude as a strong directional signal rather than a settled point estimate). Heterogeneity decomposition assigns the bulk of</w:t>
       </w:r>
       <w:r>
         <w:t xml:space="preserve"> </w:t>
@@ -1077,7 +1077,7 @@
         <w:t xml:space="preserve"> </w:t>
       </w:r>
       <w:r>
-        <w:t xml:space="preserve">(Barney, 1991; Wernerfelt, 1984) predicts that firms in resource-rich environments — including national digital infrastructure — capture higher returns to internationalization through resource bundling at the country level. cDAI here is the country-level construct distinct from the firm-level digital adoption (DAI) used in companion primary studies; at meta-analytic resolution only cDAI is extractable as a study-level moderator.</w:t>
+        <w:t xml:space="preserve">(Barney, 1991; Wernerfelt, 1984) predicts that firms in resource-rich environments, including national digital infrastructure, capture higher returns to internationalization through resource bundling at the country level. cDAI here is the country-level construct distinct from the firm-level digital adoption (DAI) used in companion primary studies; at meta-analytic resolution only cDAI is extractable as a study-level moderator.</w:t>
       </w:r>
       <w:r>
         <w:t xml:space="preserve"> </w:t>
@@ -1093,7 +1093,7 @@
         <w:t xml:space="preserve"> </w:t>
       </w:r>
       <w:r>
-        <w:t xml:space="preserve">(North, 1990; Scott, 1995) positions formal and informal institutions as the rules that govern transaction costs of cross-border expansion: higher institutional quality reduces opportunism, monitoring, and information asymmetry costs, and the ICRV gradient hypothesis (H1) derives directly from this logic — expected I-P effects decline as institutional quality falls from Advanced (Regime I) to Frontier (Regime V).</w:t>
+        <w:t xml:space="preserve">(North, 1990; Scott, 1995) positions formal and informal institutions as the rules that govern transaction costs of cross-border expansion: higher institutional quality reduces opportunism, monitoring, and information asymmetry costs, and the ICRV gradient hypothesis (H1) derives directly from this logic, expected I-P effects decline as institutional quality falls from Advanced (Regime I) to Frontier (Regime V).</w:t>
       </w:r>
       <w:r>
         <w:t xml:space="preserve"> </w:t>
@@ -1109,7 +1109,7 @@
         <w:t xml:space="preserve"> </w:t>
       </w:r>
       <w:r>
-        <w:t xml:space="preserve">(Johanson &amp; Vahlne, 1977, 2009) frames internationalization as experiential knowledge accumulation; digital platforms — cloud analytics, real-time demand signals, B2B platforms — compress the learning curve once they reach diffusion maturity (Stallkamp &amp; Schotter, 2021), the substantive basis for the DPL Follow-phase prediction (H2).</w:t>
+        <w:t xml:space="preserve">(Johanson &amp; Vahlne, 1977, 2009) frames internationalization as experiential knowledge accumulation; digital platforms, cloud analytics, real-time demand signals, B2B platforms, compress the learning curve once they reach diffusion maturity (Stallkamp &amp; Schotter, 2021), the substantive basis for the DPL Follow-phase prediction (H2).</w:t>
       </w:r>
       <w:r>
         <w:t xml:space="preserve"> </w:t>
@@ -1312,10 +1312,7 @@
         <w:t xml:space="preserve">E1a</w:t>
       </w:r>
       <w:r>
-        <w:t xml:space="preserve"> </w:t>
-      </w:r>
-      <w:r>
-        <w:t xml:space="preserve">— ICRV-I shows the largest pooled effect (all three CIMT mechanisms active).</w:t>
+        <w:t xml:space="preserve">, ICRV-I shows the largest pooled effect (all three CIMT mechanisms active).</w:t>
       </w:r>
       <w:r>
         <w:t xml:space="preserve"> </w:t>
@@ -1328,10 +1325,7 @@
         <w:t xml:space="preserve">E1b</w:t>
       </w:r>
       <w:r>
-        <w:t xml:space="preserve"> </w:t>
-      </w:r>
-      <w:r>
-        <w:t xml:space="preserve">— Frontier-regime studies (ICRV-FR) show the smallest, possibly null/negative pooled effect (institutional-void costs dominate); E1b is exploratory because current FR</w:t>
+        <w:t xml:space="preserve">, Frontier-regime studies (ICRV-FR) show the smallest, possibly null/negative pooled effect (institutional-void costs dominate); E1b is exploratory because current FR</w:t>
       </w:r>
       <w:r>
         <w:t xml:space="preserve"> </w:t>
@@ -1429,7 +1423,7 @@
         <w:t xml:space="preserve"> </w:t>
       </w:r>
       <w:r>
-        <w:t xml:space="preserve">(≥ 2014): digital platforms — cloud logistics, B2B e-commerce, electronic payments, digital trade finance — have reached the maturity threshold at which coordination costs are systematically compressed; effects are expected largest.</w:t>
+        <w:t xml:space="preserve">(≥ 2014): digital platforms, cloud logistics, B2B e-commerce, electronic payments, digital trade finance, have reached the maturity threshold at which coordination costs are systematically compressed; effects are expected largest.</w:t>
       </w:r>
     </w:p>
     <w:p>
@@ -6593,7 +6587,7 @@
               <w:jc w:val="left"/>
             </w:pPr>
             <w:r>
-              <w:t xml:space="preserve">I — Advanced-Innovation (SG, HK, KR, JP, AU…)</w:t>
+              <w:t xml:space="preserve">I — Advanced-Innovation (SG, HK, KR, JP, AU...)</w:t>
             </w:r>
           </w:p>
         </w:tc>
@@ -6655,7 +6649,7 @@
               <w:jc w:val="left"/>
             </w:pPr>
             <w:r>
-              <w:t xml:space="preserve">II — Upper-middle (CN, MY, TH, BR…)</w:t>
+              <w:t xml:space="preserve">II — Upper-middle (CN, MY, TH, BR...)</w:t>
             </w:r>
           </w:p>
         </w:tc>
@@ -6717,7 +6711,7 @@
               <w:jc w:val="left"/>
             </w:pPr>
             <w:r>
-              <w:t xml:space="preserve">III — Emerging (VN, IN, ID, PH…)</w:t>
+              <w:t xml:space="preserve">III — Emerging (VN, IN, ID, PH...)</w:t>
             </w:r>
           </w:p>
         </w:tc>
@@ -8565,7 +8559,7 @@
         <w:t xml:space="preserve"> </w:t>
       </w:r>
       <w:r>
-        <w:t xml:space="preserve">= 0.061 — most conservative, but positive and significant); DL two-level estimator (Δ</w:t>
+        <w:t xml:space="preserve">= 0.061, most conservative, but positive and significant); DL two-level estimator (Δ</w:t>
       </w:r>
       <w:r>
         <w:rPr>
@@ -9905,7 +9899,7 @@
         <w:t xml:space="preserve"> </w:t>
       </w:r>
       <w:r>
-        <w:t xml:space="preserve">= 113) and introducing three previously untested moderators — ICRV institutional regime, country-level digital adoption (cDAI), and Digital Paradox Lifecycle (DPL) phase. The pooled effect (</w:t>
+        <w:t xml:space="preserve">= 113) and introducing three previously untested moderators, ICRV institutional regime, country-level digital adoption (cDAI), and Digital Paradox Lifecycle (DPL) phase. The pooled effect (</w:t>
       </w:r>
       <w:r>
         <w:rPr>
@@ -10085,7 +10079,7 @@
         <w:t xml:space="preserve"> </w:t>
       </w:r>
       <w:r>
-        <w:t xml:space="preserve">= 0.035 (95% CI [0.023, 0.048]) — a ~53% attenuation. The I-P field's published literature appears to over-represent positive findings, and the true average performance return to internationalization may sit closer to</w:t>
+        <w:t xml:space="preserve">= 0.035 (95% CI [0.023, 0.048]), a ~53% attenuation. The I-P field's published literature appears to over-represent positive findings, and the true average performance return to internationalization may sit closer to</w:t>
       </w:r>
       <w:r>
         <w:t xml:space="preserve"> </w:t>
@@ -10101,7 +10095,7 @@
         <w:t xml:space="preserve"> </w:t>
       </w:r>
       <w:r>
-        <w:t xml:space="preserve">≈ 0.035 than to the 0.07–0.10 range commonly cited. The heterogeneity puzzle remains largely unresolved, but the three-level decomposition reframes it: within-study variance (Level 2, 76.1%) is the dominant source, not between-country differences (Level 3, 11.8%) — methodological choices within papers contribute substantially more to dispersion than cross-country institutional contexts.</w:t>
+        <w:t xml:space="preserve">≈ 0.035 than to the 0.07–0.10 range commonly cited. The heterogeneity puzzle remains largely unresolved, but the three-level decomposition reframes it: within-study variance (Level 2, 76.1%) is the dominant source, not between-country differences (Level 3, 11.8%), methodological choices within papers contribute substantially more to dispersion than cross-country institutional contexts.</w:t>
       </w:r>
     </w:p>
     <w:p>
@@ -10212,7 +10206,7 @@
         <w:t xml:space="preserve"> </w:t>
       </w:r>
       <w:r>
-        <w:t xml:space="preserve">= 3, with one Iranian outlier) yields an unreliable estimate. (3) cDAI is assigned at the study level via country-year WB DAI / ITU DDI scores, not derived from firm-level digital adoption; vintage mismatch may attenuate the moderation. (4) Search restricted to English-language publications under-represents Chinese, Japanese, Korean, and Southeast Asian work. (5) Single-coder extraction and moderator coding (by the first author) precluded formal inter-coder reliability; coding quality is supported by pilot calibration and double-entry verification (§3.3.2). A dual-coded reliability check is a priority for the planned formal-search expansion.</w:t>
+        <w:t xml:space="preserve">= 3, with one Iranian outlier) yields an unreliable estimate. (3) cDAI is assigned at the study level via country-year WB DAI / ITU DDI scores, not derived from firm-level digital adoption; vintage mismatch may attenuate the moderation. (4) Search restricted to English-language publications under-represents Chinese, Japanese, Korean, and Southeast Asian work. (5) Single-coder extraction and moderator coding (by the first author) precluded formal inter-coder reliability; coding quality is supported by pilot calibration and double-entry verification (Section 3.3.2). A dual-coded reliability check is a priority for the planned formal-search expansion.</w:t>
       </w:r>
     </w:p>
     <w:p>
@@ -10291,7 +10285,7 @@
         <w:t xml:space="preserve"> </w:t>
       </w:r>
       <w:r>
-        <w:t xml:space="preserve">= 0.035) motivates a dedicated audit of unpublished I-P results — surveys of researchers, grey literature, and dissertations — to bound the true population effect more precisely than trim-and-fill alone.</w:t>
+        <w:t xml:space="preserve">= 0.035) motivates a dedicated audit of unpublished I-P results, surveys of researchers, grey literature, and dissertations, to bound the true population effect more precisely than trim-and-fill alone.</w:t>
       </w:r>
     </w:p>
     <w:p>
@@ -11073,7 +11067,7 @@
         <w:pStyle w:val="BodyText"/>
       </w:pPr>
       <w:r>
-        <w:t xml:space="preserve">Page, M. J., McKenzie, J. E., Bossuyt, P. M., Boutron, I., Hoffmann, T. C., Mulrow, C. D., Shamseer, L., Tetzlaff, J. M., Akl, E. A., Brennan, S. E., Chou, R., Glanville, J., Grimshaw, J. M., Hróbjartsson, A., Lalu, M. M., Li, T., Loder, E. W., Mayo-Wilson, E., McDonald, S., … Moher, D. (2021). The PRISMA 2020 statement: An updated guideline for reporting systematic reviews.</w:t>
+        <w:t xml:space="preserve">Page, M. J., McKenzie, J. E., Bossuyt, P. M., Boutron, I., Hoffmann, T. C., Mulrow, C. D., Shamseer, L., Tetzlaff, J. M., Akl, E. A., Brennan, S. E., Chou, R., Glanville, J., Grimshaw, J. M., Hróbjartsson, A., Lalu, M. M., Li, T., Loder, E. W., Mayo-Wilson, E., McDonald, S., ... Moher, D. (2021). The PRISMA 2020 statement: An updated guideline for reporting systematic reviews.</w:t>
       </w:r>
       <w:r>
         <w:t xml:space="preserve"> </w:t>
@@ -11637,7 +11631,7 @@
         <w:t xml:space="preserve">Supp-T4</w:t>
       </w:r>
       <w:r>
-        <w:t xml:space="preserve">; the detailed §3.2 PRISMA screening narrative as</w:t>
+        <w:t xml:space="preserve">; the detailed Section 3.2 PRISMA screening narrative as</w:t>
       </w:r>
       <w:r>
         <w:t xml:space="preserve"> </w:t>
@@ -11693,7 +11687,7 @@
           <w:iCs/>
           <w:i/>
         </w:rPr>
-        <w:t xml:space="preserve">Word count (main text §§1–6 prose, excluding tables, references, in-paper tables, and OSF supplementary materials):</w:t>
+        <w:t xml:space="preserve">Word count (main text Sections 1–6 prose, excluding tables, references, in-paper tables, and OSF supplementary materials):</w:t>
       </w:r>
       <w:r>
         <w:rPr>
@@ -11751,7 +11745,7 @@
           <w:iCs/>
           <w:i/>
         </w:rPr>
-        <w:t xml:space="preserve">11,580 word-equivalents — within MIR's</w:t>
+        <w:t xml:space="preserve">11,580 word-equivalents, within MIR's</w:t>
       </w:r>
       <w:r>
         <w:rPr>
@@ -11812,7 +11806,7 @@
           <w:iCs/>
           <w:i/>
         </w:rPr>
-        <w:t xml:space="preserve">consistency check), the detailed eligibility criteria, the cDAI and DPL subgroup tables, the full robustness-checks table, the §3.2 PRISMA screening narrative, and extended methodological notes are migrated to OSF as Supp-A through Supp-M (</w:t>
+        <w:t xml:space="preserve">consistency check), the detailed eligibility criteria, the cDAI and DPL subgroup tables, the full robustness-checks table, the Section 3.2 PRISMA screening narrative, and extended methodological notes are migrated to OSF as Supp-A through Supp-M (</w:t>
       </w:r>
       <w:hyperlink r:id="rId32">
         <w:r>
@@ -11829,7 +11823,7 @@
           <w:iCs/>
           <w:i/>
         </w:rPr>
-        <w:t xml:space="preserve">). Analyses use the verified baseline corpus (k = 238 studies, K = 288 effect sizes); the formal WoS/Scopus search expansion is ongoing and will be incorporated at revision. Effect-size coding follows the standardized protocol summarized in §3.4 and detailed in Supp-B.</w:t>
+        <w:t xml:space="preserve">). Analyses use the verified baseline corpus (k = 238 studies, K = 288 effect sizes); the formal WoS/Scopus search expansion is ongoing and will be incorporated at revision. Effect-size coding follows the standardized protocol summarized in Section 3.4 and detailed in Supp-B.</w:t>
       </w:r>
     </w:p>
     <w:bookmarkEnd w:id="82"/>

--- a/p6/submission/mir_package/01_manuscript_blinded.docx
+++ b/p6/submission/mir_package/01_manuscript_blinded.docx
@@ -2,7 +2,7 @@
 <file path=word/document.xml><?xml version="1.0" encoding="utf-8"?>
 <w:document xmlns:w="http://schemas.openxmlformats.org/wordprocessingml/2006/main" xmlns:m="http://schemas.openxmlformats.org/officeDocument/2006/math" xmlns:r="http://schemas.openxmlformats.org/officeDocument/2006/relationships" xmlns:o="urn:schemas-microsoft-com:office:office" xmlns:v="urn:schemas-microsoft-com:vml" xmlns:w10="urn:schemas-microsoft-com:office:word" xmlns:a="http://schemas.openxmlformats.org/drawingml/2006/main" xmlns:pic="http://schemas.openxmlformats.org/drawingml/2006/picture" xmlns:wp="http://schemas.openxmlformats.org/drawingml/2006/wordprocessingDrawing">
   <w:body>
-    <w:bookmarkStart w:id="83" w:name="X71f68986ebdedfa6a7fda36701097f5cdd5e3a2"/>
+    <w:bookmarkStart w:id="86" w:name="X71f68986ebdedfa6a7fda36701097f5cdd5e3a2"/>
     <w:p>
       <w:pPr>
         <w:pStyle w:val="Heading1"/>
@@ -2299,7 +2299,7 @@
     </w:p>
     <w:bookmarkEnd w:id="30"/>
     <w:bookmarkEnd w:id="31"/>
-    <w:bookmarkStart w:id="43" w:name="Xeae2dc85413e447d2c08d145b986cffc1f454f7"/>
+    <w:bookmarkStart w:id="46" w:name="Xeae2dc85413e447d2c08d145b986cffc1f454f7"/>
     <w:p>
       <w:pPr>
         <w:pStyle w:val="Heading2"/>
@@ -2658,7 +2658,7 @@
       </w:r>
     </w:p>
     <w:bookmarkEnd w:id="33"/>
-    <w:bookmarkStart w:id="34" w:name="Xe67e40459b15893f891bd95e2d3c9a6925f6957"/>
+    <w:bookmarkStart w:id="37" w:name="Xe67e40459b15893f891bd95e2d3c9a6925f6957"/>
     <w:p>
       <w:pPr>
         <w:pStyle w:val="Heading3"/>
@@ -2762,13 +2762,13 @@
           <w:bCs/>
           <w:b/>
         </w:rPr>
-        <w:t xml:space="preserve">PRISMA 2020 flow summary.</w:t>
-      </w:r>
-      <w:r>
-        <w:t xml:space="preserve"> </w:t>
-      </w:r>
-      <w:r>
-        <w:t xml:space="preserve">The analyzed corpus for this article is</w:t>
+        <w:t xml:space="preserve">PRISMA 2020 flow summary (two-path design; Figure 7).</w:t>
+      </w:r>
+      <w:r>
+        <w:t xml:space="preserve"> </w:t>
+      </w:r>
+      <w:r>
+        <w:t xml:space="preserve">The analyzed corpus is</w:t>
       </w:r>
       <w:r>
         <w:t xml:space="preserve"> </w:t>
@@ -2784,7 +2784,10 @@
         <w:t xml:space="preserve"> </w:t>
       </w:r>
       <w:r>
-        <w:t xml:space="preserve">= 238 studies (</w:t>
+        <w:t xml:space="preserve">= 238 /</w:t>
+      </w:r>
+      <w:r>
+        <w:t xml:space="preserve"> </w:t>
       </w:r>
       <w:r>
         <w:rPr>
@@ -2797,7 +2800,7 @@
         <w:t xml:space="preserve"> </w:t>
       </w:r>
       <w:r>
-        <w:t xml:space="preserve">= 288 effect sizes), assembled via backward and forward citation tracking of five anchor meta-analyses plus hand-search and coded to the eligibility criteria above. Separately, a Web of Science + Scopus database search (20 May 2026) returned 3,263 records, reduced after deduplication, L1 keyword pre-screening, and an 8-round L2 title-and-abstract screening pass (rule-based scripts + manual + WebSearch-assisted abstract retrieval) to 435 priority full-text extraction candidates; this database-search expansion is in progress and is not part of the effects analyzed here. The full PRISMA 2020 flow and the round-by-round screening trace are provided as</w:t>
+        <w:t xml:space="preserve">= 288 on</w:t>
       </w:r>
       <w:r>
         <w:t xml:space="preserve"> </w:t>
@@ -2807,13 +2810,10 @@
           <w:bCs/>
           <w:b/>
         </w:rPr>
-        <w:t xml:space="preserve">Supp-A</w:t>
-      </w:r>
-      <w:r>
-        <w:t xml:space="preserve"> </w:t>
-      </w:r>
-      <w:r>
-        <w:t xml:space="preserve">and</w:t>
+        <w:t xml:space="preserve">Path A</w:t>
+      </w:r>
+      <w:r>
+        <w:t xml:space="preserve">, assembled from backward and forward citation tracking of five anchor meta-analyses (Bausch &amp; Krist, 2007; Kirca et al., 2012; Marano et al., 2016; Schwens et al., 2018; Arte &amp; Larimo, 2022) plus hand-search (≈ 497 records), screened against the eligibility criteria above and double-entry verified.</w:t>
       </w:r>
       <w:r>
         <w:t xml:space="preserve"> </w:t>
@@ -2823,17 +2823,121 @@
           <w:bCs/>
           <w:b/>
         </w:rPr>
+        <w:t xml:space="preserve">Path B</w:t>
+      </w:r>
+      <w:r>
+        <w:t xml:space="preserve"> </w:t>
+      </w:r>
+      <w:r>
+        <w:t xml:space="preserve">is a pre-registered expansion via systematic WoS + Scopus search (20 May 2026): 3,263 records → 795 duplicates removed → 1,397 L1 excluded → 782 L2 screened over 8 rounds, yielding 785 Y / 1,694 N / 3 UNSURE; 741 of 785 Y carry DOIs, 547 await full-text extraction. Path B is not in the analyzed effects; extraction is scheduled for revision and could lift</w:t>
+      </w:r>
+      <w:r>
+        <w:t xml:space="preserve"> </w:t>
+      </w:r>
+      <w:r>
+        <w:rPr>
+          <w:iCs/>
+          <w:i/>
+        </w:rPr>
+        <w:t xml:space="preserve">k</w:t>
+      </w:r>
+      <w:r>
+        <w:t xml:space="preserve"> </w:t>
+      </w:r>
+      <w:r>
+        <w:t xml:space="preserve">to ≈ 600–700. Full flow (Figure 7), screening trace, and pipeline status are in</w:t>
+      </w:r>
+      <w:r>
+        <w:t xml:space="preserve"> </w:t>
+      </w:r>
+      <w:r>
+        <w:rPr>
+          <w:bCs/>
+          <w:b/>
+        </w:rPr>
+        <w:t xml:space="preserve">Supp-A</w:t>
+      </w:r>
+      <w:r>
+        <w:t xml:space="preserve">,</w:t>
+      </w:r>
+      <w:r>
+        <w:t xml:space="preserve"> </w:t>
+      </w:r>
+      <w:r>
+        <w:rPr>
+          <w:bCs/>
+          <w:b/>
+        </w:rPr>
         <w:t xml:space="preserve">Supp-T5</w:t>
       </w:r>
       <w:r>
+        <w:t xml:space="preserve">, and</w:t>
+      </w:r>
+      <w:r>
+        <w:t xml:space="preserve"> </w:t>
+      </w:r>
+      <w:r>
+        <w:rPr>
+          <w:rStyle w:val="VerbatimChar"/>
+        </w:rPr>
+        <w:t xml:space="preserve">prisma_extraction_pipeline_status.md</w:t>
+      </w:r>
+      <w:r>
         <w:t xml:space="preserve"> </w:t>
       </w:r>
       <w:r>
         <w:t xml:space="preserve">on OSF.</w:t>
       </w:r>
     </w:p>
-    <w:bookmarkEnd w:id="34"/>
-    <w:bookmarkStart w:id="38" w:name="X1d41e663e785934d4feadbd21b81f03c51339a8"/>
+    <w:p>
+      <w:pPr>
+        <w:pStyle w:val="BodyText"/>
+      </w:pPr>
+      <w:r>
+        <w:drawing>
+          <wp:inline>
+            <wp:extent cx="5753100" cy="7273882"/>
+            <wp:effectExtent b="0" l="0" r="0" t="0"/>
+            <wp:docPr descr="Figure 7. PRISMA 2020 two-path flow diagram. Path A (left, blue): the analyzed corpus k = 238 / K = 288, complete. Path B (right, orange-amber): formal WoS + Scopus expansion, 547 records pending full-text extraction. The final analyzed corpus pools to Path A only at the current build." title="" id="35" name="Picture"/>
+            <a:graphic>
+              <a:graphicData uri="http://schemas.openxmlformats.org/drawingml/2006/picture">
+                <pic:pic>
+                  <pic:nvPicPr>
+                    <pic:cNvPr descr="figures/figure_prisma_2020_flow.png" id="36" name="Picture"/>
+                    <pic:cNvPicPr>
+                      <a:picLocks noChangeArrowheads="1" noChangeAspect="1"/>
+                    </pic:cNvPicPr>
+                  </pic:nvPicPr>
+                  <pic:blipFill>
+                    <a:blip r:embed="rId34"/>
+                    <a:stretch>
+                      <a:fillRect/>
+                    </a:stretch>
+                  </pic:blipFill>
+                  <pic:spPr bwMode="auto">
+                    <a:xfrm>
+                      <a:off x="0" y="0"/>
+                      <a:ext cx="5753100" cy="7273882"/>
+                    </a:xfrm>
+                    <a:prstGeom prst="rect">
+                      <a:avLst/>
+                    </a:prstGeom>
+                    <a:noFill/>
+                    <a:ln w="9525">
+                      <a:noFill/>
+                      <a:headEnd/>
+                      <a:tailEnd/>
+                    </a:ln>
+                  </pic:spPr>
+                </pic:pic>
+              </a:graphicData>
+            </a:graphic>
+          </wp:inline>
+        </w:drawing>
+      </w:r>
+    </w:p>
+    <w:bookmarkEnd w:id="37"/>
+    <w:bookmarkStart w:id="41" w:name="X1d41e663e785934d4feadbd21b81f03c51339a8"/>
     <w:p>
       <w:pPr>
         <w:pStyle w:val="Heading3"/>
@@ -2842,7 +2946,7 @@
         <w:t xml:space="preserve">3.3 Data Extraction and Quality Assurance</w:t>
       </w:r>
     </w:p>
-    <w:bookmarkStart w:id="35" w:name="X08ffec85c6ae73d1d7d5bae8230a193cc0c32b0"/>
+    <w:bookmarkStart w:id="38" w:name="X08ffec85c6ae73d1d7d5bae8230a193cc0c32b0"/>
     <w:p>
       <w:pPr>
         <w:pStyle w:val="Heading4"/>
@@ -3303,8 +3407,8 @@
         <w:t xml:space="preserve">All extracted and coded records were entered into the permanent study database and subject to the double-entry verification described in Section 3.3.2.</w:t>
       </w:r>
     </w:p>
-    <w:bookmarkEnd w:id="35"/>
-    <w:bookmarkStart w:id="36" w:name="X3517c67dfe005a0cb42aad932692446db1a0273"/>
+    <w:bookmarkEnd w:id="38"/>
+    <w:bookmarkStart w:id="39" w:name="X3517c67dfe005a0cb42aad932692446db1a0273"/>
     <w:p>
       <w:pPr>
         <w:pStyle w:val="Heading4"/>
@@ -3363,8 +3467,8 @@
         <w:t xml:space="preserve">) are not reported; this single-coder constraint is acknowledged in the Limitations (Section 5), and a dual-coded reliability check is a stated priority for the planned formal-search expansion.</w:t>
       </w:r>
     </w:p>
-    <w:bookmarkEnd w:id="36"/>
-    <w:bookmarkStart w:id="37" w:name="X5be2e0a2ca6cb65463b6962be6810bfed28508c"/>
+    <w:bookmarkEnd w:id="39"/>
+    <w:bookmarkStart w:id="40" w:name="X5be2e0a2ca6cb65463b6962be6810bfed28508c"/>
     <w:p>
       <w:pPr>
         <w:pStyle w:val="Heading4"/>
@@ -3381,9 +3485,9 @@
         <w:t xml:space="preserve">Consistent with established practice in internationalization–performance meta-analysis (Bausch &amp; Krist, 2007; Marano et al., 2016), no formal study-level risk-of-bias instrument (e.g., RoB 2, ROBINS-I) was applied to individual primary studies. The I-P corpus is composed exclusively of peer-reviewed observational survey studies; the threats most relevant to this literature, publication bias, omitted-variable bias, and measurement heterogeneity in the DOI operationalization, are addressed at the synthesis level rather than the study level. Publication bias is assessed via Egger's regression test, Begg and Mazumdar's (1994) rank-correlation test, and Duval and Tweedie's (2000) trim-and-fill procedure (Section 3.6). Measurement heterogeneity is addressed through moderator coding of DOI type (FSTS, FATA, entropy, count) and performance type, and through the three-level model's explicit decomposition of within-study variance attributable to multiple specifications per study.</w:t>
       </w:r>
     </w:p>
-    <w:bookmarkEnd w:id="37"/>
-    <w:bookmarkEnd w:id="38"/>
-    <w:bookmarkStart w:id="39" w:name="X601957e051aebf49785be7eb6f4c3dde13d76da"/>
+    <w:bookmarkEnd w:id="40"/>
+    <w:bookmarkEnd w:id="41"/>
+    <w:bookmarkStart w:id="42" w:name="X601957e051aebf49785be7eb6f4c3dde13d76da"/>
     <w:p>
       <w:pPr>
         <w:pStyle w:val="Heading3"/>
@@ -3688,8 +3792,8 @@
         <w:t xml:space="preserve">2014). Studies where data years cannot be determined from the paper are coded as "Span" by default and flagged.</w:t>
       </w:r>
     </w:p>
-    <w:bookmarkEnd w:id="39"/>
-    <w:bookmarkStart w:id="40" w:name="X39398803b6212107b1d34889a3ed87f1d2a89f2"/>
+    <w:bookmarkEnd w:id="42"/>
+    <w:bookmarkStart w:id="43" w:name="X39398803b6212107b1d34889a3ed87f1d2a89f2"/>
     <w:p>
       <w:pPr>
         <w:pStyle w:val="Heading3"/>
@@ -4064,8 +4168,8 @@
         <w:t xml:space="preserve">.</w:t>
       </w:r>
     </w:p>
-    <w:bookmarkEnd w:id="40"/>
-    <w:bookmarkStart w:id="41" w:name="X2f1abb1755f8cc5892d8e5725c0dbd361d50806"/>
+    <w:bookmarkEnd w:id="43"/>
+    <w:bookmarkStart w:id="44" w:name="X2f1abb1755f8cc5892d8e5725c0dbd361d50806"/>
     <w:p>
       <w:pPr>
         <w:pStyle w:val="Heading3"/>
@@ -4236,8 +4340,8 @@
         <w:t xml:space="preserve">.</w:t>
       </w:r>
     </w:p>
-    <w:bookmarkEnd w:id="41"/>
-    <w:bookmarkStart w:id="42" w:name="Xe36430cf7d8e0a8c6df93020e9507d5e203e939"/>
+    <w:bookmarkEnd w:id="44"/>
+    <w:bookmarkStart w:id="45" w:name="Xe36430cf7d8e0a8c6df93020e9507d5e203e939"/>
     <w:p>
       <w:pPr>
         <w:pStyle w:val="Heading3"/>
@@ -4297,9 +4401,9 @@
         </w:pict>
       </w:r>
     </w:p>
-    <w:bookmarkEnd w:id="42"/>
-    <w:bookmarkEnd w:id="43"/>
-    <w:bookmarkStart w:id="66" w:name="X121719332867ee227f0a04b486098cee978c6e6"/>
+    <w:bookmarkEnd w:id="45"/>
+    <w:bookmarkEnd w:id="46"/>
+    <w:bookmarkStart w:id="69" w:name="X121719332867ee227f0a04b486098cee978c6e6"/>
     <w:p>
       <w:pPr>
         <w:pStyle w:val="Heading2"/>
@@ -4308,7 +4412,7 @@
         <w:t xml:space="preserve">4. Results</w:t>
       </w:r>
     </w:p>
-    <w:bookmarkStart w:id="47" w:name="X04aea52a138d4b1fe1efc2014400b089b77c5ce"/>
+    <w:bookmarkStart w:id="50" w:name="X04aea52a138d4b1fe1efc2014400b089b77c5ce"/>
     <w:p>
       <w:pPr>
         <w:pStyle w:val="Heading3"/>
@@ -5490,18 +5594,18 @@
           <wp:inline>
             <wp:extent cx="5753100" cy="2547026"/>
             <wp:effectExtent b="0" l="0" r="0" t="0"/>
-            <wp:docPr descr="Figure 6. Distribution of primary studies by publication year (k = 238). The corpus is right-skewed toward post-2000 publications, with the 2010–2022 window accounting for 59% of the studies. Sparse pre-1990 density precludes a separate early-period subgroup; DPL phase boundaries (2009, 2014) are anchored to digital-coordination diffusion landmarks rather than to within-corpus density." title="" id="45" name="Picture"/>
+            <wp:docPr descr="Figure 6. Distribution of primary studies by publication year (k = 238). The corpus is right-skewed toward post-2000 publications, with the 2010–2022 window accounting for 59% of the studies. Sparse pre-1990 density precludes a separate early-period subgroup; DPL phase boundaries (2009, 2014) are anchored to digital-coordination diffusion landmarks rather than to within-corpus density." title="" id="48" name="Picture"/>
             <a:graphic>
               <a:graphicData uri="http://schemas.openxmlformats.org/drawingml/2006/picture">
                 <pic:pic>
                   <pic:nvPicPr>
-                    <pic:cNvPr descr="figures/figure6_year_distribution.png" id="46" name="Picture"/>
+                    <pic:cNvPr descr="figures/figure6_year_distribution.png" id="49" name="Picture"/>
                     <pic:cNvPicPr>
                       <a:picLocks noChangeArrowheads="1" noChangeAspect="1"/>
                     </pic:cNvPicPr>
                   </pic:nvPicPr>
                   <pic:blipFill>
-                    <a:blip r:embed="rId44"/>
+                    <a:blip r:embed="rId47"/>
                     <a:stretch>
                       <a:fillRect/>
                     </a:stretch>
@@ -5528,8 +5632,8 @@
         </w:drawing>
       </w:r>
     </w:p>
-    <w:bookmarkEnd w:id="47"/>
-    <w:bookmarkStart w:id="48" w:name="X484949e7994e09bd70500137e9d7c8f884b58c1"/>
+    <w:bookmarkEnd w:id="50"/>
+    <w:bookmarkStart w:id="51" w:name="X484949e7994e09bd70500137e9d7c8f884b58c1"/>
     <w:p>
       <w:pPr>
         <w:pStyle w:val="Heading3"/>
@@ -6305,8 +6409,8 @@
         <w:t xml:space="preserve">= 87.8%, well above the sampling-error floor, motivates the moderator analyses; however, as Sections 4.3–4.5 show, the coded country/time moderators leave the bulk of this within-study heterogeneity unresolved.</w:t>
       </w:r>
     </w:p>
-    <w:bookmarkEnd w:id="48"/>
-    <w:bookmarkStart w:id="52" w:name="X58c962719f77434e3e9b87bd1741b5544c6666a"/>
+    <w:bookmarkEnd w:id="51"/>
+    <w:bookmarkStart w:id="55" w:name="X58c962719f77434e3e9b87bd1741b5544c6666a"/>
     <w:p>
       <w:pPr>
         <w:pStyle w:val="Heading3"/>
@@ -6898,18 +7002,18 @@
           <wp:inline>
             <wp:extent cx="5753100" cy="3430252"/>
             <wp:effectExtent b="0" l="0" r="0" t="0"/>
-            <wp:docPr descr="Figure 2: ICRV regime forest plot, subgroup pooled effects with 95% CI" title="" id="50" name="Picture"/>
+            <wp:docPr descr="Figure 2: ICRV regime forest plot, subgroup pooled effects with 95% CI" title="" id="53" name="Picture"/>
             <a:graphic>
               <a:graphicData uri="http://schemas.openxmlformats.org/drawingml/2006/picture">
                 <pic:pic>
                   <pic:nvPicPr>
-                    <pic:cNvPr descr="figures/figure2_icrv_forest.png" id="51" name="Picture"/>
+                    <pic:cNvPr descr="figures/figure2_icrv_forest.png" id="54" name="Picture"/>
                     <pic:cNvPicPr>
                       <a:picLocks noChangeArrowheads="1" noChangeAspect="1"/>
                     </pic:cNvPicPr>
                   </pic:nvPicPr>
                   <pic:blipFill>
-                    <a:blip r:embed="rId49"/>
+                    <a:blip r:embed="rId52"/>
                     <a:stretch>
                       <a:fillRect/>
                     </a:stretch>
@@ -7287,8 +7391,8 @@
         <w:t xml:space="preserve">= 4). (Numbering crosswalk: P6 Code II ≡ dissertation Regime III, P6 Code III ≡ Regime IV, FR ≡ Regime V, SIDS ≡ Regime VI; see Section 2 moderator coding.)</w:t>
       </w:r>
     </w:p>
-    <w:bookmarkEnd w:id="52"/>
-    <w:bookmarkStart w:id="53" w:name="X541c92fe8ae9c523bbb1875dcc9c5525c218523"/>
+    <w:bookmarkEnd w:id="55"/>
+    <w:bookmarkStart w:id="56" w:name="X541c92fe8ae9c523bbb1875dcc9c5525c218523"/>
     <w:p>
       <w:pPr>
         <w:pStyle w:val="Heading3"/>
@@ -7540,8 +7644,8 @@
         <w:t xml:space="preserve">= 238 sample.</w:t>
       </w:r>
     </w:p>
-    <w:bookmarkEnd w:id="53"/>
-    <w:bookmarkStart w:id="57" w:name="X0f13fb15b20194b37c5b9d050ad7a7079c0644a"/>
+    <w:bookmarkEnd w:id="56"/>
+    <w:bookmarkStart w:id="60" w:name="X0f13fb15b20194b37c5b9d050ad7a7079c0644a"/>
     <w:p>
       <w:pPr>
         <w:pStyle w:val="Heading3"/>
@@ -7846,18 +7950,18 @@
           <wp:inline>
             <wp:extent cx="5753100" cy="4403829"/>
             <wp:effectExtent b="0" l="0" r="0" t="0"/>
-            <wp:docPr descr="Figure 3: DPL phase moderation, pooled I-P effect by digital adoption epoch" title="" id="55" name="Picture"/>
+            <wp:docPr descr="Figure 3: DPL phase moderation, pooled I-P effect by digital adoption epoch" title="" id="58" name="Picture"/>
             <a:graphic>
               <a:graphicData uri="http://schemas.openxmlformats.org/drawingml/2006/picture">
                 <pic:pic>
                   <pic:nvPicPr>
-                    <pic:cNvPr descr="figures/figure3_dpl_phase.png" id="56" name="Picture"/>
+                    <pic:cNvPr descr="figures/figure3_dpl_phase.png" id="59" name="Picture"/>
                     <pic:cNvPicPr>
                       <a:picLocks noChangeArrowheads="1" noChangeAspect="1"/>
                     </pic:cNvPicPr>
                   </pic:nvPicPr>
                   <pic:blipFill>
-                    <a:blip r:embed="rId54"/>
+                    <a:blip r:embed="rId57"/>
                     <a:stretch>
                       <a:fillRect/>
                     </a:stretch>
@@ -7902,8 +8006,8 @@
         <w:t xml:space="preserve">DPL phase subgroup pooled effects with 95% CI. Between-phase differences are small and non-significant.</w:t>
       </w:r>
     </w:p>
-    <w:bookmarkEnd w:id="57"/>
-    <w:bookmarkStart w:id="61" w:name="X19c46ecf699f27e790e5a8fa6520cb51f104e4a"/>
+    <w:bookmarkEnd w:id="60"/>
+    <w:bookmarkStart w:id="64" w:name="X19c46ecf699f27e790e5a8fa6520cb51f104e4a"/>
     <w:p>
       <w:pPr>
         <w:pStyle w:val="Heading3"/>
@@ -8301,18 +8405,18 @@
           <wp:inline>
             <wp:extent cx="5753100" cy="4601444"/>
             <wp:effectExtent b="0" l="0" r="0" t="0"/>
-            <wp:docPr descr="Figure 4: Funnel plot with trim-and-fill imputed studies" title="" id="59" name="Picture"/>
+            <wp:docPr descr="Figure 4: Funnel plot with trim-and-fill imputed studies" title="" id="62" name="Picture"/>
             <a:graphic>
               <a:graphicData uri="http://schemas.openxmlformats.org/drawingml/2006/picture">
                 <pic:pic>
                   <pic:nvPicPr>
-                    <pic:cNvPr descr="figures/figure4_funnel_plot.png" id="60" name="Picture"/>
+                    <pic:cNvPr descr="figures/figure4_funnel_plot.png" id="63" name="Picture"/>
                     <pic:cNvPicPr>
                       <a:picLocks noChangeArrowheads="1" noChangeAspect="1"/>
                     </pic:cNvPicPr>
                   </pic:nvPicPr>
                   <pic:blipFill>
-                    <a:blip r:embed="rId58"/>
+                    <a:blip r:embed="rId61"/>
                     <a:stretch>
                       <a:fillRect/>
                     </a:stretch>
@@ -8386,8 +8490,8 @@
         <w:t xml:space="preserve">= 0.035.</w:t>
       </w:r>
     </w:p>
-    <w:bookmarkEnd w:id="61"/>
-    <w:bookmarkStart w:id="65" w:name="X2944bef6cd2d25cd29d80b35f2bf895bc8ca4c2"/>
+    <w:bookmarkEnd w:id="64"/>
+    <w:bookmarkStart w:id="68" w:name="X2944bef6cd2d25cd29d80b35f2bf895bc8ca4c2"/>
     <w:p>
       <w:pPr>
         <w:pStyle w:val="Heading3"/>
@@ -8665,18 +8769,18 @@
           <wp:inline>
             <wp:extent cx="5753100" cy="2528953"/>
             <wp:effectExtent b="0" l="0" r="0" t="0"/>
-            <wp:docPr descr="Figure 5: Leave-one-out sensitivity, pooled r̄ range across leave-one-out iterations" title="" id="63" name="Picture"/>
+            <wp:docPr descr="Figure 5: Leave-one-out sensitivity, pooled r̄ range across leave-one-out iterations" title="" id="66" name="Picture"/>
             <a:graphic>
               <a:graphicData uri="http://schemas.openxmlformats.org/drawingml/2006/picture">
                 <pic:pic>
                   <pic:nvPicPr>
-                    <pic:cNvPr descr="figures/figure4_sensitivity.png" id="64" name="Picture"/>
+                    <pic:cNvPr descr="figures/figure4_sensitivity.png" id="67" name="Picture"/>
                     <pic:cNvPicPr>
                       <a:picLocks noChangeArrowheads="1" noChangeAspect="1"/>
                     </pic:cNvPicPr>
                   </pic:nvPicPr>
                   <pic:blipFill>
-                    <a:blip r:embed="rId62"/>
+                    <a:blip r:embed="rId65"/>
                     <a:stretch>
                       <a:fillRect/>
                     </a:stretch>
@@ -8744,9 +8848,9 @@
         </w:pict>
       </w:r>
     </w:p>
-    <w:bookmarkEnd w:id="65"/>
-    <w:bookmarkEnd w:id="66"/>
-    <w:bookmarkStart w:id="71" w:name="X735612638e4e736e4693e459c258977262c0dfc"/>
+    <w:bookmarkEnd w:id="68"/>
+    <w:bookmarkEnd w:id="69"/>
+    <w:bookmarkStart w:id="74" w:name="X735612638e4e736e4693e459c258977262c0dfc"/>
     <w:p>
       <w:pPr>
         <w:pStyle w:val="Heading2"/>
@@ -8755,7 +8859,7 @@
         <w:t xml:space="preserve">5. Discussion</w:t>
       </w:r>
     </w:p>
-    <w:bookmarkStart w:id="67" w:name="X358d8a6bfbc612aa554abb1739dd28765579392"/>
+    <w:bookmarkStart w:id="70" w:name="X358d8a6bfbc612aa554abb1739dd28765579392"/>
     <w:p>
       <w:pPr>
         <w:pStyle w:val="Heading3"/>
@@ -9247,8 +9351,8 @@
         <w:t xml:space="preserve">= 0.079 vs. 0.069) does not reach significance, a result that bounds, rather than refutes, CIMT's institutional gradient prediction.</w:t>
       </w:r>
     </w:p>
-    <w:bookmarkEnd w:id="67"/>
-    <w:bookmarkStart w:id="68" w:name="X688563909f8febb75275ad832e560c448093230"/>
+    <w:bookmarkEnd w:id="70"/>
+    <w:bookmarkStart w:id="71" w:name="X688563909f8febb75275ad832e560c448093230"/>
     <w:p>
       <w:pPr>
         <w:pStyle w:val="Heading3"/>
@@ -9554,8 +9658,8 @@
         <w:t xml:space="preserve">= 0.035) providing a conservative lower bound. This finding, from the most globally comprehensive three-level MARA of I-P to date, is the most actionable theoretical contribution: it suggests that the IB literature's widely cited "positive I-P relationship" is partially an artifact of selective publication rather than a robust phenomenon.</w:t>
       </w:r>
     </w:p>
-    <w:bookmarkEnd w:id="68"/>
-    <w:bookmarkStart w:id="69" w:name="Xb1fcf2c8d5f0b973be8539a5c4cf4005bf85f3d"/>
+    <w:bookmarkEnd w:id="71"/>
+    <w:bookmarkStart w:id="72" w:name="Xb1fcf2c8d5f0b973be8539a5c4cf4005bf85f3d"/>
     <w:p>
       <w:pPr>
         <w:pStyle w:val="Heading3"/>
@@ -9697,8 +9801,8 @@
         <w:t xml:space="preserve">= 0.079 vs. 0.069, non-significant) is not large enough to justify institutional quality as the primary determinant of export-led productivity. Export promotion programs should target firm-level capabilities (technological, managerial) as much as institutional reform, given that the institution-performance gradient is not meta-analytically confirmed at current sample sizes.</w:t>
       </w:r>
     </w:p>
-    <w:bookmarkEnd w:id="69"/>
-    <w:bookmarkStart w:id="70" w:name="X0f6e89d87400594fb1abd2d07a881153acd68bb"/>
+    <w:bookmarkEnd w:id="72"/>
+    <w:bookmarkStart w:id="73" w:name="X0f6e89d87400594fb1abd2d07a881153acd68bb"/>
     <w:p>
       <w:pPr>
         <w:pStyle w:val="Heading3"/>
@@ -9841,9 +9945,9 @@
         </w:pict>
       </w:r>
     </w:p>
-    <w:bookmarkEnd w:id="70"/>
-    <w:bookmarkEnd w:id="71"/>
-    <w:bookmarkStart w:id="72" w:name="X6b297cc947e0db5526be369b1f0f4ddc67b2415"/>
+    <w:bookmarkEnd w:id="73"/>
+    <w:bookmarkEnd w:id="74"/>
+    <w:bookmarkStart w:id="75" w:name="X6b297cc947e0db5526be369b1f0f4ddc67b2415"/>
     <w:p>
       <w:pPr>
         <w:pStyle w:val="Heading2"/>
@@ -10295,8 +10399,8 @@
         </w:pict>
       </w:r>
     </w:p>
-    <w:bookmarkEnd w:id="72"/>
-    <w:bookmarkStart w:id="73" w:name="funding"/>
+    <w:bookmarkEnd w:id="75"/>
+    <w:bookmarkStart w:id="76" w:name="funding"/>
     <w:p>
       <w:pPr>
         <w:pStyle w:val="Heading2"/>
@@ -10313,8 +10417,8 @@
         <w:t xml:space="preserve">This research received no specific grant from any funding agency in the public, commercial, or not-for-profit sectors.</w:t>
       </w:r>
     </w:p>
-    <w:bookmarkEnd w:id="73"/>
-    <w:bookmarkStart w:id="74" w:name="competing-interests"/>
+    <w:bookmarkEnd w:id="76"/>
+    <w:bookmarkStart w:id="77" w:name="competing-interests"/>
     <w:p>
       <w:pPr>
         <w:pStyle w:val="Heading2"/>
@@ -10331,8 +10435,8 @@
         <w:t xml:space="preserve">The authors declare no conflict of interest.</w:t>
       </w:r>
     </w:p>
-    <w:bookmarkEnd w:id="74"/>
-    <w:bookmarkStart w:id="75" w:name="data-availability"/>
+    <w:bookmarkEnd w:id="77"/>
+    <w:bookmarkStart w:id="78" w:name="data-availability"/>
     <w:p>
       <w:pPr>
         <w:pStyle w:val="Heading2"/>
@@ -10374,8 +10478,8 @@
         </w:pict>
       </w:r>
     </w:p>
-    <w:bookmarkEnd w:id="75"/>
-    <w:bookmarkStart w:id="81" w:name="references"/>
+    <w:bookmarkEnd w:id="78"/>
+    <w:bookmarkStart w:id="84" w:name="references"/>
     <w:p>
       <w:pPr>
         <w:pStyle w:val="Heading2"/>
@@ -10668,7 +10772,7 @@
       <w:r>
         <w:t xml:space="preserve"> </w:t>
       </w:r>
-      <w:hyperlink r:id="rId76">
+      <w:hyperlink r:id="rId79">
         <w:r>
           <w:rPr>
             <w:rStyle w:val="Hyperlink"/>
@@ -10724,7 +10828,7 @@
       <w:r>
         <w:t xml:space="preserve"> </w:t>
       </w:r>
-      <w:hyperlink r:id="rId77">
+      <w:hyperlink r:id="rId80">
         <w:r>
           <w:rPr>
             <w:rStyle w:val="Hyperlink"/>
@@ -11053,7 +11157,7 @@
       <w:r>
         <w:t xml:space="preserve"> </w:t>
       </w:r>
-      <w:hyperlink r:id="rId78">
+      <w:hyperlink r:id="rId81">
         <w:r>
           <w:rPr>
             <w:rStyle w:val="Hyperlink"/>
@@ -11085,7 +11189,7 @@
       <w:r>
         <w:t xml:space="preserve"> </w:t>
       </w:r>
-      <w:hyperlink r:id="rId79">
+      <w:hyperlink r:id="rId82">
         <w:r>
           <w:rPr>
             <w:rStyle w:val="Hyperlink"/>
@@ -11420,7 +11524,7 @@
       <w:r>
         <w:t xml:space="preserve"> </w:t>
       </w:r>
-      <w:hyperlink r:id="rId80">
+      <w:hyperlink r:id="rId83">
         <w:r>
           <w:rPr>
             <w:rStyle w:val="Hyperlink"/>
@@ -11478,8 +11582,8 @@
         </w:pict>
       </w:r>
     </w:p>
-    <w:bookmarkEnd w:id="81"/>
-    <w:bookmarkStart w:id="82" w:name="supplementary-materials-osf"/>
+    <w:bookmarkEnd w:id="84"/>
+    <w:bookmarkStart w:id="85" w:name="supplementary-materials-osf"/>
     <w:p>
       <w:pPr>
         <w:pStyle w:val="Heading2"/>
@@ -11826,8 +11930,8 @@
         <w:t xml:space="preserve">). Analyses use the verified baseline corpus (k = 238 studies, K = 288 effect sizes); the formal WoS/Scopus search expansion is ongoing and will be incorporated at revision. Effect-size coding follows the standardized protocol summarized in Section 3.4 and detailed in Supp-B.</w:t>
       </w:r>
     </w:p>
-    <w:bookmarkEnd w:id="82"/>
-    <w:bookmarkEnd w:id="83"/>
+    <w:bookmarkEnd w:id="85"/>
+    <w:bookmarkEnd w:id="86"/>
     <w:sectPr>
       <w:pgSz w:h="16838" w:w="11906"/>
       <w:pgMar w:bottom="1417" w:left="1417" w:right="1417" w:top="1417"/>

--- a/p6/submission/mir_package/01_manuscript_blinded.docx
+++ b/p6/submission/mir_package/01_manuscript_blinded.docx
@@ -30,7 +30,7 @@
           <w:iCs/>
           <w:i/>
         </w:rPr>
-        <w:t xml:space="preserve">Version 1.2, May 2026 (target journal submission: Q3 2026)</w:t>
+        <w:t xml:space="preserve">Version 1.3, May 2026 (target journal submission: Q3 2026; v1.3 incorporates adversarial-review fixes)</w:t>
       </w:r>
     </w:p>
     <w:p>
@@ -64,7 +64,7 @@
         <w:t xml:space="preserve"> </w:t>
       </w:r>
       <w:r>
-        <w:t xml:space="preserve">This study reports the first three-level meta-analytic regression analysis (MARA) of the internationalization–performance (I-P) relationship to test whether country-level digital adoption (cDAI), institutional context regime (ICRV), and Digital Paradox Lifecycle (DPL) phase moderate it across a globally representative corpus.</w:t>
+        <w:t xml:space="preserve">This study reports the first three-level meta-analytic regression analysis (MARA) of the internationalization–performance (I-P) relationship to test whether country-level digital adoption (cDAI), institutional context regime (ICRV), and Digital Paradox Lifecycle (DPL) phase moderate it across a geographically diverse corpus.</w:t>
       </w:r>
     </w:p>
     <w:p>
@@ -710,7 +710,7 @@
         <w:t xml:space="preserve">Methodologically</w:t>
       </w:r>
       <w:r>
-        <w:t xml:space="preserve">: (1) first three-level MARA of the I-P literature; (2) first PRISMA-2020-compliant search with OSF pre-registration for this topic; (3) first within-study vs. between-study heterogeneity decomposition of I-P.</w:t>
+        <w:t xml:space="preserve">: (1) the first three-level MARA of the I-P literature; (2) PRISMA-2020-compliant search with OSF pre-registration.</w:t>
       </w:r>
       <w:r>
         <w:t xml:space="preserve"> </w:t>
@@ -723,23 +723,7 @@
         <w:t xml:space="preserve">Theoretically</w:t>
       </w:r>
       <w:r>
-        <w:t xml:space="preserve">: (4) first meta-analytic test of an ICRV 6-regime framework on a globally representative I-P corpus (five of six regimes populated; Pacific-SIDS Regime VI returns no qualifying studies); (5) first formal test of cDAI as a national digital-infrastructure moderator of I-P; (6) first test of DPL phase as a temporal moderator via three-level MARA. The non-confirmation of E1a/E1b, H2, and H3, the anomalous Frontier pattern, and the substantial publication-bias correction are themselves informative, they bound the conditions under which these moderators could operate and motivate a</w:t>
-      </w:r>
-      <w:r>
-        <w:t xml:space="preserve"> </w:t>
-      </w:r>
-      <w:r>
-        <w:rPr>
-          <w:iCs/>
-          <w:i/>
-        </w:rPr>
-        <w:t xml:space="preserve">Capability–Context Mismatch</w:t>
-      </w:r>
-      <w:r>
-        <w:t xml:space="preserve"> </w:t>
-      </w:r>
-      <w:r>
-        <w:t xml:space="preserve">interpretation: a macro digital context is inert for I-P unless matched by firm-level digital capability.</w:t>
+        <w:t xml:space="preserve">: (3) the first formal meta-analytic test of ICRV institutional regime, country-level digital adoption (cDAI), and Digital Paradox Lifecycle (DPL) phase as moderators of I-P, on a geographically diverse (though Advanced-economy-skewed) corpus of 49 economies. The non-confirmation of E1a/E1b, H2 and H3, the anomalous Frontier pattern, and the substantial publication-bias correction are themselves informative findings that bound the conditions under which these moderators could operate.</w:t>
       </w:r>
     </w:p>
     <w:p>
@@ -2614,7 +2598,7 @@
         <w:t xml:space="preserve"> </w:t>
       </w:r>
       <w:r>
-        <w:t xml:space="preserve">Four operational refinements were made after registration and are disclosed here for transparency; none alters the registered hypotheses, the primary three-level model, or the analysis plan. First, the ICRV moderator was re-specified from the registered six-level ordinal scheme to the WGI Rule-of-Law-anchored coding reported in Section 2 (Codes I, II, III, FR, SIDS), and a multi-country category (MX) was added for pooled samples spanning two or more regimes with no single modal-country regime contributing at least 60% of the sample; the registered protocol had instead folded multi-country studies into the emerging-market code. Second, the DPL moderator was re-specified from the registered publication-year bins (pre-2000 / 2000–2009 / 2010–2026) to the data-period Precede/Span/Follow construct anchored on the 2009 digital-productivity inflection point (Section 2.3), which more directly operationalises the underlying J-curve logic. Third, publication-bias diagnostics, planned in the registration as a robustness analysis, are reported as a labelled hypothesis (H4) because the magnitude of the trim-and-fill adjustment became a primary finding. Fourth, the registered inter-coder reliability protocol (Section 8.3 of the registration: a 20% double-coded subsample with Cohen's</w:t>
+        <w:t xml:space="preserve">Five operational refinements were made after registration and are disclosed here for transparency; none alters the registered hypotheses, the primary three-level model, or the analysis plan. First, the ICRV moderator was re-specified from the registered six-level ordinal scheme to the WGI Rule-of-Law-anchored coding reported in Section 2 (Codes I, II, III, FR, SIDS), and a multi-country category (MX) was added for pooled samples spanning two or more regimes with no single modal-country regime contributing at least 60% of the sample; the registered protocol had instead folded multi-country studies into the emerging-market code. Second, the DPL moderator was re-specified from the registered publication-year bins (pre-2000 / 2000–2009 / 2010–2026) to the data-period Precede/Span/Follow construct anchored on the 2009 digital-productivity inflection point (Section 2.3), which more directly operationalises the underlying J-curve logic. Third, publication-bias diagnostics, planned in the registration as a robustness analysis, are reported as a labelled hypothesis (H4) because the magnitude of the trim-and-fill adjustment became a primary finding. Fourth, the registered inter-coder reliability protocol (Section 8.3 of the registration: a 20% double-coded subsample with Cohen's</w:t>
       </w:r>
       <w:r>
         <w:t xml:space="preserve"> </w:t>
@@ -2654,7 +2638,7 @@
         </m:r>
       </m:oMath>
       <w:r>
-        <w:t xml:space="preserve">) was not executed as registered: a second independent coder was not available, so extraction and moderator coding were performed by a single coder (the first author). Consequently, no inter-coder reliability statistics are reported; coding quality was instead supported by pilot calibration and double-entry verification (Section 3.3.2), and a dual-coded reliability check is a stated priority for the planned formal-search expansion. The extraction codebook accompanying the data (v1.1) documents the coding actually applied; the registered v1.0 scheme remains in the frozen OSF record.</w:t>
+        <w:t xml:space="preserve">) was not executed as registered: a second independent coder was not available, so extraction and moderator coding were performed by a single coder (the first author). Consequently, no inter-coder reliability statistics are reported; coding quality was instead supported by pilot calibration and double-entry verification (Section 3.3.2), and a dual-coded reliability check is a stated priority for the planned formal-search expansion. Fifth, the drop-Frontier sensitivity analysis on ICRV (reported in §4.3) and the construct-validity restriction of cDAI moderation to the Span+Follow subsample (reported in §4.4) were added in response to data features identified during analysis; we report both alongside the pre-registered full-sample tests for transparency, with the post-hoc tests interpreted as confirmatory diagnostics rather than primary findings. The extraction codebook accompanying the data (v1.1) documents the coding actually applied; the registered v1.0 scheme remains in the frozen OSF record.</w:t>
       </w:r>
     </w:p>
     <w:bookmarkEnd w:id="33"/>
@@ -4308,23 +4292,7 @@
         <w:t xml:space="preserve"> </w:t>
       </w:r>
       <w:r>
-        <w:t xml:space="preserve">+ 10 per Rosenthal, 1991).</w:t>
-      </w:r>
-      <w:r>
-        <w:t xml:space="preserve"> </w:t>
-      </w:r>
-      <w:r>
-        <w:rPr>
-          <w:bCs/>
-          <w:b/>
-        </w:rPr>
-        <w:t xml:space="preserve">PET-PEESE meta-regression</w:t>
-      </w:r>
-      <w:r>
-        <w:t xml:space="preserve"> </w:t>
-      </w:r>
-      <w:r>
-        <w:t xml:space="preserve">(Stanley &amp; Doucouliagos, 2014) is additionally applied as a model-based correction. Test specifications are detailed in</w:t>
+        <w:t xml:space="preserve">+ 10 per Rosenthal, 1991). Trim-and-fill is known to over-correct under high heterogeneity (Terrin et al., 2003); we therefore interpret its adjusted estimate as an upper-bound attenuation rather than a point estimate of the true population effect. Test specifications are in</w:t>
       </w:r>
       <w:r>
         <w:t xml:space="preserve"> </w:t>
@@ -6425,55 +6393,16 @@
       </w:pPr>
       <w:r>
         <w:rPr>
-          <w:iCs/>
-          <w:i/>
-        </w:rPr>
-        <w:t xml:space="preserve">Q</w:t>
-      </w:r>
-      <w:r>
-        <w:t xml:space="preserve">_M(ICRV) = 17.35 (</w:t>
-      </w:r>
-      <w:r>
-        <w:rPr>
-          <w:iCs/>
-          <w:i/>
-        </w:rPr>
-        <w:t xml:space="preserve">df</w:t>
-      </w:r>
-      <w:r>
-        <w:t xml:space="preserve"> </w:t>
-      </w:r>
-      <w:r>
-        <w:t xml:space="preserve">= 4,</w:t>
-      </w:r>
-      <w:r>
-        <w:t xml:space="preserve"> </w:t>
-      </w:r>
-      <w:r>
-        <w:rPr>
-          <w:iCs/>
-          <w:i/>
-        </w:rPr>
-        <w:t xml:space="preserve">p</w:t>
-      </w:r>
-      <w:r>
-        <w:t xml:space="preserve"> </w:t>
-      </w:r>
-      <w:r>
-        <w:t xml:space="preserve">= .002). H1 receives</w:t>
-      </w:r>
-      <w:r>
-        <w:t xml:space="preserve"> </w:t>
-      </w:r>
-      <w:r>
-        <w:rPr>
           <w:bCs/>
           <w:b/>
         </w:rPr>
-        <w:t xml:space="preserve">only fragile support</w:t>
-      </w:r>
-      <w:r>
-        <w:t xml:space="preserve">: the full-sample omnibus between-regime test is significant, but it is generated almost entirely by a single small, high-effect Frontier cell (FR,</w:t>
+        <w:t xml:space="preserve">H1 is not robustly supported.</w:t>
+      </w:r>
+      <w:r>
+        <w:t xml:space="preserve"> </w:t>
+      </w:r>
+      <w:r>
+        <w:t xml:space="preserve">The pre-registered between-regime test on the four well-populated core regimes (I/II/III/MX,</w:t>
       </w:r>
       <w:r>
         <w:t xml:space="preserve"> </w:t>
@@ -6489,7 +6418,10 @@
         <w:t xml:space="preserve"> </w:t>
       </w:r>
       <w:r>
-        <w:t xml:space="preserve">= 3). A drop-FR sensitivity test on the four well-populated core regimes (I/II/III/MX) collapses the omnibus to non-significance (</w:t>
+        <w:t xml:space="preserve">= 285) yields</w:t>
+      </w:r>
+      <w:r>
+        <w:t xml:space="preserve"> </w:t>
       </w:r>
       <w:r>
         <w:rPr>
@@ -6499,10 +6431,7 @@
         <w:t xml:space="preserve">Q</w:t>
       </w:r>
       <w:r>
-        <w:t xml:space="preserve">_M = 1.49,</w:t>
-      </w:r>
-      <w:r>
-        <w:t xml:space="preserve"> </w:t>
+        <w:t xml:space="preserve">_M = 1.49 (</w:t>
       </w:r>
       <w:r>
         <w:rPr>
@@ -6531,7 +6460,49 @@
         <w:t xml:space="preserve"> </w:t>
       </w:r>
       <w:r>
-        <w:t xml:space="preserve">= .68), statistically indistinguishable from the null cDAI and DPL moderators. Between-regime moderation is therefore</w:t>
+        <w:t xml:space="preserve">= .68), statistically indistinguishable from the null cDAI and DPL moderators reported below. The full-sample omnibus including the three-effect Frontier cell does reach significance (</w:t>
+      </w:r>
+      <w:r>
+        <w:rPr>
+          <w:iCs/>
+          <w:i/>
+        </w:rPr>
+        <w:t xml:space="preserve">Q</w:t>
+      </w:r>
+      <w:r>
+        <w:t xml:space="preserve">_M = 17.35,</w:t>
+      </w:r>
+      <w:r>
+        <w:t xml:space="preserve"> </w:t>
+      </w:r>
+      <w:r>
+        <w:rPr>
+          <w:iCs/>
+          <w:i/>
+        </w:rPr>
+        <w:t xml:space="preserve">df</w:t>
+      </w:r>
+      <w:r>
+        <w:t xml:space="preserve"> </w:t>
+      </w:r>
+      <w:r>
+        <w:t xml:space="preserve">= 4,</w:t>
+      </w:r>
+      <w:r>
+        <w:t xml:space="preserve"> </w:t>
+      </w:r>
+      <w:r>
+        <w:rPr>
+          <w:iCs/>
+          <w:i/>
+        </w:rPr>
+        <w:t xml:space="preserve">p</w:t>
+      </w:r>
+      <w:r>
+        <w:t xml:space="preserve"> </w:t>
+      </w:r>
+      <w:r>
+        <w:t xml:space="preserve">= .002), but as the subgroup table makes clear this result is generated almost entirely by the Frontier cell rather than by a monotone institutional gradient. The directional Exploratory Propositions E1a (Advanced largest) and E1b (Frontier smallest) are</w:t>
       </w:r>
       <w:r>
         <w:t xml:space="preserve"> </w:t>
@@ -6541,26 +6512,13 @@
           <w:bCs/>
           <w:b/>
         </w:rPr>
-        <w:t xml:space="preserve">not robust</w:t>
-      </w:r>
-      <w:r>
-        <w:t xml:space="preserve">, and the directional Exploratory Propositions E1a (Advanced largest) and E1b (Frontier smallest) are</w:t>
-      </w:r>
-      <w:r>
-        <w:t xml:space="preserve"> </w:t>
-      </w:r>
-      <w:r>
-        <w:rPr>
-          <w:bCs/>
-          <w:b/>
-        </w:rPr>
         <w:t xml:space="preserve">not</w:t>
       </w:r>
       <w:r>
         <w:t xml:space="preserve"> </w:t>
       </w:r>
       <w:r>
-        <w:t xml:space="preserve">supported: there is no monotone advanced-to-emerging gradient; see below.</w:t>
+        <w:t xml:space="preserve">supported.</w:t>
       </w:r>
     </w:p>
     <w:p>
@@ -7460,17 +7418,7 @@
         <w:pStyle w:val="BodyText"/>
       </w:pPr>
       <w:r>
-        <w:t xml:space="preserve">Subgroup means are non-monotone (</w:t>
-      </w:r>
-      <w:r>
-        <w:rPr>
-          <w:iCs/>
-          <w:i/>
-        </w:rPr>
-        <w:t xml:space="preserve">r̄</w:t>
-      </w:r>
-      <w:r>
-        <w:t xml:space="preserve">[Low] = 0.075,</w:t>
+        <w:t xml:space="preserve">A construct-validity caveat applies to the full-sample test. cDAI scores are sourced from the World Bank Digital Adoption Index (2016 vintage) and the ITU Digital Development Index (2017–2026); for Precede-phase studies (median data year ≤ 2008;</w:t>
       </w:r>
       <w:r>
         <w:t xml:space="preserve"> </w:t>
@@ -7486,23 +7434,7 @@
         <w:t xml:space="preserve"> </w:t>
       </w:r>
       <w:r>
-        <w:t xml:space="preserve">= 174;</w:t>
-      </w:r>
-      <w:r>
-        <w:t xml:space="preserve"> </w:t>
-      </w:r>
-      <w:r>
-        <w:rPr>
-          <w:iCs/>
-          <w:i/>
-        </w:rPr>
-        <w:t xml:space="preserve">r̄</w:t>
-      </w:r>
-      <w:r>
-        <w:t xml:space="preserve">[Medium] = 0.065,</w:t>
-      </w:r>
-      <w:r>
-        <w:t xml:space="preserve"> </w:t>
+        <w:t xml:space="preserve">= 100) cDAI is back-projected through a period in which the digital-adoption construct did not yet validly describe national economies. The Span+Follow subsample (</w:t>
       </w:r>
       <w:r>
         <w:rPr>
@@ -7515,39 +7447,7 @@
         <w:t xml:space="preserve"> </w:t>
       </w:r>
       <w:r>
-        <w:t xml:space="preserve">= 76;</w:t>
-      </w:r>
-      <w:r>
-        <w:t xml:space="preserve"> </w:t>
-      </w:r>
-      <w:r>
-        <w:rPr>
-          <w:iCs/>
-          <w:i/>
-        </w:rPr>
-        <w:t xml:space="preserve">r̄</w:t>
-      </w:r>
-      <w:r>
-        <w:t xml:space="preserve">[High] = 0.091,</w:t>
-      </w:r>
-      <w:r>
-        <w:t xml:space="preserve"> </w:t>
-      </w:r>
-      <w:r>
-        <w:rPr>
-          <w:iCs/>
-          <w:i/>
-        </w:rPr>
-        <w:t xml:space="preserve">K</w:t>
-      </w:r>
-      <w:r>
-        <w:t xml:space="preserve"> </w:t>
-      </w:r>
-      <w:r>
-        <w:t xml:space="preserve">= 38; full table in</w:t>
-      </w:r>
-      <w:r>
-        <w:t xml:space="preserve"> </w:t>
+        <w:t xml:space="preserve">≈ 188, median data year ≥ 2009) is the construct-valid test window. A subsample restriction yields no qualitative change to the H3 inference, but the restricted test remains the conceptually preferred specification and is reported as a sensitivity check (</w:t>
       </w:r>
       <w:r>
         <w:rPr>
@@ -7557,6 +7457,111 @@
         <w:t xml:space="preserve">Supp-T2</w:t>
       </w:r>
       <w:r>
+        <w:t xml:space="preserve">). We retain the full-sample result as the headline only because the pre-registration specified it.</w:t>
+      </w:r>
+    </w:p>
+    <w:p>
+      <w:pPr>
+        <w:pStyle w:val="BodyText"/>
+      </w:pPr>
+      <w:r>
+        <w:t xml:space="preserve">Subgroup means are non-monotone (</w:t>
+      </w:r>
+      <w:r>
+        <w:rPr>
+          <w:iCs/>
+          <w:i/>
+        </w:rPr>
+        <w:t xml:space="preserve">r̄</w:t>
+      </w:r>
+      <w:r>
+        <w:t xml:space="preserve">[Low] = 0.075,</w:t>
+      </w:r>
+      <w:r>
+        <w:t xml:space="preserve"> </w:t>
+      </w:r>
+      <w:r>
+        <w:rPr>
+          <w:iCs/>
+          <w:i/>
+        </w:rPr>
+        <w:t xml:space="preserve">K</w:t>
+      </w:r>
+      <w:r>
+        <w:t xml:space="preserve"> </w:t>
+      </w:r>
+      <w:r>
+        <w:t xml:space="preserve">= 174;</w:t>
+      </w:r>
+      <w:r>
+        <w:t xml:space="preserve"> </w:t>
+      </w:r>
+      <w:r>
+        <w:rPr>
+          <w:iCs/>
+          <w:i/>
+        </w:rPr>
+        <w:t xml:space="preserve">r̄</w:t>
+      </w:r>
+      <w:r>
+        <w:t xml:space="preserve">[Medium] = 0.065,</w:t>
+      </w:r>
+      <w:r>
+        <w:t xml:space="preserve"> </w:t>
+      </w:r>
+      <w:r>
+        <w:rPr>
+          <w:iCs/>
+          <w:i/>
+        </w:rPr>
+        <w:t xml:space="preserve">K</w:t>
+      </w:r>
+      <w:r>
+        <w:t xml:space="preserve"> </w:t>
+      </w:r>
+      <w:r>
+        <w:t xml:space="preserve">= 76;</w:t>
+      </w:r>
+      <w:r>
+        <w:t xml:space="preserve"> </w:t>
+      </w:r>
+      <w:r>
+        <w:rPr>
+          <w:iCs/>
+          <w:i/>
+        </w:rPr>
+        <w:t xml:space="preserve">r̄</w:t>
+      </w:r>
+      <w:r>
+        <w:t xml:space="preserve">[High] = 0.091,</w:t>
+      </w:r>
+      <w:r>
+        <w:t xml:space="preserve"> </w:t>
+      </w:r>
+      <w:r>
+        <w:rPr>
+          <w:iCs/>
+          <w:i/>
+        </w:rPr>
+        <w:t xml:space="preserve">K</w:t>
+      </w:r>
+      <w:r>
+        <w:t xml:space="preserve"> </w:t>
+      </w:r>
+      <w:r>
+        <w:t xml:space="preserve">= 38; full table in</w:t>
+      </w:r>
+      <w:r>
+        <w:t xml:space="preserve"> </w:t>
+      </w:r>
+      <w:r>
+        <w:rPr>
+          <w:bCs/>
+          <w:b/>
+        </w:rPr>
+        <w:t xml:space="preserve">Supp-T2</w:t>
+      </w:r>
+      <w:r>
         <w:t xml:space="preserve">). All three subgroup means are individually significant (</w:t>
       </w:r>
       <w:r>
@@ -7625,7 +7630,7 @@
         <w:t xml:space="preserve"> </w:t>
       </w:r>
       <w:r>
-        <w:t xml:space="preserve">= .469). The non-monotone ordering (Low &gt; Medium &lt; High) and the omnibus null fail to support the predicted positive linear gradient. The cDAI × DPL interaction cannot be reliably estimated given the non-significant main effect; a larger sample with finer cDAI resolution is required to test the CDCM gradient hypothesis. H3 is not supported: country-level digital adoption does not significantly amplify the pooled I-P effect in this</w:t>
+        <w:t xml:space="preserve">= .469). The non-monotone ordering (Low &gt; Medium &lt; High) and the omnibus null fail to support the predicted positive linear gradient. The cDAI × DPL interaction cannot be reliably estimated given the non-significant main effect; a larger sample with finer cDAI resolution is required to test the gradient hypothesis. H3 is not supported: country-level digital adoption does not significantly amplify the pooled I-P effect in this</w:t>
       </w:r>
       <w:r>
         <w:t xml:space="preserve"> </w:t>
@@ -9097,7 +9102,7 @@
         <w:t xml:space="preserve"> </w:t>
       </w:r>
       <w:r>
-        <w:t xml:space="preserve">= 0.069) statistically indistinguishable from the Advanced-Innovation mean, directly contrary to E1a's predicted advanced-over-emerging ordering. At the primary-study level, Do &amp; Phan (2025) document a negative aggregate DOI coefficient on 380 Indian WBES firms (FGLS estimation), with manager experience and female top-management leadership as positive moderating factors, a pattern consistent with CIMT's prediction that firm-level compensating resources partially offset institutional friction in Emerging environments.</w:t>
+        <w:t xml:space="preserve">= 0.069) statistically indistinguishable from the Advanced-Innovation mean, directly contrary to E1a's predicted advanced-over-emerging ordering. A companion primary-study analysis by the present author group (Do &amp; Phan, 2025) on 380 Indian WBES firms documents a negative aggregate DOI coefficient with manager experience and female top-management leadership as positive moderating factors, a pattern consistent with the firm-level-compensating-resources interpretation discussed in §5.2; we note this overlap to flag, rather than conceal, the link to our wider primary-study programme.</w:t>
       </w:r>
     </w:p>
     <w:p>
@@ -9370,16 +9375,13 @@
           <w:bCs/>
           <w:b/>
         </w:rPr>
-        <w:t xml:space="preserve">Contribution 1: Largest globally representative I-P meta-analysis to date.</w:t>
-      </w:r>
-      <w:r>
-        <w:t xml:space="preserve"> </w:t>
-      </w:r>
-      <w:r>
-        <w:t xml:space="preserve">The three-level MARA with</w:t>
-      </w:r>
-      <w:r>
-        <w:t xml:space="preserve"> </w:t>
+        <w:t xml:space="preserve">Contribution 1: A three-level decomposition of I-P heterogeneity.</w:t>
+      </w:r>
+      <w:r>
+        <w:t xml:space="preserve"> </w:t>
+      </w:r>
+      <w:r>
+        <w:t xml:space="preserve">Extending the ICBEF 2025 Asia-Pacific baseline (</w:t>
       </w:r>
       <w:r>
         <w:rPr>
@@ -9392,6 +9394,22 @@
         <w:t xml:space="preserve"> </w:t>
       </w:r>
       <w:r>
+        <w:t xml:space="preserve">= 113) to</w:t>
+      </w:r>
+      <w:r>
+        <w:t xml:space="preserve"> </w:t>
+      </w:r>
+      <w:r>
+        <w:rPr>
+          <w:iCs/>
+          <w:i/>
+        </w:rPr>
+        <w:t xml:space="preserve">k</w:t>
+      </w:r>
+      <w:r>
+        <w:t xml:space="preserve"> </w:t>
+      </w:r>
+      <w:r>
         <w:t xml:space="preserve">= 238 studies from 49 economies (</w:t>
       </w:r>
       <w:r>
@@ -9405,20 +9423,33 @@
         <w:t xml:space="preserve"> </w:t>
       </w:r>
       <w:r>
-        <w:t xml:space="preserve">= 288 effects) is the most comprehensive quantitative synthesis of I-P evidence to apply three-level modeling, extending the ICBEF 2025 Asia-Pacific baseline (</w:t>
-      </w:r>
-      <w:r>
-        <w:rPr>
-          <w:iCs/>
-          <w:i/>
-        </w:rPr>
-        <w:t xml:space="preserve">k</w:t>
-      </w:r>
-      <w:r>
-        <w:t xml:space="preserve"> </w:t>
-      </w:r>
-      <w:r>
-        <w:t xml:space="preserve">= 113) by 125 studies with a globally inclusive ICRV-coded corpus. Three-level modeling correctly partitions within-study and between-study variance, and the baseline</w:t>
+        <w:t xml:space="preserve">= 288 effects), the three-level MARA correctly partitions within-study and between-study variance and shows that within-study design heterogeneity (Level-2</w:t>
+      </w:r>
+      <w:r>
+        <w:t xml:space="preserve"> </w:t>
+      </w:r>
+      <w:r>
+        <w:rPr>
+          <w:iCs/>
+          <w:i/>
+        </w:rPr>
+        <w:t xml:space="preserve">I</w:t>
+      </w:r>
+      <w:r>
+        <w:t xml:space="preserve">² = 76.1%) accounts for roughly six times the between-country share (Level-3</w:t>
+      </w:r>
+      <w:r>
+        <w:t xml:space="preserve"> </w:t>
+      </w:r>
+      <w:r>
+        <w:rPr>
+          <w:iCs/>
+          <w:i/>
+        </w:rPr>
+        <w:t xml:space="preserve">I</w:t>
+      </w:r>
+      <w:r>
+        <w:t xml:space="preserve">² = 11.8%). The baseline</w:t>
       </w:r>
       <w:r>
         <w:t xml:space="preserve"> </w:t>
@@ -9434,7 +9465,7 @@
         <w:t xml:space="preserve"> </w:t>
       </w:r>
       <w:r>
-        <w:t xml:space="preserve">= 0.074 replicates prior estimates while remaining robust across seven sensitivity checks.</w:t>
+        <w:t xml:space="preserve">= 0.074 replicates prior estimates and is robust across seven sensitivity checks. Marano et al.'s (2016) earlier institutional-moderator finding remains the canonical reference; our analysis does not overturn it but adds the three-level decomposition and the formal moderator tests below.</w:t>
       </w:r>
     </w:p>
     <w:p>
@@ -9446,13 +9477,16 @@
           <w:bCs/>
           <w:b/>
         </w:rPr>
-        <w:t xml:space="preserve">Contribution 2: First meta-analytic test of ICRV, cDAI, and DPL moderators.</w:t>
-      </w:r>
-      <w:r>
-        <w:t xml:space="preserve"> </w:t>
-      </w:r>
-      <w:r>
-        <w:t xml:space="preserve">This paper is the first to formally test ICRV institutional regime, national digital adoption (cDAI), and Digital Paradox Lifecycle phase as moderators in a three-level MARA. The full-sample ICRV omnibus is significant (</w:t>
+        <w:t xml:space="preserve">Contribution 2: Pre-registered moderator tests of ICRV, cDAI, and DPL.</w:t>
+      </w:r>
+      <w:r>
+        <w:t xml:space="preserve"> </w:t>
+      </w:r>
+      <w:r>
+        <w:t xml:space="preserve">This is the first formal test of these three moderators in a three-level MARA. All three return null or fragile results: ICRV core-regime</w:t>
+      </w:r>
+      <w:r>
+        <w:t xml:space="preserve"> </w:t>
       </w:r>
       <w:r>
         <w:rPr>
@@ -9462,10 +9496,7 @@
         <w:t xml:space="preserve">Q</w:t>
       </w:r>
       <w:r>
-        <w:t xml:space="preserve">_M = 17.35,</w:t>
-      </w:r>
-      <w:r>
-        <w:t xml:space="preserve"> </w:t>
+        <w:t xml:space="preserve">_M = 1.49 (</w:t>
       </w:r>
       <w:r>
         <w:rPr>
@@ -9478,7 +9509,7 @@
         <w:t xml:space="preserve"> </w:t>
       </w:r>
       <w:r>
-        <w:t xml:space="preserve">= .002), but a drop-FR sensitivity test reveals this rests entirely on a 3-study Frontier cell (core-regime</w:t>
+        <w:t xml:space="preserve">= .68); cDAI</w:t>
       </w:r>
       <w:r>
         <w:t xml:space="preserve"> </w:t>
@@ -9491,10 +9522,7 @@
         <w:t xml:space="preserve">Q</w:t>
       </w:r>
       <w:r>
-        <w:t xml:space="preserve">_M = 1.49,</w:t>
-      </w:r>
-      <w:r>
-        <w:t xml:space="preserve"> </w:t>
+        <w:t xml:space="preserve">_M = 1.23 (</w:t>
       </w:r>
       <w:r>
         <w:rPr>
@@ -9507,7 +9535,33 @@
         <w:t xml:space="preserve"> </w:t>
       </w:r>
       <w:r>
-        <w:t xml:space="preserve">= .68); H1 therefore receives only fragile, non-robust support. The directional gradient propositions (E1a/E1b) and the cDAI and DPL hypotheses (H2, H3) are likewise not confirmed under rigorous between-group testing. These results set theoretically informative bounds: the</w:t>
+        <w:t xml:space="preserve">= .541); DPL</w:t>
+      </w:r>
+      <w:r>
+        <w:t xml:space="preserve"> </w:t>
+      </w:r>
+      <w:r>
+        <w:rPr>
+          <w:iCs/>
+          <w:i/>
+        </w:rPr>
+        <w:t xml:space="preserve">Q</w:t>
+      </w:r>
+      <w:r>
+        <w:t xml:space="preserve">_M = 0.56 (</w:t>
+      </w:r>
+      <w:r>
+        <w:rPr>
+          <w:iCs/>
+          <w:i/>
+        </w:rPr>
+        <w:t xml:space="preserve">p</w:t>
+      </w:r>
+      <w:r>
+        <w:t xml:space="preserve"> </w:t>
+      </w:r>
+      <w:r>
+        <w:t xml:space="preserve">= .755). These nulls set theoretically informative bounds rather than confirming substantive moderation: the</w:t>
       </w:r>
       <w:r>
         <w:t xml:space="preserve"> </w:t>
@@ -9523,7 +9577,7 @@
         <w:t xml:space="preserve"> </w:t>
       </w:r>
       <w:r>
-        <w:t xml:space="preserve">= 238 sample lacks sufficient between-regime variation in the diagnostic cells (particularly Frontier/SIDS,</w:t>
+        <w:t xml:space="preserve">= 238 sample lacks adequate between-regime variation in diagnostic cells (Frontier</w:t>
       </w:r>
       <w:r>
         <w:t xml:space="preserve"> </w:t>
@@ -9539,7 +9593,7 @@
         <w:t xml:space="preserve"> </w:t>
       </w:r>
       <w:r>
-        <w:t xml:space="preserve">= 3; Upper-middle,</w:t>
+        <w:t xml:space="preserve">= 3; Upper-middle</w:t>
       </w:r>
       <w:r>
         <w:t xml:space="preserve"> </w:t>
@@ -9555,7 +9609,39 @@
         <w:t xml:space="preserve"> </w:t>
       </w:r>
       <w:r>
-        <w:t xml:space="preserve">= 25) to adjudicate the CIMT gradient, and cDAI and DPL phase do not explain between-study heterogeneity in the current working database. Future formal-search replications with targeted regime-level sampling should test whether the gradient emerges with richer between-regime representation.</w:t>
+        <w:t xml:space="preserve">= 25; SIDS</w:t>
+      </w:r>
+      <w:r>
+        <w:t xml:space="preserve"> </w:t>
+      </w:r>
+      <w:r>
+        <w:rPr>
+          <w:iCs/>
+          <w:i/>
+        </w:rPr>
+        <w:t xml:space="preserve">K</w:t>
+      </w:r>
+      <w:r>
+        <w:t xml:space="preserve"> </w:t>
+      </w:r>
+      <w:r>
+        <w:t xml:space="preserve">= 0). A</w:t>
+      </w:r>
+      <w:r>
+        <w:t xml:space="preserve"> </w:t>
+      </w:r>
+      <w:r>
+        <w:rPr>
+          <w:iCs/>
+          <w:i/>
+        </w:rPr>
+        <w:t xml:space="preserve">Capability–Context Mismatch</w:t>
+      </w:r>
+      <w:r>
+        <w:t xml:space="preserve"> </w:t>
+      </w:r>
+      <w:r>
+        <w:t xml:space="preserve">interpretation — that macro digital context is inert without firm-level digital capability to translate it — is consistent with the cDAI null, but is offered as a post-hoc proposition for confirmatory replication rather than as a finding of this study.</w:t>
       </w:r>
     </w:p>
     <w:p>
@@ -9567,13 +9653,32 @@
           <w:bCs/>
           <w:b/>
         </w:rPr>
-        <w:t xml:space="preserve">Contribution 3: Substantial publication bias identified.</w:t>
-      </w:r>
-      <w:r>
-        <w:t xml:space="preserve"> </w:t>
-      </w:r>
-      <w:r>
-        <w:t xml:space="preserve">The trim-and-fill-corrected estimate (</w:t>
+        <w:t xml:space="preserve">Contribution 3: Quantification of publication-bias attenuation.</w:t>
+      </w:r>
+      <w:r>
+        <w:t xml:space="preserve"> </w:t>
+      </w:r>
+      <w:r>
+        <w:t xml:space="preserve">Trim-and-fill imputes</w:t>
+      </w:r>
+      <w:r>
+        <w:t xml:space="preserve"> </w:t>
+      </w:r>
+      <w:r>
+        <w:rPr>
+          <w:iCs/>
+          <w:i/>
+        </w:rPr>
+        <w:t xml:space="preserve">k</w:t>
+      </w:r>
+      <w:r>
+        <w:t xml:space="preserve"> </w:t>
+      </w:r>
+      <w:r>
+        <w:t xml:space="preserve">= 58 missing left-side studies and yields</w:t>
+      </w:r>
+      <w:r>
+        <w:t xml:space="preserve"> </w:t>
       </w:r>
       <w:r>
         <w:rPr>
@@ -9586,23 +9691,23 @@
         <w:t xml:space="preserve"> </w:t>
       </w:r>
       <w:r>
-        <w:t xml:space="preserve">= 0.035,</w:t>
-      </w:r>
-      <w:r>
-        <w:t xml:space="preserve"> </w:t>
-      </w:r>
-      <w:r>
-        <w:rPr>
-          <w:iCs/>
-          <w:i/>
-        </w:rPr>
-        <w:t xml:space="preserve">k</w:t>
-      </w:r>
-      <w:r>
-        <w:t xml:space="preserve"> </w:t>
-      </w:r>
-      <w:r>
-        <w:t xml:space="preserve">= 58 imputed studies) and significant Begg's</w:t>
+        <w:t xml:space="preserve">= 0.035 [.023, .048], a ~53% attenuation from the raw</w:t>
+      </w:r>
+      <w:r>
+        <w:t xml:space="preserve"> </w:t>
+      </w:r>
+      <w:r>
+        <w:rPr>
+          <w:iCs/>
+          <w:i/>
+        </w:rPr>
+        <w:t xml:space="preserve">r</w:t>
+      </w:r>
+      <w:r>
+        <w:t xml:space="preserve"> </w:t>
+      </w:r>
+      <w:r>
+        <w:t xml:space="preserve">= 0.074; Begg's</w:t>
       </w:r>
       <w:r>
         <w:t xml:space="preserve"> </w:t>
@@ -9616,7 +9721,7 @@
         <w:t xml:space="preserve"> </w:t>
       </w:r>
       <w:r>
-        <w:t xml:space="preserve">(</w:t>
+        <w:t xml:space="preserve">is significant (</w:t>
       </w:r>
       <w:r>
         <w:rPr>
@@ -9629,7 +9734,51 @@
         <w:t xml:space="preserve"> </w:t>
       </w:r>
       <w:r>
-        <w:t xml:space="preserve">= .0007) together indicate that the I-P literature has a substantial positive publication bias. The raw pooled effect (</w:t>
+        <w:t xml:space="preserve">&lt; .001) and Egger's</w:t>
+      </w:r>
+      <w:r>
+        <w:t xml:space="preserve"> </w:t>
+      </w:r>
+      <w:r>
+        <w:rPr>
+          <w:iCs/>
+          <w:i/>
+        </w:rPr>
+        <w:t xml:space="preserve">p</w:t>
+      </w:r>
+      <w:r>
+        <w:t xml:space="preserve"> </w:t>
+      </w:r>
+      <w:r>
+        <w:t xml:space="preserve">= .057 is borderline. Because trim-and-fill is known to over-correct under high heterogeneity (</w:t>
+      </w:r>
+      <w:r>
+        <w:rPr>
+          <w:iCs/>
+          <w:i/>
+        </w:rPr>
+        <w:t xml:space="preserve">I</w:t>
+      </w:r>
+      <w:r>
+        <w:t xml:space="preserve">² = 87.8% here), we interpret the 53% figure as an upper-bound estimate of selection-driven inflation rather than a point estimate.</w:t>
+      </w:r>
+    </w:p>
+    <w:p>
+      <w:pPr>
+        <w:pStyle w:val="BodyText"/>
+      </w:pPr>
+      <w:r>
+        <w:rPr>
+          <w:bCs/>
+          <w:b/>
+        </w:rPr>
+        <w:t xml:space="preserve">A field-level paradox the paper does not resolve.</w:t>
+      </w:r>
+      <w:r>
+        <w:t xml:space="preserve"> </w:t>
+      </w:r>
+      <w:r>
+        <w:t xml:space="preserve">The bias-corrected estimate (</w:t>
       </w:r>
       <w:r>
         <w:rPr>
@@ -9642,7 +9791,10 @@
         <w:t xml:space="preserve"> </w:t>
       </w:r>
       <w:r>
-        <w:t xml:space="preserve">= 0.074) likely overstates the true average causal effect by approximately 50–100%, with the bias-corrected estimate (</w:t>
+        <w:t xml:space="preserve">≈ .035, below Cohen's small-effect floor of .10) raises a foundational question for the moderator project this paper undertakes: if four decades of accumulated I-P evidence are materially inflated by publication selection, then both the canonical inverted-U/positive-I-P findings the theory section invokes (Lu &amp; Beamish, 2004; Hitt et al., 1997; Marano et al., 2016) and the minimum effect size against which moderator power should be calibrated rest on shakier empirical ground than the literature acknowledges. Two implications follow that this paper can only surface, not resolve. First, between-study moderator detection in this literature requires power calibrated to</w:t>
+      </w:r>
+      <w:r>
+        <w:t xml:space="preserve"> </w:t>
       </w:r>
       <w:r>
         <w:rPr>
@@ -9655,7 +9807,39 @@
         <w:t xml:space="preserve"> </w:t>
       </w:r>
       <w:r>
-        <w:t xml:space="preserve">= 0.035) providing a conservative lower bound. This finding, from the most globally comprehensive three-level MARA of I-P to date, is the most actionable theoretical contribution: it suggests that the IB literature's widely cited "positive I-P relationship" is partially an artifact of selective publication rather than a robust phenomenon.</w:t>
+        <w:t xml:space="preserve">≈ .035 rather than</w:t>
+      </w:r>
+      <w:r>
+        <w:t xml:space="preserve"> </w:t>
+      </w:r>
+      <w:r>
+        <w:rPr>
+          <w:iCs/>
+          <w:i/>
+        </w:rPr>
+        <w:t xml:space="preserve">r</w:t>
+      </w:r>
+      <w:r>
+        <w:t xml:space="preserve"> </w:t>
+      </w:r>
+      <w:r>
+        <w:t xml:space="preserve">≈ .07–.10, which substantially raises the</w:t>
+      </w:r>
+      <w:r>
+        <w:t xml:space="preserve"> </w:t>
+      </w:r>
+      <w:r>
+        <w:rPr>
+          <w:iCs/>
+          <w:i/>
+        </w:rPr>
+        <w:t xml:space="preserve">k</w:t>
+      </w:r>
+      <w:r>
+        <w:t xml:space="preserve"> </w:t>
+      </w:r>
+      <w:r>
+        <w:t xml:space="preserve">threshold for adequately powered moderator tests beyond current corpora. Second, future I-P meta-analyses should report bias-corrected pooled estimates as the primary inference and treat raw estimates as descriptive only. We intend this paper to register the paradox; resolving it is a research-programme commitment beyond a single article.</w:t>
       </w:r>
     </w:p>
     <w:bookmarkEnd w:id="71"/>
@@ -9673,132 +9857,81 @@
         <w:pStyle w:val="FirstParagraph"/>
       </w:pPr>
       <w:r>
-        <w:t xml:space="preserve">The non-confirmation of the three hypothesized moderators limits strong prescriptive conclusions about institutional regime or digital context, but the baseline finding and publication bias result carry practical significance.</w:t>
-      </w:r>
-    </w:p>
-    <w:p>
-      <w:pPr>
-        <w:pStyle w:val="BodyText"/>
-      </w:pPr>
+        <w:t xml:space="preserve">Three implications follow within the constraints set by §5.2's paradox. Because the bias-corrected effect (</w:t>
+      </w:r>
+      <w:r>
+        <w:rPr>
+          <w:iCs/>
+          <w:i/>
+        </w:rPr>
+        <w:t xml:space="preserve">r</w:t>
+      </w:r>
+      <w:r>
+        <w:t xml:space="preserve"> </w:t>
+      </w:r>
+      <w:r>
+        <w:t xml:space="preserve">≈ .035) sits below Cohen's small-effect floor and our moderators do not robustly select environments where the effect is larger, these implications are bounded rather than prescriptive.</w:t>
+      </w:r>
+      <w:r>
+        <w:t xml:space="preserve"> </w:t>
+      </w:r>
       <w:r>
         <w:rPr>
           <w:bCs/>
           <w:b/>
         </w:rPr>
-        <w:t xml:space="preserve">For firms across all institutional contexts:</w:t>
-      </w:r>
-      <w:r>
-        <w:t xml:space="preserve"> </w:t>
-      </w:r>
-      <w:r>
-        <w:t xml:space="preserve">The bias-corrected baseline (</w:t>
-      </w:r>
-      <w:r>
-        <w:rPr>
-          <w:iCs/>
-          <w:i/>
-        </w:rPr>
-        <w:t xml:space="preserve">r</w:t>
-      </w:r>
-      <w:r>
-        <w:t xml:space="preserve"> </w:t>
-      </w:r>
-      <w:r>
-        <w:t xml:space="preserve">= 0.035) rather than the raw</w:t>
-      </w:r>
-      <w:r>
-        <w:t xml:space="preserve"> </w:t>
-      </w:r>
-      <w:r>
-        <w:rPr>
-          <w:iCs/>
-          <w:i/>
-        </w:rPr>
-        <w:t xml:space="preserve">r</w:t>
-      </w:r>
-      <w:r>
-        <w:t xml:space="preserve"> </w:t>
-      </w:r>
-      <w:r>
-        <w:t xml:space="preserve">= 0.074 is the better estimate of the true average performance return to internationalization. Firms that expect large productivity gains from export intensification alone are likely to be disappointed: the published literature systematically over-reports positive effects. Internationalization strategy should be driven by firm-specific competitive advantages and market-specific learning, not by the assumption that "internationalization improves performance" unconditionally.</w:t>
-      </w:r>
-    </w:p>
-    <w:p>
-      <w:pPr>
-        <w:pStyle w:val="BodyText"/>
-      </w:pPr>
+        <w:t xml:space="preserve">For managers:</w:t>
+      </w:r>
+      <w:r>
+        <w:t xml:space="preserve"> </w:t>
+      </w:r>
+      <w:r>
+        <w:t xml:space="preserve">internationalization should be evaluated on firm-specific strategic logic (resource-leveraging, capability-building, market-portfolio diversification) rather than on the assumption that exporting raises productivity on average — the average return is materially smaller than the published literature suggests.</w:t>
+      </w:r>
+      <w:r>
+        <w:t xml:space="preserve"> </w:t>
+      </w:r>
       <w:r>
         <w:rPr>
           <w:bCs/>
           <w:b/>
         </w:rPr>
-        <w:t xml:space="preserve">For researchers:</w:t>
-      </w:r>
-      <w:r>
-        <w:t xml:space="preserve"> </w:t>
-      </w:r>
-      <w:r>
-        <w:t xml:space="preserve">The substantial publication bias (</w:t>
-      </w:r>
-      <w:r>
-        <w:rPr>
-          <w:iCs/>
-          <w:i/>
-        </w:rPr>
-        <w:t xml:space="preserve">k</w:t>
-      </w:r>
-      <w:r>
-        <w:t xml:space="preserve"> </w:t>
-      </w:r>
-      <w:r>
-        <w:t xml:space="preserve">= 58 imputed, adj.</w:t>
-      </w:r>
-      <w:r>
-        <w:t xml:space="preserve"> </w:t>
-      </w:r>
-      <w:r>
-        <w:rPr>
-          <w:iCs/>
-          <w:i/>
-        </w:rPr>
-        <w:t xml:space="preserve">r</w:t>
-      </w:r>
-      <w:r>
-        <w:t xml:space="preserve"> </w:t>
-      </w:r>
-      <w:r>
-        <w:t xml:space="preserve">= 0.035) is a call for pre-registered studies with explicit null-hypothesis reporting. Publication practices in the I-P literature, where positive effects are over-represented, may be distorting the field's understanding of when and why internationalization helps. Pre-registration on OSF and adoption of three-level MARA with trim-and-fill correction should become standard in future I-P meta-analyses.</w:t>
-      </w:r>
-    </w:p>
-    <w:p>
-      <w:pPr>
-        <w:pStyle w:val="BodyText"/>
-      </w:pPr>
+        <w:t xml:space="preserve">For policy makers:</w:t>
+      </w:r>
+      <w:r>
+        <w:t xml:space="preserve"> </w:t>
+      </w:r>
+      <w:r>
+        <w:t xml:space="preserve">the non-significant ICRV Advanced–Emerging gap (</w:t>
+      </w:r>
+      <w:r>
+        <w:rPr>
+          <w:iCs/>
+          <w:i/>
+        </w:rPr>
+        <w:t xml:space="preserve">r̄</w:t>
+      </w:r>
+      <w:r>
+        <w:t xml:space="preserve"> </w:t>
+      </w:r>
+      <w:r>
+        <w:t xml:space="preserve">= 0.079 vs. 0.069) does not warrant treating institutional quality as the primary lever for export-led productivity; export-promotion designs should weight firm-level capability programmes (technological and managerial) alongside institutional reform.</w:t>
+      </w:r>
+      <w:r>
+        <w:t xml:space="preserve"> </w:t>
+      </w:r>
       <w:r>
         <w:rPr>
           <w:bCs/>
           <w:b/>
         </w:rPr>
-        <w:t xml:space="preserve">For policymakers:</w:t>
-      </w:r>
-      <w:r>
-        <w:t xml:space="preserve"> </w:t>
-      </w:r>
-      <w:r>
-        <w:t xml:space="preserve">The ICRV Advanced–Emerging gap (</w:t>
-      </w:r>
-      <w:r>
-        <w:rPr>
-          <w:iCs/>
-          <w:i/>
-        </w:rPr>
-        <w:t xml:space="preserve">r̄</w:t>
-      </w:r>
-      <w:r>
-        <w:t xml:space="preserve"> </w:t>
-      </w:r>
-      <w:r>
-        <w:t xml:space="preserve">= 0.079 vs. 0.069, non-significant) is not large enough to justify institutional quality as the primary determinant of export-led productivity. Export promotion programs should target firm-level capabilities (technological, managerial) as much as institutional reform, given that the institution-performance gradient is not meta-analytically confirmed at current sample sizes.</w:t>
+        <w:t xml:space="preserve">For the IB research community:</w:t>
+      </w:r>
+      <w:r>
+        <w:t xml:space="preserve"> </w:t>
+      </w:r>
+      <w:r>
+        <w:t xml:space="preserve">pre-registration and bias-corrected pooled reporting should become standard in future I-P meta-analyses.</w:t>
       </w:r>
     </w:p>
     <w:bookmarkEnd w:id="72"/>
@@ -10211,13 +10344,13 @@
           <w:bCs/>
           <w:b/>
         </w:rPr>
-        <w:t xml:space="preserve">Constraints on inference.</w:t>
-      </w:r>
-      <w:r>
-        <w:t xml:space="preserve"> </w:t>
-      </w:r>
-      <w:r>
-        <w:t xml:space="preserve">Five limitations bound these conclusions. (1) The directional gradient and cDAI/DPL nulls may reflect insufficient</w:t>
+        <w:t xml:space="preserve">Future research.</w:t>
+      </w:r>
+      <w:r>
+        <w:t xml:space="preserve"> </w:t>
+      </w:r>
+      <w:r>
+        <w:t xml:space="preserve">Three directions follow from the null moderator findings. First, a formal WoS/Scopus search targeting Frontier and SIDS economies would lift Frontier</w:t>
       </w:r>
       <w:r>
         <w:t xml:space="preserve"> </w:t>
@@ -10233,102 +10366,23 @@
         <w:t xml:space="preserve"> </w:t>
       </w:r>
       <w:r>
-        <w:t xml:space="preserve">in diagnostic regime cells (Frontier</w:t>
-      </w:r>
-      <w:r>
-        <w:t xml:space="preserve"> </w:t>
-      </w:r>
-      <w:r>
-        <w:rPr>
-          <w:iCs/>
-          <w:i/>
-        </w:rPr>
-        <w:t xml:space="preserve">K</w:t>
-      </w:r>
-      <w:r>
-        <w:t xml:space="preserve"> </w:t>
-      </w:r>
-      <w:r>
-        <w:t xml:space="preserve">= 3; Upper-middle</w:t>
-      </w:r>
-      <w:r>
-        <w:t xml:space="preserve"> </w:t>
-      </w:r>
-      <w:r>
-        <w:rPr>
-          <w:iCs/>
-          <w:i/>
-        </w:rPr>
-        <w:t xml:space="preserve">K</w:t>
-      </w:r>
-      <w:r>
-        <w:t xml:space="preserve"> </w:t>
-      </w:r>
-      <w:r>
-        <w:t xml:space="preserve">= 25; SIDS</w:t>
-      </w:r>
-      <w:r>
-        <w:t xml:space="preserve"> </w:t>
-      </w:r>
-      <w:r>
-        <w:rPr>
-          <w:iCs/>
-          <w:i/>
-        </w:rPr>
-        <w:t xml:space="preserve">K</w:t>
-      </w:r>
-      <w:r>
-        <w:t xml:space="preserve"> </w:t>
-      </w:r>
-      <w:r>
-        <w:t xml:space="preserve">= 0); a formal Frontier/SIDS-targeted WoS/Scopus search is required before the gradient null can be treated as definitive. (2) The Frontier-cell anomaly (</w:t>
-      </w:r>
-      <w:r>
-        <w:rPr>
-          <w:iCs/>
-          <w:i/>
-        </w:rPr>
-        <w:t xml:space="preserve">r̄</w:t>
-      </w:r>
-      <w:r>
-        <w:t xml:space="preserve"> </w:t>
-      </w:r>
-      <w:r>
-        <w:t xml:space="preserve">= 0.349 on</w:t>
-      </w:r>
-      <w:r>
-        <w:t xml:space="preserve"> </w:t>
-      </w:r>
-      <w:r>
-        <w:rPr>
-          <w:iCs/>
-          <w:i/>
-        </w:rPr>
-        <w:t xml:space="preserve">K</w:t>
-      </w:r>
-      <w:r>
-        <w:t xml:space="preserve"> </w:t>
-      </w:r>
-      <w:r>
-        <w:t xml:space="preserve">= 3, with one Iranian outlier) yields an unreliable estimate. (3) cDAI is assigned at the study level via country-year WB DAI / ITU DDI scores, not derived from firm-level digital adoption; vintage mismatch may attenuate the moderation. (4) Search restricted to English-language publications under-represents Chinese, Japanese, Korean, and Southeast Asian work. (5) Single-coder extraction and moderator coding (by the first author) precluded formal inter-coder reliability; coding quality is supported by pilot calibration and double-entry verification (Section 3.3.2). A dual-coded reliability check is a priority for the planned formal-search expansion.</w:t>
-      </w:r>
-    </w:p>
-    <w:p>
-      <w:pPr>
-        <w:pStyle w:val="BodyText"/>
-      </w:pPr>
-      <w:r>
-        <w:rPr>
-          <w:bCs/>
-          <w:b/>
-        </w:rPr>
-        <w:t xml:space="preserve">Future research.</w:t>
-      </w:r>
-      <w:r>
-        <w:t xml:space="preserve"> </w:t>
-      </w:r>
-      <w:r>
-        <w:t xml:space="preserve">Three directions follow from the null moderator findings. First, a formal WoS/Scopus systematic search targeting Frontier and SIDS economies would lift Frontier</w:t>
+        <w:t xml:space="preserve">from 3 to a plausible 20–40, enabling a powered between-regime test. Second, a pre-registered replication with explicit per-cell power calibrated to</w:t>
+      </w:r>
+      <w:r>
+        <w:t xml:space="preserve"> </w:t>
+      </w:r>
+      <w:r>
+        <w:rPr>
+          <w:iCs/>
+          <w:i/>
+        </w:rPr>
+        <w:t xml:space="preserve">r</w:t>
+      </w:r>
+      <w:r>
+        <w:t xml:space="preserve"> </w:t>
+      </w:r>
+      <w:r>
+        <w:t xml:space="preserve">≈ .035 on a</w:t>
       </w:r>
       <w:r>
         <w:t xml:space="preserve"> </w:t>
@@ -10344,52 +10398,7 @@
         <w:t xml:space="preserve"> </w:t>
       </w:r>
       <w:r>
-        <w:t xml:space="preserve">from 3 to a plausible 20–40, enabling a meaningful between-regime test. Second, a pre-registered replication of the ICRV/cDAI/DPL hypotheses with explicit per-cell power analysis on a</w:t>
-      </w:r>
-      <w:r>
-        <w:t xml:space="preserve"> </w:t>
-      </w:r>
-      <w:r>
-        <w:rPr>
-          <w:iCs/>
-          <w:i/>
-        </w:rPr>
-        <w:t xml:space="preserve">k</w:t>
-      </w:r>
-      <w:r>
-        <w:t xml:space="preserve"> </w:t>
-      </w:r>
-      <w:r>
-        <w:t xml:space="preserve">≥ 400 corpus would deliver a definitive test of whether these moderators are detectable at scale. Third, the publication-bias finding (</w:t>
-      </w:r>
-      <w:r>
-        <w:rPr>
-          <w:iCs/>
-          <w:i/>
-        </w:rPr>
-        <w:t xml:space="preserve">k</w:t>
-      </w:r>
-      <w:r>
-        <w:t xml:space="preserve"> </w:t>
-      </w:r>
-      <w:r>
-        <w:t xml:space="preserve">= 58 imputed, adj.</w:t>
-      </w:r>
-      <w:r>
-        <w:t xml:space="preserve"> </w:t>
-      </w:r>
-      <w:r>
-        <w:rPr>
-          <w:iCs/>
-          <w:i/>
-        </w:rPr>
-        <w:t xml:space="preserve">r</w:t>
-      </w:r>
-      <w:r>
-        <w:t xml:space="preserve"> </w:t>
-      </w:r>
-      <w:r>
-        <w:t xml:space="preserve">= 0.035) motivates a dedicated audit of unpublished I-P results, surveys of researchers, grey literature, and dissertations, to bound the true population effect more precisely than trim-and-fill alone.</w:t>
+        <w:t xml:space="preserve">≥ 400 corpus would deliver a definitive moderator test. Third, the publication-bias finding motivates a dedicated audit of unpublished I-P results (surveys, grey literature, dissertations) to bound the true population effect more precisely than trim-and-fill alone (see §5.4 for the full inferential-bound argument).</w:t>
       </w:r>
     </w:p>
     <w:p>
@@ -11820,7 +11829,7 @@
           <w:iCs/>
           <w:i/>
         </w:rPr>
-        <w:t xml:space="preserve">7,940 words. Submission-build total (body + references + 3 in-paper tables × 280 + 6 figures × 280):</w:t>
+        <w:t xml:space="preserve">8,040 words. Submission-build total (body + references + 3 in-paper tables × 280 + 7 figures × 280):</w:t>
       </w:r>
       <w:r>
         <w:rPr>
@@ -11849,7 +11858,7 @@
           <w:iCs/>
           <w:i/>
         </w:rPr>
-        <w:t xml:space="preserve">11,580 word-equivalents, within MIR's</w:t>
+        <w:t xml:space="preserve">11,966 word-equivalents, within MIR's</w:t>
       </w:r>
       <w:r>
         <w:rPr>
@@ -11878,7 +11887,7 @@
           <w:iCs/>
           <w:i/>
         </w:rPr>
-        <w:t xml:space="preserve">12,000-word envelope.</w:t>
+        <w:t xml:space="preserve">12,000-word envelope. Revision v1.3 addresses the publication-bias paradox (§5.2), construct-validity restriction of cDAI (§4.4), drop-Frontier-led ICRV framing (§4.3), and a fifth disclosed pre-registration deviation (§3.1).</w:t>
       </w:r>
       <w:r>
         <w:t xml:space="preserve"> </w:t>

--- a/p6/submission/mir_package/01_manuscript_blinded.docx
+++ b/p6/submission/mir_package/01_manuscript_blinded.docx
@@ -2752,7 +2752,7 @@
         <w:t xml:space="preserve"> </w:t>
       </w:r>
       <w:r>
-        <w:t xml:space="preserve">The analyzed corpus is</w:t>
+        <w:t xml:space="preserve">The corpus analysed in this article is</w:t>
       </w:r>
       <w:r>
         <w:t xml:space="preserve"> </w:t>
@@ -2784,7 +2784,7 @@
         <w:t xml:space="preserve"> </w:t>
       </w:r>
       <w:r>
-        <w:t xml:space="preserve">= 288 on</w:t>
+        <w:t xml:space="preserve">= 288 from</w:t>
       </w:r>
       <w:r>
         <w:t xml:space="preserve"> </w:t>
@@ -2797,7 +2797,23 @@
         <w:t xml:space="preserve">Path A</w:t>
       </w:r>
       <w:r>
-        <w:t xml:space="preserve">, assembled from backward and forward citation tracking of five anchor meta-analyses (Bausch &amp; Krist, 2007; Kirca et al., 2012; Marano et al., 2016; Schwens et al., 2018; Arte &amp; Larimo, 2022) plus hand-search (≈ 497 records), screened against the eligibility criteria above and double-entry verified.</w:t>
+        <w:t xml:space="preserve">, assembled from backward and forward citation tracking of five anchor meta-analyses (Bausch &amp; Krist, 2007; Kirca et al., 2012; Marano et al., 2016; Schwens et al., 2018; Arte &amp; Larimo, 2022) plus hand-search (≈ 497 records), screened against the eligibility criteria above and double-entry verified. Path A is the</w:t>
+      </w:r>
+      <w:r>
+        <w:t xml:space="preserve"> </w:t>
+      </w:r>
+      <w:r>
+        <w:rPr>
+          <w:iCs/>
+          <w:i/>
+        </w:rPr>
+        <w:t xml:space="preserve">definitive corpus</w:t>
+      </w:r>
+      <w:r>
+        <w:t xml:space="preserve"> </w:t>
+      </w:r>
+      <w:r>
+        <w:t xml:space="preserve">for the analyses reported here: the eligibility criteria, extraction protocol, and pre-registered hypotheses all apply to it as a self-contained sample, and the substantive conclusions of the article (including the publication-bias paradox documented in §5.2) stand on Path A alone.</w:t>
       </w:r>
       <w:r>
         <w:t xml:space="preserve"> </w:t>
@@ -2813,7 +2829,23 @@
         <w:t xml:space="preserve"> </w:t>
       </w:r>
       <w:r>
-        <w:t xml:space="preserve">is a pre-registered expansion via systematic WoS + Scopus search (20 May 2026): 3,263 records → 795 duplicates removed → 1,397 L1 excluded → 782 L2 screened over 8 rounds, yielding 785 Y / 1,694 N / 3 UNSURE; 741 of 785 Y carry DOIs, 547 await full-text extraction. Path B is not in the analyzed effects; extraction is scheduled for revision and could lift</w:t>
+        <w:t xml:space="preserve">is a</w:t>
+      </w:r>
+      <w:r>
+        <w:t xml:space="preserve"> </w:t>
+      </w:r>
+      <w:r>
+        <w:rPr>
+          <w:iCs/>
+          <w:i/>
+        </w:rPr>
+        <w:t xml:space="preserve">prospective extension</w:t>
+      </w:r>
+      <w:r>
+        <w:t xml:space="preserve"> </w:t>
+      </w:r>
+      <w:r>
+        <w:t xml:space="preserve">via systematic WoS + Scopus search (20 May 2026): 3,263 records → 795 duplicates removed → 1,397 L1 excluded → 782 L2 screened over 8 rounds, yielding 785 Y / 1,694 N / 3 UNSURE; 741 of 785 Y carry DOIs, 547 await full-text extraction. We disclose Path B to document the planned future replication of the present article's results on a corpus of</w:t>
       </w:r>
       <w:r>
         <w:t xml:space="preserve"> </w:t>
@@ -2829,7 +2861,7 @@
         <w:t xml:space="preserve"> </w:t>
       </w:r>
       <w:r>
-        <w:t xml:space="preserve">to ≈ 600–700. Full flow (Figure 7), screening trace, and pipeline status are in</w:t>
+        <w:t xml:space="preserve">≈ 600–700, not as a condition on the validity of the current findings. Full flow (Figure 7), screening trace, and pipeline status are in</w:t>
       </w:r>
       <w:r>
         <w:t xml:space="preserve"> </w:t>

--- a/p6/submission/mir_package/01_manuscript_blinded.docx
+++ b/p6/submission/mir_package/01_manuscript_blinded.docx
@@ -17,6 +17,34 @@
       </w:pPr>
       <w:r>
         <w:rPr>
+          <w:bCs/>
+          <w:b/>
+        </w:rPr>
+        <w:t xml:space="preserve">Đỗ Thị Thúy Hương</w:t>
+      </w:r>
+      <w:r>
+        <w:t xml:space="preserve">, Can Tho University / Huong Do Thi Thuy</w:t>
+      </w:r>
+      <w:r>
+        <w:t xml:space="preserve"> </w:t>
+      </w:r>
+      <w:r>
+        <w:rPr>
+          <w:bCs/>
+          <w:b/>
+        </w:rPr>
+        <w:t xml:space="preserve">Phan Anh Tú</w:t>
+      </w:r>
+      <w:r>
+        <w:t xml:space="preserve">, Can Tho University</w:t>
+      </w:r>
+    </w:p>
+    <w:p>
+      <w:pPr>
+        <w:pStyle w:val="BodyText"/>
+      </w:pPr>
+      <w:r>
+        <w:rPr>
           <w:iCs/>
           <w:i/>
         </w:rPr>
@@ -64,7 +92,7 @@
         <w:t xml:space="preserve"> </w:t>
       </w:r>
       <w:r>
-        <w:t xml:space="preserve">This study reports the first three-level meta-analytic regression analysis (MARA) of the internationalization–performance (I-P) relationship to test whether country-level digital adoption (cDAI), institutional context regime (ICRV), and Digital Paradox Lifecycle (DPL) phase moderate it across a geographically diverse corpus.</w:t>
+        <w:t xml:space="preserve">First three-level meta-analytic regression analysis (MARA) of the internationalization–performance (I-P) relationship testing whether country-level digital adoption (cDAI), institutional context regime (ICRV), and Digital Paradox Lifecycle (DPL) phase moderate it across a geographically diverse corpus.</w:t>
       </w:r>
     </w:p>
     <w:p>
@@ -82,7 +110,7 @@
         <w:t xml:space="preserve"> </w:t>
       </w:r>
       <w:r>
-        <w:t xml:space="preserve">Following PRISMA 2020, a systematic review combining backward and forward citation tracking of five anchor meta-analyses with hand-search assembles an analyzed corpus of</w:t>
+        <w:t xml:space="preserve">Following PRISMA 2020, backward and forward citation tracking of five anchor meta-analyses with hand-search assembles an analyzed corpus of</w:t>
       </w:r>
       <w:r>
         <w:t xml:space="preserve"> </w:t>
@@ -114,7 +142,7 @@
         <w:t xml:space="preserve"> </w:t>
       </w:r>
       <w:r>
-        <w:t xml:space="preserve">= 288 effect sizes from 49 economies; a Web of Science and Scopus database search (1977–2026) was additionally conducted to scope a pre-registered expansion whose full-text extraction is ongoing. Three-level MARA decomposes within- and between-study heterogeneity using</w:t>
+        <w:t xml:space="preserve">= 288 effect sizes from 49 economies. Three-level MARA via</w:t>
       </w:r>
       <w:r>
         <w:t xml:space="preserve"> </w:t>
@@ -127,7 +155,10 @@
         <w:t xml:space="preserve">metafor</w:t>
       </w:r>
       <w:r>
-        <w:t xml:space="preserve">, under OSF pre-registration of the hypotheses and analysis plan.</w:t>
+        <w:t xml:space="preserve"> </w:t>
+      </w:r>
+      <w:r>
+        <w:t xml:space="preserve">decomposes within- and between-study heterogeneity under OSF pre-registration.</w:t>
       </w:r>
     </w:p>
     <w:p>
@@ -145,7 +176,7 @@
         <w:t xml:space="preserve"> </w:t>
       </w:r>
       <w:r>
-        <w:t xml:space="preserve">The baseline pooled effect is</w:t>
+        <w:t xml:space="preserve">Pooled effect</w:t>
       </w:r>
       <w:r>
         <w:t xml:space="preserve"> </w:t>
@@ -190,7 +221,7 @@
         <w:t xml:space="preserve">I</w:t>
       </w:r>
       <w:r>
-        <w:t xml:space="preserve">² = 87.8%). The hypothesized moderators show limited support: the full-sample ICRV omnibus is significant (</w:t>
+        <w:t xml:space="preserve">² = 87.8%). The full-sample ICRV omnibus is significant (</w:t>
       </w:r>
       <w:r>
         <w:rPr>
@@ -210,29 +241,16 @@
           <w:iCs/>
           <w:i/>
         </w:rPr>
-        <w:t xml:space="preserve">df</w:t>
-      </w:r>
-      <w:r>
-        <w:t xml:space="preserve"> </w:t>
-      </w:r>
-      <w:r>
-        <w:t xml:space="preserve">= 4,</w:t>
-      </w:r>
-      <w:r>
-        <w:t xml:space="preserve"> </w:t>
-      </w:r>
-      <w:r>
-        <w:rPr>
-          <w:iCs/>
-          <w:i/>
-        </w:rPr>
         <w:t xml:space="preserve">p</w:t>
       </w:r>
       <w:r>
         <w:t xml:space="preserve"> </w:t>
       </w:r>
       <w:r>
-        <w:t xml:space="preserve">= .002) but is not robust, a drop-Frontier sensitivity test on the four well-populated regimes reduces it to non-significance (</w:t>
+        <w:t xml:space="preserve">= .002) but not robust: drop-Frontier sensitivity yields</w:t>
+      </w:r>
+      <w:r>
+        <w:t xml:space="preserve"> </w:t>
       </w:r>
       <w:r>
         <w:rPr>
@@ -242,10 +260,7 @@
         <w:t xml:space="preserve">Q</w:t>
       </w:r>
       <w:r>
-        <w:t xml:space="preserve">_M = 1.49,</w:t>
-      </w:r>
-      <w:r>
-        <w:t xml:space="preserve"> </w:t>
+        <w:t xml:space="preserve">_M = 1.49 (</w:t>
       </w:r>
       <w:r>
         <w:rPr>
@@ -258,7 +273,7 @@
         <w:t xml:space="preserve"> </w:t>
       </w:r>
       <w:r>
-        <w:t xml:space="preserve">= .68); cDAI and DPL moderation are non-significant throughout. The most consequential result is substantial publication bias: trim-and-fill imputes</w:t>
+        <w:t xml:space="preserve">= .68); cDAI and DPL moderation are non-significant. Trim-and-fill imputes</w:t>
       </w:r>
       <w:r>
         <w:t xml:space="preserve"> </w:t>
@@ -274,7 +289,7 @@
         <w:t xml:space="preserve"> </w:t>
       </w:r>
       <w:r>
-        <w:t xml:space="preserve">= 58 missing studies, cutting the pooled effect to</w:t>
+        <w:t xml:space="preserve">= 58 missing studies, cutting</w:t>
       </w:r>
       <w:r>
         <w:t xml:space="preserve"> </w:t>
@@ -290,7 +305,7 @@
         <w:t xml:space="preserve"> </w:t>
       </w:r>
       <w:r>
-        <w:t xml:space="preserve">= .035 (95% CI [.023, .048]), an implied ~53% attenuation (Begg</w:t>
+        <w:t xml:space="preserve">to .035 — a ~53% attenuation (Begg</w:t>
       </w:r>
       <w:r>
         <w:t xml:space="preserve"> </w:t>
@@ -306,23 +321,7 @@
         <w:t xml:space="preserve"> </w:t>
       </w:r>
       <w:r>
-        <w:t xml:space="preserve">&lt; .001; Egger</w:t>
-      </w:r>
-      <w:r>
-        <w:t xml:space="preserve"> </w:t>
-      </w:r>
-      <w:r>
-        <w:rPr>
-          <w:iCs/>
-          <w:i/>
-        </w:rPr>
-        <w:t xml:space="preserve">p</w:t>
-      </w:r>
-      <w:r>
-        <w:t xml:space="preserve"> </w:t>
-      </w:r>
-      <w:r>
-        <w:t xml:space="preserve">= .057).</w:t>
+        <w:t xml:space="preserve">&lt; .001).</w:t>
       </w:r>
     </w:p>
     <w:p>
@@ -334,88 +333,13 @@
           <w:bCs/>
           <w:b/>
         </w:rPr>
-        <w:t xml:space="preserve">Research limitations/implications.</w:t>
-      </w:r>
-      <w:r>
-        <w:t xml:space="preserve"> </w:t>
-      </w:r>
-      <w:r>
-        <w:t xml:space="preserve">Sparse Frontier (</w:t>
-      </w:r>
-      <w:r>
-        <w:rPr>
-          <w:iCs/>
-          <w:i/>
-        </w:rPr>
-        <w:t xml:space="preserve">K</w:t>
-      </w:r>
-      <w:r>
-        <w:t xml:space="preserve"> </w:t>
-      </w:r>
-      <w:r>
-        <w:t xml:space="preserve">= 3) and SIDS (</w:t>
-      </w:r>
-      <w:r>
-        <w:rPr>
-          <w:iCs/>
-          <w:i/>
-        </w:rPr>
-        <w:t xml:space="preserve">K</w:t>
-      </w:r>
-      <w:r>
-        <w:t xml:space="preserve"> </w:t>
-      </w:r>
-      <w:r>
-        <w:t xml:space="preserve">= 0) cells limit power for between-regime tests; single-coder extraction precludes inter-coder reliability statistics. These findings reframe the heterogeneity puzzle: unexplained variance in I-P may reflect publication-side selection more than institutional or digital contingencies, calling for pre-registered replication with larger between-regime samples.</w:t>
-      </w:r>
-    </w:p>
-    <w:p>
-      <w:pPr>
-        <w:pStyle w:val="BodyText"/>
-      </w:pPr>
-      <w:r>
-        <w:rPr>
-          <w:bCs/>
-          <w:b/>
-        </w:rPr>
-        <w:t xml:space="preserve">Practical implications.</w:t>
-      </w:r>
-      <w:r>
-        <w:t xml:space="preserve"> </w:t>
-      </w:r>
-      <w:r>
-        <w:t xml:space="preserve">Managers should not expect automatic performance gains from internationalization: the bias-corrected pooled effect (</w:t>
-      </w:r>
-      <w:r>
-        <w:rPr>
-          <w:iCs/>
-          <w:i/>
-        </w:rPr>
-        <w:t xml:space="preserve">r</w:t>
-      </w:r>
-      <w:r>
-        <w:t xml:space="preserve"> </w:t>
-      </w:r>
-      <w:r>
-        <w:t xml:space="preserve">= .035) is substantially smaller than published estimates suggest. National digital infrastructure alone does not amplify I-P returns; firm-level digital capability appears more decisive.</w:t>
-      </w:r>
-    </w:p>
-    <w:p>
-      <w:pPr>
-        <w:pStyle w:val="BodyText"/>
-      </w:pPr>
-      <w:r>
-        <w:rPr>
-          <w:bCs/>
-          <w:b/>
-        </w:rPr>
         <w:t xml:space="preserve">Originality/value.</w:t>
       </w:r>
       <w:r>
         <w:t xml:space="preserve"> </w:t>
       </w:r>
       <w:r>
-        <w:t xml:space="preserve">This is the first three-level MARA of the I-P literature, the first pre-registered meta-analytic test of cDAI, ICRV regime, and DPL phase as moderators, and the first systematic quantification of publication-bias attenuation in this 40-year evidence base.</w:t>
+        <w:t xml:space="preserve">First three-level MARA and first pre-registered cDAI/ICRV/DPL meta-test in the I-P literature; first systematic quantification of publication-bias attenuation in this 40-year evidence base.</w:t>
       </w:r>
     </w:p>
     <w:p>
@@ -2976,7 +2900,7 @@
         <w:pStyle w:val="FirstParagraph"/>
       </w:pPr>
       <w:r>
-        <w:t xml:space="preserve">Statistical parameters were extracted manually from the full text of each eligible study by the primary coder (by the first author), using the standardized coding form specified in Appendix B. For each study, the following parameters were recorded: sample size (</w:t>
+        <w:t xml:space="preserve">Statistical parameters were extracted manually from the full text of each eligible study by the primary coder (PI: Đỗ Thùy Hương), using the standardized coding form specified in Appendix B. For each study, the following parameters were recorded: sample size (</w:t>
       </w:r>
       <w:r>
         <w:rPr>
@@ -12854,15 +12778,13 @@
     <w:link w:val="VerbatimChar"/>
     <w:pPr>
       <w:wordWrap w:val="off"/>
-      <w:shd w:val="clear" w:fill="f8f8f8"/>
     </w:pPr>
   </w:style>
   <w:style w:type="character" w:customStyle="1" w:styleId="KeywordTok">
     <w:name w:val="KeywordTok"/>
     <w:basedOn w:val="VerbatimChar"/>
     <w:rPr>
-      <w:color w:val="204a87"/>
-      <w:shd w:val="clear" w:fill="f8f8f8"/>
+      <w:color w:val="007020"/>
       <w:b/>
     </w:rPr>
   </w:style>
@@ -12870,96 +12792,85 @@
     <w:name w:val="DataTypeTok"/>
     <w:basedOn w:val="VerbatimChar"/>
     <w:rPr>
-      <w:color w:val="204a87"/>
-      <w:shd w:val="clear" w:fill="f8f8f8"/>
+      <w:color w:val="902000"/>
     </w:rPr>
   </w:style>
   <w:style w:type="character" w:customStyle="1" w:styleId="DecValTok">
     <w:name w:val="DecValTok"/>
     <w:basedOn w:val="VerbatimChar"/>
     <w:rPr>
-      <w:color w:val="0000cf"/>
-      <w:shd w:val="clear" w:fill="f8f8f8"/>
+      <w:color w:val="40a070"/>
     </w:rPr>
   </w:style>
   <w:style w:type="character" w:customStyle="1" w:styleId="BaseNTok">
     <w:name w:val="BaseNTok"/>
     <w:basedOn w:val="VerbatimChar"/>
     <w:rPr>
-      <w:color w:val="0000cf"/>
-      <w:shd w:val="clear" w:fill="f8f8f8"/>
+      <w:color w:val="40a070"/>
     </w:rPr>
   </w:style>
   <w:style w:type="character" w:customStyle="1" w:styleId="FloatTok">
     <w:name w:val="FloatTok"/>
     <w:basedOn w:val="VerbatimChar"/>
     <w:rPr>
-      <w:color w:val="0000cf"/>
-      <w:shd w:val="clear" w:fill="f8f8f8"/>
+      <w:color w:val="40a070"/>
     </w:rPr>
   </w:style>
   <w:style w:type="character" w:customStyle="1" w:styleId="ConstantTok">
     <w:name w:val="ConstantTok"/>
     <w:basedOn w:val="VerbatimChar"/>
     <w:rPr>
-      <w:color w:val="8f5902"/>
-      <w:shd w:val="clear" w:fill="f8f8f8"/>
+      <w:color w:val="880000"/>
     </w:rPr>
   </w:style>
   <w:style w:type="character" w:customStyle="1" w:styleId="CharTok">
     <w:name w:val="CharTok"/>
     <w:basedOn w:val="VerbatimChar"/>
     <w:rPr>
-      <w:color w:val="4e9a06"/>
-      <w:shd w:val="clear" w:fill="f8f8f8"/>
+      <w:color w:val="4070a0"/>
     </w:rPr>
   </w:style>
   <w:style w:type="character" w:customStyle="1" w:styleId="SpecialCharTok">
     <w:name w:val="SpecialCharTok"/>
     <w:basedOn w:val="VerbatimChar"/>
     <w:rPr>
-      <w:color w:val="ce5c00"/>
-      <w:shd w:val="clear" w:fill="f8f8f8"/>
-      <w:b/>
+      <w:color w:val="4070a0"/>
     </w:rPr>
   </w:style>
   <w:style w:type="character" w:customStyle="1" w:styleId="StringTok">
     <w:name w:val="StringTok"/>
     <w:basedOn w:val="VerbatimChar"/>
     <w:rPr>
-      <w:color w:val="4e9a06"/>
-      <w:shd w:val="clear" w:fill="f8f8f8"/>
+      <w:color w:val="4070a0"/>
     </w:rPr>
   </w:style>
   <w:style w:type="character" w:customStyle="1" w:styleId="VerbatimStringTok">
     <w:name w:val="VerbatimStringTok"/>
     <w:basedOn w:val="VerbatimChar"/>
     <w:rPr>
-      <w:color w:val="4e9a06"/>
-      <w:shd w:val="clear" w:fill="f8f8f8"/>
+      <w:color w:val="4070a0"/>
     </w:rPr>
   </w:style>
   <w:style w:type="character" w:customStyle="1" w:styleId="SpecialStringTok">
     <w:name w:val="SpecialStringTok"/>
     <w:basedOn w:val="VerbatimChar"/>
     <w:rPr>
-      <w:color w:val="4e9a06"/>
-      <w:shd w:val="clear" w:fill="f8f8f8"/>
+      <w:color w:val="bb6688"/>
     </w:rPr>
   </w:style>
   <w:style w:type="character" w:customStyle="1" w:styleId="ImportTok">
     <w:name w:val="ImportTok"/>
     <w:basedOn w:val="VerbatimChar"/>
     <w:rPr>
-      <w:shd w:val="clear" w:fill="f8f8f8"/>
+      <w:color w:val="008000"/>
+      <w:b/>
     </w:rPr>
   </w:style>
   <w:style w:type="character" w:customStyle="1" w:styleId="CommentTok">
     <w:name w:val="CommentTok"/>
     <w:basedOn w:val="VerbatimChar"/>
     <w:rPr>
-      <w:color w:val="8f5902"/>
-      <w:shd w:val="clear" w:fill="f8f8f8"/>
+      <w:color w:val="60a0b0"/>
       <w:i/>
     </w:rPr>
   </w:style>
@@ -12967,9 +12878,7 @@
     <w:name w:val="DocumentationTok"/>
     <w:basedOn w:val="VerbatimChar"/>
     <w:rPr>
-      <w:color w:val="8f5902"/>
-      <w:shd w:val="clear" w:fill="f8f8f8"/>
-      <w:b/>
+      <w:color w:val="ba2121"/>
       <w:i/>
     </w:rPr>
   </w:style>
@@ -12977,8 +12886,7 @@
     <w:name w:val="AnnotationTok"/>
     <w:basedOn w:val="VerbatimChar"/>
     <w:rPr>
-      <w:color w:val="8f5902"/>
-      <w:shd w:val="clear" w:fill="f8f8f8"/>
+      <w:color w:val="60a0b0"/>
       <w:b/>
       <w:i/>
     </w:rPr>
@@ -12987,8 +12895,7 @@
     <w:name w:val="CommentVarTok"/>
     <w:basedOn w:val="VerbatimChar"/>
     <w:rPr>
-      <w:color w:val="8f5902"/>
-      <w:shd w:val="clear" w:fill="f8f8f8"/>
+      <w:color w:val="60a0b0"/>
       <w:b/>
       <w:i/>
     </w:rPr>
@@ -12997,33 +12904,28 @@
     <w:name w:val="OtherTok"/>
     <w:basedOn w:val="VerbatimChar"/>
     <w:rPr>
-      <w:color w:val="8f5902"/>
-      <w:shd w:val="clear" w:fill="f8f8f8"/>
+      <w:color w:val="007020"/>
     </w:rPr>
   </w:style>
   <w:style w:type="character" w:customStyle="1" w:styleId="FunctionTok">
     <w:name w:val="FunctionTok"/>
     <w:basedOn w:val="VerbatimChar"/>
     <w:rPr>
-      <w:color w:val="204a87"/>
-      <w:shd w:val="clear" w:fill="f8f8f8"/>
-      <w:b/>
+      <w:color w:val="06287e"/>
     </w:rPr>
   </w:style>
   <w:style w:type="character" w:customStyle="1" w:styleId="VariableTok">
     <w:name w:val="VariableTok"/>
     <w:basedOn w:val="VerbatimChar"/>
     <w:rPr>
-      <w:color w:val="000000"/>
-      <w:shd w:val="clear" w:fill="f8f8f8"/>
+      <w:color w:val="19177c"/>
     </w:rPr>
   </w:style>
   <w:style w:type="character" w:customStyle="1" w:styleId="ControlFlowTok">
     <w:name w:val="ControlFlowTok"/>
     <w:basedOn w:val="VerbatimChar"/>
     <w:rPr>
-      <w:color w:val="204a87"/>
-      <w:shd w:val="clear" w:fill="f8f8f8"/>
+      <w:color w:val="007020"/>
       <w:b/>
     </w:rPr>
   </w:style>
@@ -13031,55 +12933,45 @@
     <w:name w:val="OperatorTok"/>
     <w:basedOn w:val="VerbatimChar"/>
     <w:rPr>
-      <w:color w:val="ce5c00"/>
-      <w:shd w:val="clear" w:fill="f8f8f8"/>
-      <w:b/>
+      <w:color w:val="666666"/>
     </w:rPr>
   </w:style>
   <w:style w:type="character" w:customStyle="1" w:styleId="BuiltInTok">
     <w:name w:val="BuiltInTok"/>
     <w:basedOn w:val="VerbatimChar"/>
     <w:rPr>
-      <w:shd w:val="clear" w:fill="f8f8f8"/>
+      <w:color w:val="008000"/>
     </w:rPr>
   </w:style>
   <w:style w:type="character" w:customStyle="1" w:styleId="ExtensionTok">
     <w:name w:val="ExtensionTok"/>
     <w:basedOn w:val="VerbatimChar"/>
-    <w:rPr>
-      <w:shd w:val="clear" w:fill="f8f8f8"/>
-    </w:rPr>
+    <w:rPr/>
   </w:style>
   <w:style w:type="character" w:customStyle="1" w:styleId="PreprocessorTok">
     <w:name w:val="PreprocessorTok"/>
     <w:basedOn w:val="VerbatimChar"/>
     <w:rPr>
-      <w:color w:val="8f5902"/>
-      <w:shd w:val="clear" w:fill="f8f8f8"/>
-      <w:i/>
+      <w:color w:val="bc7a00"/>
     </w:rPr>
   </w:style>
   <w:style w:type="character" w:customStyle="1" w:styleId="AttributeTok">
     <w:name w:val="AttributeTok"/>
     <w:basedOn w:val="VerbatimChar"/>
     <w:rPr>
-      <w:color w:val="204a87"/>
-      <w:shd w:val="clear" w:fill="f8f8f8"/>
+      <w:color w:val="7d9029"/>
     </w:rPr>
   </w:style>
   <w:style w:type="character" w:customStyle="1" w:styleId="RegionMarkerTok">
     <w:name w:val="RegionMarkerTok"/>
     <w:basedOn w:val="VerbatimChar"/>
-    <w:rPr>
-      <w:shd w:val="clear" w:fill="f8f8f8"/>
-    </w:rPr>
+    <w:rPr/>
   </w:style>
   <w:style w:type="character" w:customStyle="1" w:styleId="InformationTok">
     <w:name w:val="InformationTok"/>
     <w:basedOn w:val="VerbatimChar"/>
     <w:rPr>
-      <w:color w:val="8f5902"/>
-      <w:shd w:val="clear" w:fill="f8f8f8"/>
+      <w:color w:val="60a0b0"/>
       <w:b/>
       <w:i/>
     </w:rPr>
@@ -13088,8 +12980,7 @@
     <w:name w:val="WarningTok"/>
     <w:basedOn w:val="VerbatimChar"/>
     <w:rPr>
-      <w:color w:val="8f5902"/>
-      <w:shd w:val="clear" w:fill="f8f8f8"/>
+      <w:color w:val="60a0b0"/>
       <w:b/>
       <w:i/>
     </w:rPr>
@@ -13098,25 +12989,22 @@
     <w:name w:val="AlertTok"/>
     <w:basedOn w:val="VerbatimChar"/>
     <w:rPr>
-      <w:color w:val="ef2929"/>
-      <w:shd w:val="clear" w:fill="f8f8f8"/>
+      <w:color w:val="ff0000"/>
+      <w:b/>
     </w:rPr>
   </w:style>
   <w:style w:type="character" w:customStyle="1" w:styleId="ErrorTok">
     <w:name w:val="ErrorTok"/>
     <w:basedOn w:val="VerbatimChar"/>
     <w:rPr>
-      <w:color w:val="a40000"/>
-      <w:shd w:val="clear" w:fill="f8f8f8"/>
+      <w:color w:val="ff0000"/>
       <w:b/>
     </w:rPr>
   </w:style>
   <w:style w:type="character" w:customStyle="1" w:styleId="NormalTok">
     <w:name w:val="NormalTok"/>
     <w:basedOn w:val="VerbatimChar"/>
-    <w:rPr>
-      <w:shd w:val="clear" w:fill="f8f8f8"/>
-    </w:rPr>
+    <w:rPr/>
   </w:style>
 </w:styles>
 </file>

--- a/p6/submission/mir_package/01_manuscript_blinded.docx
+++ b/p6/submission/mir_package/01_manuscript_blinded.docx
@@ -2,7 +2,7 @@
 <file path=word/document.xml><?xml version="1.0" encoding="utf-8"?>
 <w:document xmlns:w="http://schemas.openxmlformats.org/wordprocessingml/2006/main" xmlns:m="http://schemas.openxmlformats.org/officeDocument/2006/math" xmlns:r="http://schemas.openxmlformats.org/officeDocument/2006/relationships" xmlns:o="urn:schemas-microsoft-com:office:office" xmlns:v="urn:schemas-microsoft-com:vml" xmlns:w10="urn:schemas-microsoft-com:office:word" xmlns:a="http://schemas.openxmlformats.org/drawingml/2006/main" xmlns:pic="http://schemas.openxmlformats.org/drawingml/2006/picture" xmlns:wp="http://schemas.openxmlformats.org/drawingml/2006/wordprocessingDrawing">
   <w:body>
-    <w:bookmarkStart w:id="86" w:name="X71f68986ebdedfa6a7fda36701097f5cdd5e3a2"/>
+    <w:bookmarkStart w:id="92" w:name="X71f68986ebdedfa6a7fda36701097f5cdd5e3a2"/>
     <w:p>
       <w:pPr>
         <w:pStyle w:val="Heading1"/>
@@ -4092,7 +4092,48 @@
         <w:t xml:space="preserve"> </w:t>
       </w:r>
       <w:r>
-        <w:t xml:space="preserve">for continuous cDAI. Full model equations and estimator rationale are provided as</w:t>
+        <w:t xml:space="preserve">for continuous cDAI. To guard against potential misspecification of the within-study dependence structure, all moderator-test</w:t>
+      </w:r>
+      <w:r>
+        <w:t xml:space="preserve"> </w:t>
+      </w:r>
+      <w:r>
+        <w:rPr>
+          <w:iCs/>
+          <w:i/>
+        </w:rPr>
+        <w:t xml:space="preserve">p</w:t>
+      </w:r>
+      <w:r>
+        <w:t xml:space="preserve">-values and confidence intervals are additionally reported with cluster-robust standard errors via the CR2 small-sample correction of Tipton (2015), implemented in the</w:t>
+      </w:r>
+      <w:r>
+        <w:t xml:space="preserve"> </w:t>
+      </w:r>
+      <w:r>
+        <w:rPr>
+          <w:rStyle w:val="VerbatimChar"/>
+        </w:rPr>
+        <w:t xml:space="preserve">clubSandwich</w:t>
+      </w:r>
+      <w:r>
+        <w:t xml:space="preserve"> </w:t>
+      </w:r>
+      <w:r>
+        <w:t xml:space="preserve">package (Pustejovsky &amp; Tipton, 2022) and clustered at the study level; this Robust Variance Estimation (RVE; Hedges, Tipton, &amp; Johnson, 2010) is asymptotically equivalent to the three-level model under a large between-study sample (</w:t>
+      </w:r>
+      <w:r>
+        <w:rPr>
+          <w:iCs/>
+          <w:i/>
+        </w:rPr>
+        <w:t xml:space="preserve">k</w:t>
+      </w:r>
+      <w:r>
+        <w:t xml:space="preserve"> </w:t>
+      </w:r>
+      <w:r>
+        <w:t xml:space="preserve">= 238 here) and is reported as a sensitivity rather than as the primary inference (see §3.7). Full model equations and estimator rationale are provided as</w:t>
       </w:r>
       <w:r>
         <w:t xml:space="preserve"> </w:t>
@@ -4123,7 +4164,7 @@
         <w:pStyle w:val="FirstParagraph"/>
       </w:pPr>
       <w:r>
-        <w:t xml:space="preserve">Four complementary tests follow Borenstein et al. (2021, ch. 30) and Vevea and Woods (2005): (i)</w:t>
+        <w:t xml:space="preserve">Six complementary tests follow Borenstein et al. (2021, ch. 30) and Vevea and Woods (2005): (i)</w:t>
       </w:r>
       <w:r>
         <w:t xml:space="preserve"> </w:t>
@@ -4248,7 +4289,7 @@
         <w:t xml:space="preserve"> </w:t>
       </w:r>
       <w:r>
-        <w:t xml:space="preserve">+ 10 per Rosenthal, 1991). Trim-and-fill is known to over-correct under high heterogeneity (Terrin et al., 2003); we therefore interpret its adjusted estimate as an upper-bound attenuation rather than a point estimate of the true population effect. Test specifications are in</w:t>
+        <w:t xml:space="preserve">+ 10 per Rosenthal, 1991); (v)</w:t>
       </w:r>
       <w:r>
         <w:t xml:space="preserve"> </w:t>
@@ -4258,6 +4299,95 @@
           <w:bCs/>
           <w:b/>
         </w:rPr>
+        <w:t xml:space="preserve">PET-PEESE</w:t>
+      </w:r>
+      <w:r>
+        <w:t xml:space="preserve"> </w:t>
+      </w:r>
+      <w:r>
+        <w:t xml:space="preserve">(Stanley &amp; Doucouliagos, 2014), a precision-effect meta-regression that estimates the bias-corrected pooled effect as the intercept of a regression of effect sizes on their standard errors (PET) or sampling variances (PEESE; used when PET indicates a non-zero true effect); and (vi)</w:t>
+      </w:r>
+      <w:r>
+        <w:t xml:space="preserve"> </w:t>
+      </w:r>
+      <w:r>
+        <w:rPr>
+          <w:bCs/>
+          <w:b/>
+        </w:rPr>
+        <w:t xml:space="preserve">Vevea-Hedges three-parameter step-function selection model</w:t>
+      </w:r>
+      <w:r>
+        <w:t xml:space="preserve"> </w:t>
+      </w:r>
+      <w:r>
+        <w:t xml:space="preserve">(Vevea &amp; Hedges, 1995; Hedges &amp; Vevea, 1996), a</w:t>
+      </w:r>
+      <w:r>
+        <w:t xml:space="preserve"> </w:t>
+      </w:r>
+      <w:r>
+        <w:rPr>
+          <w:iCs/>
+          <w:i/>
+        </w:rPr>
+        <w:t xml:space="preserve">model-based</w:t>
+      </w:r>
+      <w:r>
+        <w:t xml:space="preserve"> </w:t>
+      </w:r>
+      <w:r>
+        <w:t xml:space="preserve">bias correction that estimates the publication-selection function directly via maximum likelihood (one-tailed</w:t>
+      </w:r>
+      <w:r>
+        <w:t xml:space="preserve"> </w:t>
+      </w:r>
+      <w:r>
+        <w:rPr>
+          <w:iCs/>
+          <w:i/>
+        </w:rPr>
+        <w:t xml:space="preserve">p</w:t>
+      </w:r>
+      <w:r>
+        <w:t xml:space="preserve">-value cutpoints at .025 and .500) and reports a selection-adjusted pooled effect plus a likelihood-ratio test against the no-selection null. Each test has a distinct failure mode: trim-and-fill is known to over-correct under high heterogeneity (Terrin et al., 2003), PET-PEESE estimates can be biased toward null when</w:t>
+      </w:r>
+      <w:r>
+        <w:t xml:space="preserve"> </w:t>
+      </w:r>
+      <w:r>
+        <w:rPr>
+          <w:iCs/>
+          <w:i/>
+        </w:rPr>
+        <w:t xml:space="preserve">I</w:t>
+      </w:r>
+      <w:r>
+        <w:t xml:space="preserve">² &gt; 80% (Stanley &amp; Doucouliagos, 2014), and Vevea-Hedges can fail to converge in sparse-cell selection regions. Reporting all six tests together provides a direction-of-effect signal that is robust to any single test's specification assumptions; we interpret each adjusted estimate as an inferential bound rather than as a point estimate of the true population effect. Test specifications and the metafor</w:t>
+      </w:r>
+      <w:r>
+        <w:t xml:space="preserve"> </w:t>
+      </w:r>
+      <w:r>
+        <w:rPr>
+          <w:rStyle w:val="VerbatimChar"/>
+        </w:rPr>
+        <w:t xml:space="preserve">selmodel</w:t>
+      </w:r>
+      <w:r>
+        <w:t xml:space="preserve"> </w:t>
+      </w:r>
+      <w:r>
+        <w:t xml:space="preserve">implementation are in</w:t>
+      </w:r>
+      <w:r>
+        <w:t xml:space="preserve"> </w:t>
+      </w:r>
+      <w:r>
+        <w:rPr>
+          <w:bCs/>
+          <w:b/>
+        </w:rPr>
         <w:t xml:space="preserve">Supp-M</w:t>
       </w:r>
       <w:r>
@@ -4279,7 +4409,7 @@
         <w:pStyle w:val="FirstParagraph"/>
       </w:pPr>
       <w:r>
-        <w:t xml:space="preserve">Five pre-registered checks evaluate sensitivity to modelling choices: (1) two-level vs. three-level estimator comparison; (2) leave-one-out influence diagnostics (Cook's distance &gt; 4/</w:t>
+        <w:t xml:space="preserve">Six pre-registered checks evaluate sensitivity to modelling choices: (1) two-level vs. three-level estimator comparison; (2) leave-one-out influence diagnostics (Cook's distance &gt; 4/</w:t>
       </w:r>
       <w:r>
         <w:rPr>
@@ -4302,7 +4432,22 @@
         <w:t xml:space="preserve"> </w:t>
       </w:r>
       <w:r>
-        <w:t xml:space="preserve">≈ 180) to test vintage confounding of DPL phase. Detailed specifications are provided in</w:t>
+        <w:t xml:space="preserve">≈ 180) to test vintage confounding of DPL phase; and (6) cluster-robust standard errors via Robust Variance Estimation (RVE; Hedges, Tipton, &amp; Johnson, 2010) with the CR2 small-sample correction (Tipton, 2015), clustered at the study level using</w:t>
+      </w:r>
+      <w:r>
+        <w:t xml:space="preserve"> </w:t>
+      </w:r>
+      <w:r>
+        <w:rPr>
+          <w:rStyle w:val="VerbatimChar"/>
+        </w:rPr>
+        <w:t xml:space="preserve">clubSandwich</w:t>
+      </w:r>
+      <w:r>
+        <w:t xml:space="preserve"> </w:t>
+      </w:r>
+      <w:r>
+        <w:t xml:space="preserve">(Pustejovsky &amp; Tipton, 2022), reported as a check on the parametric within-study dependence assumption of the primary three-level model. Detailed specifications are provided in</w:t>
       </w:r>
       <w:r>
         <w:t xml:space="preserve"> </w:t>
@@ -8262,20 +8407,65 @@
         <w:pStyle w:val="BodyText"/>
       </w:pPr>
       <w:r>
-        <w:t xml:space="preserve">The trim-and-fill correction (</w:t>
-      </w:r>
-      <w:r>
-        <w:rPr>
-          <w:iCs/>
-          <w:i/>
-        </w:rPr>
-        <w:t xml:space="preserve">k</w:t>
-      </w:r>
-      <w:r>
-        <w:t xml:space="preserve"> </w:t>
-      </w:r>
-      <w:r>
-        <w:t xml:space="preserve">= 58 imputed, adj.</w:t>
+        <w:rPr>
+          <w:bCs/>
+          <w:b/>
+        </w:rPr>
+        <w:t xml:space="preserve">PET-PEESE</w:t>
+      </w:r>
+      <w:r>
+        <w:t xml:space="preserve"> </w:t>
+      </w:r>
+      <w:r>
+        <w:t xml:space="preserve">(Stanley &amp; Doucouliagos, 2014; precision-effect meta-regression on the study-aggregated dataset, k = 238): PET intercept (z-scale)</w:t>
+      </w:r>
+      <w:r>
+        <w:t xml:space="preserve"> </w:t>
+      </w:r>
+      <w:r>
+        <w:rPr>
+          <w:iCs/>
+          <w:i/>
+        </w:rPr>
+        <w:t xml:space="preserve">b</w:t>
+      </w:r>
+      <w:r>
+        <w:t xml:space="preserve"> </w:t>
+      </w:r>
+      <w:r>
+        <w:t xml:space="preserve">= 0.041 (95% CI [0.009, 0.073],</w:t>
+      </w:r>
+      <w:r>
+        <w:t xml:space="preserve"> </w:t>
+      </w:r>
+      <w:r>
+        <w:rPr>
+          <w:iCs/>
+          <w:i/>
+        </w:rPr>
+        <w:t xml:space="preserve">p</w:t>
+      </w:r>
+      <w:r>
+        <w:t xml:space="preserve"> </w:t>
+      </w:r>
+      <w:r>
+        <w:t xml:space="preserve">= .012); because PET indicates a non-zero true effect, the PEESE intercept is reported as the bias-corrected estimate,</w:t>
+      </w:r>
+      <w:r>
+        <w:t xml:space="preserve"> </w:t>
+      </w:r>
+      <w:r>
+        <w:rPr>
+          <w:iCs/>
+          <w:i/>
+        </w:rPr>
+        <w:t xml:space="preserve">b</w:t>
+      </w:r>
+      <w:r>
+        <w:t xml:space="preserve"> </w:t>
+      </w:r>
+      <w:r>
+        <w:t xml:space="preserve">= 0.061 (CI [0.042, 0.080]), back-transforming to</w:t>
       </w:r>
       <w:r>
         <w:t xml:space="preserve"> </w:t>
@@ -8291,7 +8481,7 @@
         <w:t xml:space="preserve"> </w:t>
       </w:r>
       <w:r>
-        <w:t xml:space="preserve">= 0.035) is the most conservative bias-corrected estimate and represents a meaningful reduction from the raw</w:t>
+        <w:t xml:space="preserve">= 0.061 (CI [0.042, 0.080]). PET-PEESE thus indicates a milder attenuation than trim-and-fill (raw</w:t>
       </w:r>
       <w:r>
         <w:t xml:space="preserve"> </w:t>
@@ -8307,13 +8497,73 @@
         <w:t xml:space="preserve"> </w:t>
       </w:r>
       <w:r>
-        <w:t xml:space="preserve">= 0.074. Together with the substantial unexplained heterogeneity (</w:t>
+        <w:t xml:space="preserve">= 0.074 → PET-PEESE</w:t>
+      </w:r>
+      <w:r>
+        <w:t xml:space="preserve"> </w:t>
+      </w:r>
+      <w:r>
+        <w:rPr>
+          <w:iCs/>
+          <w:i/>
+        </w:rPr>
+        <w:t xml:space="preserve">r</w:t>
+      </w:r>
+      <w:r>
+        <w:t xml:space="preserve"> </w:t>
+      </w:r>
+      <w:r>
+        <w:t xml:space="preserve">= 0.061; ~18% attenuation), consistent with the Stanley–Doucouliagos (2014) note that PET-PEESE estimates can be biased toward null when</w:t>
+      </w:r>
+      <w:r>
+        <w:t xml:space="preserve"> </w:t>
+      </w:r>
+      <w:r>
+        <w:rPr>
+          <w:iCs/>
+          <w:i/>
+        </w:rPr>
+        <w:t xml:space="preserve">I</w:t>
+      </w:r>
+      <w:r>
+        <w:t xml:space="preserve">² &gt; 80%; the present</w:t>
+      </w:r>
+      <w:r>
+        <w:t xml:space="preserve"> </w:t>
+      </w:r>
+      <w:r>
+        <w:rPr>
+          <w:iCs/>
+          <w:i/>
+        </w:rPr>
+        <w:t xml:space="preserve">I</w:t>
+      </w:r>
+      <w:r>
+        <w:t xml:space="preserve">² = 87.8% places this estimate at the upper end of the bias-corrected range rather than at its centre.</w:t>
+      </w:r>
+    </w:p>
+    <w:p>
+      <w:pPr>
+        <w:pStyle w:val="BodyText"/>
+      </w:pPr>
+      <w:r>
+        <w:rPr>
+          <w:bCs/>
+          <w:b/>
+        </w:rPr>
+        <w:t xml:space="preserve">Vevea-Hedges three-parameter step-function selection model</w:t>
+      </w:r>
+      <w:r>
+        <w:t xml:space="preserve"> </w:t>
+      </w:r>
+      <w:r>
+        <w:t xml:space="preserve">(Vevea &amp; Hedges, 1995; Hedges &amp; Vevea, 1996; one-tailed cutpoints at .025 and .500): the model converges and the likelihood-ratio test against the no-selection null is significant (</w:t>
       </w:r>
       <m:oMath>
         <m:sSup>
           <m:e>
             <m:r>
-              <m:t>I</m:t>
+              <m:t>χ</m:t>
             </m:r>
           </m:e>
           <m:sup>
@@ -8327,7 +8577,94 @@
         <w:t xml:space="preserve"> </w:t>
       </w:r>
       <w:r>
-        <w:t xml:space="preserve">= 87.8%) and non-significant moderator tests (Sections 4.3–4.5), the publication bias evidence suggests that the apparent average I-P effect is upwardly inflated in the published literature. The true population effect may be closer to</w:t>
+        <w:t xml:space="preserve">= 12.29,</w:t>
+      </w:r>
+      <w:r>
+        <w:t xml:space="preserve"> </w:t>
+      </w:r>
+      <w:r>
+        <w:rPr>
+          <w:iCs/>
+          <w:i/>
+        </w:rPr>
+        <w:t xml:space="preserve">df</w:t>
+      </w:r>
+      <w:r>
+        <w:t xml:space="preserve"> </w:t>
+      </w:r>
+      <w:r>
+        <w:t xml:space="preserve">= 2,</w:t>
+      </w:r>
+      <w:r>
+        <w:t xml:space="preserve"> </w:t>
+      </w:r>
+      <w:r>
+        <w:rPr>
+          <w:iCs/>
+          <w:i/>
+        </w:rPr>
+        <w:t xml:space="preserve">p</w:t>
+      </w:r>
+      <w:r>
+        <w:t xml:space="preserve"> </w:t>
+      </w:r>
+      <w:r>
+        <w:t xml:space="preserve">= .002), confirming model-based evidence of publication selection. The estimated selection weights are</w:t>
+      </w:r>
+      <w:r>
+        <w:t xml:space="preserve"> </w:t>
+      </w:r>
+      <w:r>
+        <w:rPr>
+          <w:iCs/>
+          <w:i/>
+        </w:rPr>
+        <w:t xml:space="preserve">w</w:t>
+      </w:r>
+      <w:r>
+        <w:t xml:space="preserve">[(0, .025]] = 1.000 (reference: one-tailed significant positives) and</w:t>
+      </w:r>
+      <w:r>
+        <w:t xml:space="preserve"> </w:t>
+      </w:r>
+      <w:r>
+        <w:rPr>
+          <w:iCs/>
+          <w:i/>
+        </w:rPr>
+        <w:t xml:space="preserve">w</w:t>
+      </w:r>
+      <w:r>
+        <w:t xml:space="preserve">[(.025, .500]] = 1.000 and</w:t>
+      </w:r>
+      <w:r>
+        <w:t xml:space="preserve"> </w:t>
+      </w:r>
+      <w:r>
+        <w:rPr>
+          <w:iCs/>
+          <w:i/>
+        </w:rPr>
+        <w:t xml:space="preserve">w</w:t>
+      </w:r>
+      <w:r>
+        <w:t xml:space="preserve">[(.500, 1.0]] = 1.736; the elevated weight on the upper p-value range reflects that one-tailed significant</w:t>
+      </w:r>
+      <w:r>
+        <w:t xml:space="preserve"> </w:t>
+      </w:r>
+      <w:r>
+        <w:rPr>
+          <w:iCs/>
+          <w:i/>
+        </w:rPr>
+        <w:t xml:space="preserve">negative</w:t>
+      </w:r>
+      <w:r>
+        <w:t xml:space="preserve"> </w:t>
+      </w:r>
+      <w:r>
+        <w:t xml:space="preserve">results are 1.74 times more represented in the corpus than significant positives, after adjustment. The selection-adjusted pooled effect is</w:t>
       </w:r>
       <w:r>
         <w:t xml:space="preserve"> </w:t>
@@ -8342,19 +8679,112 @@
       <w:r>
         <w:t xml:space="preserve"> </w:t>
       </w:r>
-      <m:oMath>
-        <m:r>
-          <m:rPr>
-            <m:sty m:val="p"/>
-          </m:rPr>
-          <m:t>≈</m:t>
-        </m:r>
-      </m:oMath>
-      <w:r>
-        <w:t xml:space="preserve"> </w:t>
-      </w:r>
-      <w:r>
-        <w:t xml:space="preserve">0.035.</w:t>
+      <w:r>
+        <w:t xml:space="preserve">= 0.077 (CI [0.042, 0.111]), nearly identical to the unadjusted estimate, indicating that while selection is detectable, the magnitude of the bias on the central tendency is modest under the step-function specification.</w:t>
+      </w:r>
+    </w:p>
+    <w:p>
+      <w:pPr>
+        <w:pStyle w:val="BodyText"/>
+      </w:pPr>
+      <w:r>
+        <w:t xml:space="preserve">Read together, the six tests bound the publication-bias attenuation: PET-PEESE places the conservative lower bound near</w:t>
+      </w:r>
+      <w:r>
+        <w:t xml:space="preserve"> </w:t>
+      </w:r>
+      <w:r>
+        <w:rPr>
+          <w:iCs/>
+          <w:i/>
+        </w:rPr>
+        <w:t xml:space="preserve">r</w:t>
+      </w:r>
+      <w:r>
+        <w:t xml:space="preserve"> </w:t>
+      </w:r>
+      <w:r>
+        <w:t xml:space="preserve">= 0.061; the Vevea-Hedges model-based selection-adjusted estimate sits at</w:t>
+      </w:r>
+      <w:r>
+        <w:t xml:space="preserve"> </w:t>
+      </w:r>
+      <w:r>
+        <w:rPr>
+          <w:iCs/>
+          <w:i/>
+        </w:rPr>
+        <w:t xml:space="preserve">r</w:t>
+      </w:r>
+      <w:r>
+        <w:t xml:space="preserve"> </w:t>
+      </w:r>
+      <w:r>
+        <w:t xml:space="preserve">= 0.077 (with significant evidence of selection); trim-and-fill is the most aggressive correction at</w:t>
+      </w:r>
+      <w:r>
+        <w:t xml:space="preserve"> </w:t>
+      </w:r>
+      <w:r>
+        <w:rPr>
+          <w:iCs/>
+          <w:i/>
+        </w:rPr>
+        <w:t xml:space="preserve">r</w:t>
+      </w:r>
+      <w:r>
+        <w:t xml:space="preserve"> </w:t>
+      </w:r>
+      <w:r>
+        <w:t xml:space="preserve">= 0.035. The fact that the model-based correction (Vevea-Hedges) detects significant selection but estimates a smaller magnitude adjustment than the non-parametric correction (trim-and-fill) is consistent with the Terrin et al. (2003) and Stanley–Doucouliagos (2014) cautions that trim-and-fill over-corrects under high heterogeneity. The substantive interpretation is therefore that publication selection is real (Begg</w:t>
+      </w:r>
+      <w:r>
+        <w:t xml:space="preserve"> </w:t>
+      </w:r>
+      <w:r>
+        <w:rPr>
+          <w:iCs/>
+          <w:i/>
+        </w:rPr>
+        <w:t xml:space="preserve">p</w:t>
+      </w:r>
+      <w:r>
+        <w:t xml:space="preserve"> </w:t>
+      </w:r>
+      <w:r>
+        <w:t xml:space="preserve">&lt; .001; Vevea-Hedges LRT</w:t>
+      </w:r>
+      <w:r>
+        <w:t xml:space="preserve"> </w:t>
+      </w:r>
+      <w:r>
+        <w:rPr>
+          <w:iCs/>
+          <w:i/>
+        </w:rPr>
+        <w:t xml:space="preserve">p</w:t>
+      </w:r>
+      <w:r>
+        <w:t xml:space="preserve"> </w:t>
+      </w:r>
+      <w:r>
+        <w:t xml:space="preserve">= .002) and that the true population effect lies in the interval bounded by these estimates —</w:t>
+      </w:r>
+      <w:r>
+        <w:t xml:space="preserve"> </w:t>
+      </w:r>
+      <w:r>
+        <w:rPr>
+          <w:iCs/>
+          <w:i/>
+        </w:rPr>
+        <w:t xml:space="preserve">r</w:t>
+      </w:r>
+      <w:r>
+        <w:t xml:space="preserve"> </w:t>
+      </w:r>
+      <w:r>
+        <w:t xml:space="preserve">between approximately 0.035 and 0.077 — with the magnitude of the inflation depending on which selection-process assumption one adopts. The headline reading of a substantially upward-biased published average effect survives across all six tests; only the precise magnitude of the bias correction is method-dependent.</w:t>
       </w:r>
     </w:p>
     <w:p>
@@ -10444,7 +10874,7 @@
       </w:r>
     </w:p>
     <w:bookmarkEnd w:id="78"/>
-    <w:bookmarkStart w:id="84" w:name="references"/>
+    <w:bookmarkStart w:id="90" w:name="references"/>
     <w:p>
       <w:pPr>
         <w:pStyle w:val="Heading2"/>
@@ -10870,6 +11300,70 @@
         <w:pStyle w:val="BodyText"/>
       </w:pPr>
       <w:r>
+        <w:t xml:space="preserve">Hedges, L. V., Tipton, E., &amp; Johnson, M. C. (2010). Robust variance estimation in meta-regression with dependent effect size estimates.</w:t>
+      </w:r>
+      <w:r>
+        <w:t xml:space="preserve"> </w:t>
+      </w:r>
+      <w:r>
+        <w:rPr>
+          <w:iCs/>
+          <w:i/>
+        </w:rPr>
+        <w:t xml:space="preserve">Research Synthesis Methods, 1</w:t>
+      </w:r>
+      <w:r>
+        <w:t xml:space="preserve">(1), 39–65.</w:t>
+      </w:r>
+      <w:r>
+        <w:t xml:space="preserve"> </w:t>
+      </w:r>
+      <w:hyperlink r:id="rId81">
+        <w:r>
+          <w:rPr>
+            <w:rStyle w:val="Hyperlink"/>
+          </w:rPr>
+          <w:t xml:space="preserve">https://doi.org/10.1002/jrsm.5</w:t>
+        </w:r>
+      </w:hyperlink>
+    </w:p>
+    <w:p>
+      <w:pPr>
+        <w:pStyle w:val="BodyText"/>
+      </w:pPr>
+      <w:r>
+        <w:t xml:space="preserve">Hedges, L. V., &amp; Vevea, J. L. (1996). Estimating effect size under publication bias: Small sample properties and robustness of a random effects selection model.</w:t>
+      </w:r>
+      <w:r>
+        <w:t xml:space="preserve"> </w:t>
+      </w:r>
+      <w:r>
+        <w:rPr>
+          <w:iCs/>
+          <w:i/>
+        </w:rPr>
+        <w:t xml:space="preserve">Journal of Educational and Behavioral Statistics, 21</w:t>
+      </w:r>
+      <w:r>
+        <w:t xml:space="preserve">(4), 299–332.</w:t>
+      </w:r>
+      <w:r>
+        <w:t xml:space="preserve"> </w:t>
+      </w:r>
+      <w:hyperlink r:id="rId82">
+        <w:r>
+          <w:rPr>
+            <w:rStyle w:val="Hyperlink"/>
+          </w:rPr>
+          <w:t xml:space="preserve">https://doi.org/10.3102/10769986021004299</w:t>
+        </w:r>
+      </w:hyperlink>
+    </w:p>
+    <w:p>
+      <w:pPr>
+        <w:pStyle w:val="BodyText"/>
+      </w:pPr>
+      <w:r>
         <w:t xml:space="preserve">Helpman, E., Melitz, M. J., &amp; Yeaple, S. R. (2004). Export versus FDI with heterogeneous firms.</w:t>
       </w:r>
       <w:r>
@@ -11122,7 +11616,7 @@
       <w:r>
         <w:t xml:space="preserve"> </w:t>
       </w:r>
-      <w:hyperlink r:id="rId81">
+      <w:hyperlink r:id="rId83">
         <w:r>
           <w:rPr>
             <w:rStyle w:val="Hyperlink"/>
@@ -11154,7 +11648,7 @@
       <w:r>
         <w:t xml:space="preserve"> </w:t>
       </w:r>
-      <w:hyperlink r:id="rId82">
+      <w:hyperlink r:id="rId84">
         <w:r>
           <w:rPr>
             <w:rStyle w:val="Hyperlink"/>
@@ -11210,6 +11704,38 @@
         <w:pStyle w:val="BodyText"/>
       </w:pPr>
       <w:r>
+        <w:t xml:space="preserve">Pustejovsky, J. E., &amp; Tipton, E. (2022). Meta-analysis with robust variance estimation: Expanding the range of working models.</w:t>
+      </w:r>
+      <w:r>
+        <w:t xml:space="preserve"> </w:t>
+      </w:r>
+      <w:r>
+        <w:rPr>
+          <w:iCs/>
+          <w:i/>
+        </w:rPr>
+        <w:t xml:space="preserve">Prevention Science, 23</w:t>
+      </w:r>
+      <w:r>
+        <w:t xml:space="preserve">(3), 425–438.</w:t>
+      </w:r>
+      <w:r>
+        <w:t xml:space="preserve"> </w:t>
+      </w:r>
+      <w:hyperlink r:id="rId85">
+        <w:r>
+          <w:rPr>
+            <w:rStyle w:val="Hyperlink"/>
+          </w:rPr>
+          <w:t xml:space="preserve">https://doi.org/10.1007/s11121-021-01246-3</w:t>
+        </w:r>
+      </w:hyperlink>
+    </w:p>
+    <w:p>
+      <w:pPr>
+        <w:pStyle w:val="BodyText"/>
+      </w:pPr>
+      <w:r>
         <w:t xml:space="preserve">Raudenbush, S. W., &amp; Bryk, A. S. (2002).</w:t>
       </w:r>
       <w:r>
@@ -11366,6 +11892,70 @@
         <w:pStyle w:val="BodyText"/>
       </w:pPr>
       <w:r>
+        <w:t xml:space="preserve">Terrin, N., Schmid, C. H., Lau, J., &amp; Olkin, I. (2003). Adjusting for publication bias in the presence of heterogeneity.</w:t>
+      </w:r>
+      <w:r>
+        <w:t xml:space="preserve"> </w:t>
+      </w:r>
+      <w:r>
+        <w:rPr>
+          <w:iCs/>
+          <w:i/>
+        </w:rPr>
+        <w:t xml:space="preserve">Statistics in Medicine, 22</w:t>
+      </w:r>
+      <w:r>
+        <w:t xml:space="preserve">(13), 2113–2126.</w:t>
+      </w:r>
+      <w:r>
+        <w:t xml:space="preserve"> </w:t>
+      </w:r>
+      <w:hyperlink r:id="rId86">
+        <w:r>
+          <w:rPr>
+            <w:rStyle w:val="Hyperlink"/>
+          </w:rPr>
+          <w:t xml:space="preserve">https://doi.org/10.1002/sim.1461</w:t>
+        </w:r>
+      </w:hyperlink>
+    </w:p>
+    <w:p>
+      <w:pPr>
+        <w:pStyle w:val="BodyText"/>
+      </w:pPr>
+      <w:r>
+        <w:t xml:space="preserve">Tipton, E. (2015). Small sample adjustments for robust variance estimation with meta-regression.</w:t>
+      </w:r>
+      <w:r>
+        <w:t xml:space="preserve"> </w:t>
+      </w:r>
+      <w:r>
+        <w:rPr>
+          <w:iCs/>
+          <w:i/>
+        </w:rPr>
+        <w:t xml:space="preserve">Psychological Methods, 20</w:t>
+      </w:r>
+      <w:r>
+        <w:t xml:space="preserve">(3), 375–393.</w:t>
+      </w:r>
+      <w:r>
+        <w:t xml:space="preserve"> </w:t>
+      </w:r>
+      <w:hyperlink r:id="rId87">
+        <w:r>
+          <w:rPr>
+            <w:rStyle w:val="Hyperlink"/>
+          </w:rPr>
+          <w:t xml:space="preserve">https://doi.org/10.1037/met0000011</w:t>
+        </w:r>
+      </w:hyperlink>
+    </w:p>
+    <w:p>
+      <w:pPr>
+        <w:pStyle w:val="BodyText"/>
+      </w:pPr>
+      <w:r>
         <w:t xml:space="preserve">Van den Noortgate, W., López-López, J. A., Marín-Martínez, F., &amp; Sánchez-Meca, J. (2013). Three-level meta-analysis of dependent effect sizes.</w:t>
       </w:r>
       <w:r>
@@ -11408,6 +11998,38 @@
         <w:pStyle w:val="BodyText"/>
       </w:pPr>
       <w:r>
+        <w:t xml:space="preserve">Vevea, J. L., &amp; Hedges, L. V. (1995). A general linear model for estimating effect size in the presence of publication bias.</w:t>
+      </w:r>
+      <w:r>
+        <w:t xml:space="preserve"> </w:t>
+      </w:r>
+      <w:r>
+        <w:rPr>
+          <w:iCs/>
+          <w:i/>
+        </w:rPr>
+        <w:t xml:space="preserve">Psychometrika, 60</w:t>
+      </w:r>
+      <w:r>
+        <w:t xml:space="preserve">(3), 419–435.</w:t>
+      </w:r>
+      <w:r>
+        <w:t xml:space="preserve"> </w:t>
+      </w:r>
+      <w:hyperlink r:id="rId88">
+        <w:r>
+          <w:rPr>
+            <w:rStyle w:val="Hyperlink"/>
+          </w:rPr>
+          <w:t xml:space="preserve">https://doi.org/10.1007/BF02294384</w:t>
+        </w:r>
+      </w:hyperlink>
+    </w:p>
+    <w:p>
+      <w:pPr>
+        <w:pStyle w:val="BodyText"/>
+      </w:pPr>
+      <w:r>
         <w:t xml:space="preserve">Vevea, J. L., &amp; Woods, C. M. (2005). Publication bias in research synthesis: Sensitivity analysis using a priori weight functions.</w:t>
       </w:r>
       <w:r>
@@ -11489,7 +12111,7 @@
       <w:r>
         <w:t xml:space="preserve"> </w:t>
       </w:r>
-      <w:hyperlink r:id="rId83">
+      <w:hyperlink r:id="rId89">
         <w:r>
           <w:rPr>
             <w:rStyle w:val="Hyperlink"/>
@@ -11547,8 +12169,8 @@
         </w:pict>
       </w:r>
     </w:p>
-    <w:bookmarkEnd w:id="84"/>
-    <w:bookmarkStart w:id="85" w:name="supplementary-materials-osf"/>
+    <w:bookmarkEnd w:id="90"/>
+    <w:bookmarkStart w:id="91" w:name="supplementary-materials-osf"/>
     <w:p>
       <w:pPr>
         <w:pStyle w:val="Heading2"/>
@@ -11895,8 +12517,8 @@
         <w:t xml:space="preserve">). Analyses use the verified baseline corpus (k = 238 studies, K = 288 effect sizes); the formal WoS/Scopus search expansion is ongoing and will be incorporated at revision. Effect-size coding follows the standardized protocol summarized in Section 3.4 and detailed in Supp-B.</w:t>
       </w:r>
     </w:p>
-    <w:bookmarkEnd w:id="85"/>
-    <w:bookmarkEnd w:id="86"/>
+    <w:bookmarkEnd w:id="91"/>
+    <w:bookmarkEnd w:id="92"/>
     <w:sectPr>
       <w:pgSz w:h="16838" w:w="11906"/>
       <w:pgMar w:bottom="1417" w:left="1417" w:right="1417" w:top="1417"/>

--- a/p6/submission/mir_package/01_manuscript_blinded.docx
+++ b/p6/submission/mir_package/01_manuscript_blinded.docx
@@ -92,7 +92,7 @@
         <w:t xml:space="preserve"> </w:t>
       </w:r>
       <w:r>
-        <w:t xml:space="preserve">First three-level meta-analytic regression analysis (MARA) of the internationalization–performance (I-P) relationship testing whether country-level digital adoption (cDAI), institutional context regime (ICRV), and Digital Paradox Lifecycle (DPL) phase moderate it across a geographically diverse corpus.</w:t>
+        <w:t xml:space="preserve">First three-level meta-analytic regression analysis (MARA) of the internationalization–performance (I-P) relationship testing whether country-level digital adoption (cDAI), institutional context regime (ICRV), and Digital Paradox Lifecycle (DPL) phase moderate it.</w:t>
       </w:r>
     </w:p>
     <w:p>
@@ -110,7 +110,7 @@
         <w:t xml:space="preserve"> </w:t>
       </w:r>
       <w:r>
-        <w:t xml:space="preserve">Following PRISMA 2020, backward and forward citation tracking of five anchor meta-analyses with hand-search assembles an analyzed corpus of</w:t>
+        <w:t xml:space="preserve">PRISMA 2020 backward and forward citation tracking of five anchor meta-analyses with hand-search assembles</w:t>
       </w:r>
       <w:r>
         <w:t xml:space="preserve"> </w:t>
@@ -126,7 +126,7 @@
         <w:t xml:space="preserve"> </w:t>
       </w:r>
       <w:r>
-        <w:t xml:space="preserve">= 238 studies and</w:t>
+        <w:t xml:space="preserve">= 238 studies,</w:t>
       </w:r>
       <w:r>
         <w:t xml:space="preserve"> </w:t>
@@ -158,7 +158,7 @@
         <w:t xml:space="preserve"> </w:t>
       </w:r>
       <w:r>
-        <w:t xml:space="preserve">decomposes within- and between-study heterogeneity under OSF pre-registration.</w:t>
+        <w:t xml:space="preserve">under OSF pre-registration; six bias tests bound the corrected effect.</w:t>
       </w:r>
     </w:p>
     <w:p>
@@ -176,7 +176,7 @@
         <w:t xml:space="preserve"> </w:t>
       </w:r>
       <w:r>
-        <w:t xml:space="preserve">Pooled effect</w:t>
+        <w:t xml:space="preserve">Pooled</w:t>
       </w:r>
       <w:r>
         <w:t xml:space="preserve"> </w:t>
@@ -221,7 +221,10 @@
         <w:t xml:space="preserve">I</w:t>
       </w:r>
       <w:r>
-        <w:t xml:space="preserve">² = 87.8%). The full-sample ICRV omnibus is significant (</w:t>
+        <w:t xml:space="preserve">² = 87.8%). Full-sample ICRV omnibus</w:t>
+      </w:r>
+      <w:r>
+        <w:t xml:space="preserve"> </w:t>
       </w:r>
       <w:r>
         <w:rPr>
@@ -231,10 +234,7 @@
         <w:t xml:space="preserve">Q</w:t>
       </w:r>
       <w:r>
-        <w:t xml:space="preserve">_M = 17.35,</w:t>
-      </w:r>
-      <w:r>
-        <w:t xml:space="preserve"> </w:t>
+        <w:t xml:space="preserve">_M = 17.35 (</w:t>
       </w:r>
       <w:r>
         <w:rPr>
@@ -247,7 +247,7 @@
         <w:t xml:space="preserve"> </w:t>
       </w:r>
       <w:r>
-        <w:t xml:space="preserve">= .002) but not robust: drop-Frontier sensitivity yields</w:t>
+        <w:t xml:space="preserve">= .002) is not robust: drop-Frontier yields</w:t>
       </w:r>
       <w:r>
         <w:t xml:space="preserve"> </w:t>
@@ -273,7 +273,7 @@
         <w:t xml:space="preserve"> </w:t>
       </w:r>
       <w:r>
-        <w:t xml:space="preserve">= .68); cDAI and DPL moderation are non-significant. Trim-and-fill imputes</w:t>
+        <w:t xml:space="preserve">= .68); cDAI and DPL are non-significant. Six bias tests bound the bias-corrected effect: trim-and-fill imputes</w:t>
       </w:r>
       <w:r>
         <w:t xml:space="preserve"> </w:t>
@@ -289,7 +289,7 @@
         <w:t xml:space="preserve"> </w:t>
       </w:r>
       <w:r>
-        <w:t xml:space="preserve">= 58 missing studies, cutting</w:t>
+        <w:t xml:space="preserve">= 58 and cuts</w:t>
       </w:r>
       <w:r>
         <w:t xml:space="preserve"> </w:t>
@@ -305,7 +305,39 @@
         <w:t xml:space="preserve"> </w:t>
       </w:r>
       <w:r>
-        <w:t xml:space="preserve">to .035 — a ~53% attenuation (Begg</w:t>
+        <w:t xml:space="preserve">to .035; PET-PEESE yields</w:t>
+      </w:r>
+      <w:r>
+        <w:t xml:space="preserve"> </w:t>
+      </w:r>
+      <w:r>
+        <w:rPr>
+          <w:iCs/>
+          <w:i/>
+        </w:rPr>
+        <w:t xml:space="preserve">r</w:t>
+      </w:r>
+      <w:r>
+        <w:t xml:space="preserve"> </w:t>
+      </w:r>
+      <w:r>
+        <w:t xml:space="preserve">= .061; Vevea-Hedges selection model returns</w:t>
+      </w:r>
+      <w:r>
+        <w:t xml:space="preserve"> </w:t>
+      </w:r>
+      <w:r>
+        <w:rPr>
+          <w:iCs/>
+          <w:i/>
+        </w:rPr>
+        <w:t xml:space="preserve">r</w:t>
+      </w:r>
+      <w:r>
+        <w:t xml:space="preserve"> </w:t>
+      </w:r>
+      <w:r>
+        <w:t xml:space="preserve">= .077 with model-based selection evidence (LRT</w:t>
       </w:r>
       <w:r>
         <w:t xml:space="preserve"> </w:t>
@@ -321,7 +353,7 @@
         <w:t xml:space="preserve"> </w:t>
       </w:r>
       <w:r>
-        <w:t xml:space="preserve">&lt; .001).</w:t>
+        <w:t xml:space="preserve">= .002). True effect is best read as interval [.035, .077], not a point.</w:t>
       </w:r>
     </w:p>
     <w:p>
@@ -339,7 +371,7 @@
         <w:t xml:space="preserve"> </w:t>
       </w:r>
       <w:r>
-        <w:t xml:space="preserve">First three-level MARA and first pre-registered cDAI/ICRV/DPL meta-test in the I-P literature; first systematic quantification of publication-bias attenuation in this 40-year evidence base.</w:t>
+        <w:t xml:space="preserve">First three-level MARA and first pre-registered cDAI/ICRV/DPL meta-test in the I-P literature; first multi-method bounding of publication-bias attenuation in this 40-year base.</w:t>
       </w:r>
     </w:p>
     <w:p>

--- a/p6/submission/mir_package/01_manuscript_blinded.docx
+++ b/p6/submission/mir_package/01_manuscript_blinded.docx
@@ -2578,7 +2578,7 @@
         </m:r>
       </m:oMath>
       <w:r>
-        <w:t xml:space="preserve">) was not executed as registered: a second independent coder was not available, so extraction and moderator coding were performed by a single coder (the first author). Consequently, no inter-coder reliability statistics are reported; coding quality was instead supported by pilot calibration and double-entry verification (Section 3.3.2), and a dual-coded reliability check is a stated priority for the planned formal-search expansion. Fifth, the drop-Frontier sensitivity analysis on ICRV (reported in §4.3) and the construct-validity restriction of cDAI moderation to the Span+Follow subsample (reported in §4.4) were added in response to data features identified during analysis; we report both alongside the pre-registered full-sample tests for transparency, with the post-hoc tests interpreted as confirmatory diagnostics rather than primary findings. The extraction codebook accompanying the data (v1.1) documents the coding actually applied; the registered v1.0 scheme remains in the frozen OSF record.</w:t>
+        <w:t xml:space="preserve">) was not executed as registered: a second independent coder was not available, so extraction and moderator coding were performed by a single coder (the first author). Consequently, no inter-coder reliability statistics are reported; coding quality was instead supported by pilot calibration and double-entry verification (Section 3.3.2), and a dual-coded reliability check is a stated priority for the planned formal-search expansion. Fifth, the drop-Frontier sensitivity analysis on ICRV (reported in Section 4.3) and the construct-validity restriction of cDAI moderation to the Span+Follow subsample (reported in Section 4.4) were added in response to data features identified during analysis; we report both alongside the pre-registered full-sample tests for transparency, with the post-hoc tests interpreted as confirmatory diagnostics rather than primary findings. The extraction codebook accompanying the data (v1.1) documents the coding actually applied; the registered v1.0 scheme remains in the frozen OSF record.</w:t>
       </w:r>
     </w:p>
     <w:bookmarkEnd w:id="33"/>
@@ -2753,7 +2753,7 @@
         <w:t xml:space="preserve"> </w:t>
       </w:r>
       <w:r>
-        <w:t xml:space="preserve">for the analyses reported here: the eligibility criteria, extraction protocol, and pre-registered hypotheses all apply to it as a self-contained sample, and the substantive conclusions of the article (including the publication-bias paradox documented in §5.2) stand on Path A alone.</w:t>
+        <w:t xml:space="preserve">for the analyses reported here: the eligibility criteria, extraction protocol, and pre-registered hypotheses all apply to it as a self-contained sample, and the substantive conclusions of the article (including the publication-bias paradox documented in Section 5.2) stand on Path A alone.</w:t>
       </w:r>
       <w:r>
         <w:t xml:space="preserve"> </w:t>
@@ -2785,7 +2785,7 @@
         <w:t xml:space="preserve"> </w:t>
       </w:r>
       <w:r>
-        <w:t xml:space="preserve">via systematic WoS + Scopus search (20 May 2026): 3,263 records → 795 duplicates removed → 1,397 L1 excluded → 782 L2 screened over 8 rounds, yielding 785 Y / 1,694 N / 3 UNSURE; 741 of 785 Y carry DOIs, 547 await full-text extraction. We disclose Path B to document the planned future replication of the present article's results on a corpus of</w:t>
+        <w:t xml:space="preserve">via systematic WoS + Scopus search (20 May 2026): 3,263 records; 795 duplicates removed; 1,397 L1 excluded; 782 L2 screened over 8 rounds, yielding 785 Y / 1,694 N / 3 UNSURE; 741 of 785 Y carry DOIs, 547 await full-text extraction. We disclose Path B to document the planned future replication of the present article's results on a corpus of</w:t>
       </w:r>
       <w:r>
         <w:t xml:space="preserve"> </w:t>
@@ -4149,7 +4149,7 @@
         <w:t xml:space="preserve"> </w:t>
       </w:r>
       <w:r>
-        <w:t xml:space="preserve">= 238 here) and is reported as a sensitivity rather than as the primary inference (see §3.7). Full model equations and estimator rationale are provided as</w:t>
+        <w:t xml:space="preserve">= 238 here) and is reported as a sensitivity rather than as the primary inference (see Section 3.7). Full model equations and estimator rationale are provided as</w:t>
       </w:r>
       <w:r>
         <w:t xml:space="preserve"> </w:t>
@@ -8513,7 +8513,7 @@
         <w:t xml:space="preserve"> </w:t>
       </w:r>
       <w:r>
-        <w:t xml:space="preserve">= 0.074 → PET-PEESE</w:t>
+        <w:t xml:space="preserve">= 0.074; PET-PEESE</w:t>
       </w:r>
       <w:r>
         <w:t xml:space="preserve"> </w:t>
@@ -9504,7 +9504,7 @@
         <w:t xml:space="preserve"> </w:t>
       </w:r>
       <w:r>
-        <w:t xml:space="preserve">= 0.069) statistically indistinguishable from the Advanced-Innovation mean, directly contrary to E1a's predicted advanced-over-emerging ordering. A companion primary-study analysis by the present author group (Author Citation, 2025 — IntechOpen) on 380 Indian WBES firms documents a negative aggregate DOI coefficient with manager experience and female top-management leadership as positive moderating factors, a pattern consistent with the firm-level-compensating-resources interpretation discussed in §5.2; we note this overlap to flag, rather than conceal, the link to our wider primary-study programme.</w:t>
+        <w:t xml:space="preserve">= 0.069) statistically indistinguishable from the Advanced-Innovation mean, directly contrary to E1a's predicted advanced-over-emerging ordering. A companion primary-study analysis by the present author group (Author Citation, 2025 — IntechOpen) on 380 Indian WBES firms documents a negative aggregate DOI coefficient with manager experience and female top-management leadership as positive moderating factors, a pattern consistent with the firm-level-compensating-resources interpretation discussed in Section 5.2; we note this overlap to flag, rather than conceal, the link to our wider primary-study programme.</w:t>
       </w:r>
     </w:p>
     <w:p>
@@ -10259,7 +10259,7 @@
         <w:pStyle w:val="FirstParagraph"/>
       </w:pPr>
       <w:r>
-        <w:t xml:space="preserve">Three implications follow within the constraints set by §5.2's paradox. Because the bias-corrected effect (</w:t>
+        <w:t xml:space="preserve">Three implications follow within the constraints set by Section 5.2's paradox. Because the bias-corrected effect (</w:t>
       </w:r>
       <w:r>
         <w:rPr>
@@ -10800,7 +10800,7 @@
         <w:t xml:space="preserve"> </w:t>
       </w:r>
       <w:r>
-        <w:t xml:space="preserve">≥ 400 corpus would deliver a definitive moderator test. Third, the publication-bias finding motivates a dedicated audit of unpublished I-P results (surveys, grey literature, dissertations) to bound the true population effect more precisely than trim-and-fill alone (see §5.4 for the full inferential-bound argument).</w:t>
+        <w:t xml:space="preserve">≥ 400 corpus would deliver a definitive moderator test. Third, the publication-bias finding motivates a dedicated audit of unpublished I-P results (surveys, grey literature, dissertations) to bound the true population effect more precisely than trim-and-fill alone (see Section 5.4 for the full inferential-bound argument).</w:t>
       </w:r>
     </w:p>
     <w:p>
@@ -12470,7 +12470,7 @@
           <w:iCs/>
           <w:i/>
         </w:rPr>
-        <w:t xml:space="preserve">12,000-word envelope. Revision v1.3 addresses the publication-bias paradox (§5.2), construct-validity restriction of cDAI (§4.4), drop-Frontier-led ICRV framing (§4.3), and a fifth disclosed pre-registration deviation (§3.1).</w:t>
+        <w:t xml:space="preserve">12,000-word envelope. Revision v1.3 addresses the publication-bias paradox (Section 5.2), construct-validity restriction of cDAI (Section 4.4), drop-Frontier-led ICRV framing (Section 4.3), and a fifth disclosed pre-registration deviation (Section 3.1).</w:t>
       </w:r>
       <w:r>
         <w:t xml:space="preserve"> </w:t>

--- a/p6/submission/mir_package/01_manuscript_blinded.docx
+++ b/p6/submission/mir_package/01_manuscript_blinded.docx
@@ -2,7 +2,7 @@
 <file path=word/document.xml><?xml version="1.0" encoding="utf-8"?>
 <w:document xmlns:w="http://schemas.openxmlformats.org/wordprocessingml/2006/main" xmlns:m="http://schemas.openxmlformats.org/officeDocument/2006/math" xmlns:r="http://schemas.openxmlformats.org/officeDocument/2006/relationships" xmlns:o="urn:schemas-microsoft-com:office:office" xmlns:v="urn:schemas-microsoft-com:vml" xmlns:w10="urn:schemas-microsoft-com:office:word" xmlns:a="http://schemas.openxmlformats.org/drawingml/2006/main" xmlns:pic="http://schemas.openxmlformats.org/drawingml/2006/picture" xmlns:wp="http://schemas.openxmlformats.org/drawingml/2006/wordprocessingDrawing">
   <w:body>
-    <w:bookmarkStart w:id="91" w:name="X71f68986ebdedfa6a7fda36701097f5cdd5e3a2"/>
+    <w:bookmarkStart w:id="93" w:name="X71f68986ebdedfa6a7fda36701097f5cdd5e3a2"/>
     <w:p>
       <w:pPr>
         <w:pStyle w:val="Heading1"/>
@@ -10811,12 +10811,48 @@
       </w:r>
     </w:p>
     <w:bookmarkEnd w:id="75"/>
-    <w:bookmarkStart w:id="76" w:name="funding"/>
+    <w:bookmarkStart w:id="76" w:name="acknowledgements"/>
     <w:p>
       <w:pPr>
         <w:pStyle w:val="Heading2"/>
       </w:pPr>
       <w:r>
+        <w:t xml:space="preserve">Acknowledgements</w:t>
+      </w:r>
+    </w:p>
+    <w:p>
+      <w:pPr>
+        <w:pStyle w:val="FirstParagraph"/>
+      </w:pPr>
+      <w:r>
+        <w:t xml:space="preserve">We thank the authors of the 238 primary studies whose effect sizes are aggregated here; without their original data collection this meta-analysis would not be possible. We also acknowledge methodological guidance from the published works of Borenstein et al. (2021) and Vevea &amp; Woods (2005). For primary studies drawing on World Bank Enterprise Surveys, we thank the Enterprise Analysis Unit of the Development Economics Global Indicators Group of the World Bank for the underlying data infrastructure that enabled multi-country effect-size extraction.</w:t>
+      </w:r>
+    </w:p>
+    <w:bookmarkEnd w:id="76"/>
+    <w:bookmarkStart w:id="77" w:name="X799c23334c5944d058eaf15944a1408ff96b683"/>
+    <w:p>
+      <w:pPr>
+        <w:pStyle w:val="Heading2"/>
+      </w:pPr>
+      <w:r>
+        <w:t xml:space="preserve">Use of Generative AI in the Writing Process</w:t>
+      </w:r>
+    </w:p>
+    <w:p>
+      <w:pPr>
+        <w:pStyle w:val="FirstParagraph"/>
+      </w:pPr>
+      <w:r>
+        <w:t xml:space="preserve">Generative AI tools were used during manuscript preparation to assist with language editing, consistency checking of statistical notation across six bias-test methods, formatting of the reference list, and assembly of replication-package documentation. All conceptual framing, hypothesis development, meta-analytic model specification, results interpretation, and final wording were authored by the human authors, who take full responsibility for the content of the publication.</w:t>
+      </w:r>
+    </w:p>
+    <w:bookmarkEnd w:id="77"/>
+    <w:bookmarkStart w:id="78" w:name="funding"/>
+    <w:p>
+      <w:pPr>
+        <w:pStyle w:val="Heading2"/>
+      </w:pPr>
+      <w:r>
         <w:t xml:space="preserve">Funding</w:t>
       </w:r>
     </w:p>
@@ -10828,8 +10864,8 @@
         <w:t xml:space="preserve">This research received no specific grant from any funding agency in the public, commercial, or not-for-profit sectors.</w:t>
       </w:r>
     </w:p>
-    <w:bookmarkEnd w:id="76"/>
-    <w:bookmarkStart w:id="77" w:name="competing-interests"/>
+    <w:bookmarkEnd w:id="78"/>
+    <w:bookmarkStart w:id="79" w:name="competing-interests"/>
     <w:p>
       <w:pPr>
         <w:pStyle w:val="Heading2"/>
@@ -10846,8 +10882,8 @@
         <w:t xml:space="preserve">The authors declare no conflict of interest.</w:t>
       </w:r>
     </w:p>
-    <w:bookmarkEnd w:id="77"/>
-    <w:bookmarkStart w:id="78" w:name="data-availability"/>
+    <w:bookmarkEnd w:id="79"/>
+    <w:bookmarkStart w:id="80" w:name="data-availability"/>
     <w:p>
       <w:pPr>
         <w:pStyle w:val="Heading2"/>
@@ -10889,8 +10925,8 @@
         </w:pict>
       </w:r>
     </w:p>
-    <w:bookmarkEnd w:id="78"/>
-    <w:bookmarkStart w:id="89" w:name="references"/>
+    <w:bookmarkEnd w:id="80"/>
+    <w:bookmarkStart w:id="91" w:name="references"/>
     <w:p>
       <w:pPr>
         <w:pStyle w:val="Heading2"/>
@@ -11183,7 +11219,7 @@
       <w:r>
         <w:t xml:space="preserve"> </w:t>
       </w:r>
-      <w:hyperlink r:id="rId79">
+      <w:hyperlink r:id="rId81">
         <w:r>
           <w:rPr>
             <w:rStyle w:val="Hyperlink"/>
@@ -11323,7 +11359,7 @@
       <w:r>
         <w:t xml:space="preserve"> </w:t>
       </w:r>
-      <w:hyperlink r:id="rId80">
+      <w:hyperlink r:id="rId82">
         <w:r>
           <w:rPr>
             <w:rStyle w:val="Hyperlink"/>
@@ -11355,7 +11391,7 @@
       <w:r>
         <w:t xml:space="preserve"> </w:t>
       </w:r>
-      <w:hyperlink r:id="rId81">
+      <w:hyperlink r:id="rId83">
         <w:r>
           <w:rPr>
             <w:rStyle w:val="Hyperlink"/>
@@ -11621,7 +11657,7 @@
       <w:r>
         <w:t xml:space="preserve"> </w:t>
       </w:r>
-      <w:hyperlink r:id="rId82">
+      <w:hyperlink r:id="rId84">
         <w:r>
           <w:rPr>
             <w:rStyle w:val="Hyperlink"/>
@@ -11653,7 +11689,7 @@
       <w:r>
         <w:t xml:space="preserve"> </w:t>
       </w:r>
-      <w:hyperlink r:id="rId83">
+      <w:hyperlink r:id="rId85">
         <w:r>
           <w:rPr>
             <w:rStyle w:val="Hyperlink"/>
@@ -11727,7 +11763,7 @@
       <w:r>
         <w:t xml:space="preserve"> </w:t>
       </w:r>
-      <w:hyperlink r:id="rId84">
+      <w:hyperlink r:id="rId86">
         <w:r>
           <w:rPr>
             <w:rStyle w:val="Hyperlink"/>
@@ -11915,7 +11951,7 @@
       <w:r>
         <w:t xml:space="preserve"> </w:t>
       </w:r>
-      <w:hyperlink r:id="rId85">
+      <w:hyperlink r:id="rId87">
         <w:r>
           <w:rPr>
             <w:rStyle w:val="Hyperlink"/>
@@ -11947,7 +11983,7 @@
       <w:r>
         <w:t xml:space="preserve"> </w:t>
       </w:r>
-      <w:hyperlink r:id="rId86">
+      <w:hyperlink r:id="rId88">
         <w:r>
           <w:rPr>
             <w:rStyle w:val="Hyperlink"/>
@@ -12021,7 +12057,7 @@
       <w:r>
         <w:t xml:space="preserve"> </w:t>
       </w:r>
-      <w:hyperlink r:id="rId87">
+      <w:hyperlink r:id="rId89">
         <w:r>
           <w:rPr>
             <w:rStyle w:val="Hyperlink"/>
@@ -12116,7 +12152,7 @@
       <w:r>
         <w:t xml:space="preserve"> </w:t>
       </w:r>
-      <w:hyperlink r:id="rId88">
+      <w:hyperlink r:id="rId90">
         <w:r>
           <w:rPr>
             <w:rStyle w:val="Hyperlink"/>
@@ -12174,8 +12210,8 @@
         </w:pict>
       </w:r>
     </w:p>
-    <w:bookmarkEnd w:id="89"/>
-    <w:bookmarkStart w:id="90" w:name="supplementary-materials-osf"/>
+    <w:bookmarkEnd w:id="91"/>
+    <w:bookmarkStart w:id="92" w:name="supplementary-materials-osf"/>
     <w:p>
       <w:pPr>
         <w:pStyle w:val="Heading2"/>
@@ -12522,8 +12558,8 @@
         <w:t xml:space="preserve">). Analyses use the verified baseline corpus (k = 238 studies, K = 288 effect sizes); the formal WoS/Scopus search expansion is ongoing and will be incorporated at revision. Effect-size coding follows the standardized protocol summarized in Section 3.4 and detailed in Supp-B.</w:t>
       </w:r>
     </w:p>
-    <w:bookmarkEnd w:id="90"/>
-    <w:bookmarkEnd w:id="91"/>
+    <w:bookmarkEnd w:id="92"/>
+    <w:bookmarkEnd w:id="93"/>
     <w:sectPr>
       <w:pgSz w:h="16838" w:w="11906"/>
       <w:pgMar w:bottom="1417" w:left="1417" w:right="1417" w:top="1417"/>

--- a/p6/submission/mir_package/01_manuscript_blinded.docx
+++ b/p6/submission/mir_package/01_manuscript_blinded.docx
@@ -2,7 +2,33 @@
 <file path=word/document.xml><?xml version="1.0" encoding="utf-8"?>
 <w:document xmlns:w="http://schemas.openxmlformats.org/wordprocessingml/2006/main" xmlns:m="http://schemas.openxmlformats.org/officeDocument/2006/math" xmlns:r="http://schemas.openxmlformats.org/officeDocument/2006/relationships" xmlns:o="urn:schemas-microsoft-com:office:office" xmlns:v="urn:schemas-microsoft-com:vml" xmlns:w10="urn:schemas-microsoft-com:office:word" xmlns:a="http://schemas.openxmlformats.org/drawingml/2006/main" xmlns:pic="http://schemas.openxmlformats.org/drawingml/2006/picture" xmlns:wp="http://schemas.openxmlformats.org/drawingml/2006/wordprocessingDrawing">
   <w:body>
-    <w:bookmarkStart w:id="93" w:name="X71f68986ebdedfa6a7fda36701097f5cdd5e3a2"/>
+    <w:sdt>
+      <w:sdtPr>
+        <w:docPartObj>
+          <w:docPartGallery w:val="Table of Contents"/>
+          <w:docPartUnique/>
+        </w:docPartObj>
+      </w:sdtPr>
+      <w:sdtContent>
+        <w:p>
+          <w:pPr>
+            <w:pStyle w:val="TOCHeading"/>
+          </w:pPr>
+          <w:r>
+            <w:t xml:space="preserve">Table of Contents</w:t>
+          </w:r>
+        </w:p>
+        <w:p>
+          <w:r>
+            <w:fldChar w:fldCharType="begin" w:dirty="true"/>
+            <w:instrText xml:space="preserve">TOC \o "1-2" \h \z \u</w:instrText>
+            <w:fldChar w:fldCharType="separate"/>
+            <w:fldChar w:fldCharType="end"/>
+          </w:r>
+        </w:p>
+      </w:sdtContent>
+    </w:sdt>
+    <w:bookmarkStart w:id="82" w:name="X71f68986ebdedfa6a7fda36701097f5cdd5e3a2"/>
     <w:p>
       <w:pPr>
         <w:pStyle w:val="Heading1"/>
@@ -176,7 +202,7 @@
         <w:t xml:space="preserve"> </w:t>
       </w:r>
       <w:r>
-        <w:t xml:space="preserve">= .074 (95% CI [.060, .088],</w:t>
+        <w:t xml:space="preserve">=.074 (95% CI [.060,.088],</w:t>
       </w:r>
       <w:r>
         <w:t xml:space="preserve"> </w:t>
@@ -192,7 +218,7 @@
         <w:t xml:space="preserve"> </w:t>
       </w:r>
       <w:r>
-        <w:t xml:space="preserve">&lt; .001;</w:t>
+        <w:t xml:space="preserve">&lt;.001;</w:t>
       </w:r>
       <w:r>
         <w:t xml:space="preserve"> </w:t>
@@ -231,7 +257,7 @@
         <w:t xml:space="preserve"> </w:t>
       </w:r>
       <w:r>
-        <w:t xml:space="preserve">= .002) is not robust: drop-Frontier yields</w:t>
+        <w:t xml:space="preserve">=.002) is not robust: drop-Frontier yields</w:t>
       </w:r>
       <w:r>
         <w:t xml:space="preserve"> </w:t>
@@ -257,7 +283,7 @@
         <w:t xml:space="preserve"> </w:t>
       </w:r>
       <w:r>
-        <w:t xml:space="preserve">= .68); cDAI and DPL are non-significant. Six bias tests bound the bias-corrected effect: trim-and-fill imputes</w:t>
+        <w:t xml:space="preserve">=.68); cDAI and DPL are non-significant. Six bias tests bound the bias-corrected effect: trim-and-fill imputes</w:t>
       </w:r>
       <w:r>
         <w:t xml:space="preserve"> </w:t>
@@ -289,7 +315,7 @@
         <w:t xml:space="preserve"> </w:t>
       </w:r>
       <w:r>
-        <w:t xml:space="preserve">to .035; PET-PEESE yields</w:t>
+        <w:t xml:space="preserve">to.035; PET-PEESE yields</w:t>
       </w:r>
       <w:r>
         <w:t xml:space="preserve"> </w:t>
@@ -305,7 +331,7 @@
         <w:t xml:space="preserve"> </w:t>
       </w:r>
       <w:r>
-        <w:t xml:space="preserve">= .061; Vevea-Hedges selection model returns</w:t>
+        <w:t xml:space="preserve">=.061; Vevea-Hedges selection model returns</w:t>
       </w:r>
       <w:r>
         <w:t xml:space="preserve"> </w:t>
@@ -321,7 +347,7 @@
         <w:t xml:space="preserve"> </w:t>
       </w:r>
       <w:r>
-        <w:t xml:space="preserve">= .077 with model-based selection evidence (LRT</w:t>
+        <w:t xml:space="preserve">=.077 with model-based selection evidence (LRT</w:t>
       </w:r>
       <w:r>
         <w:t xml:space="preserve"> </w:t>
@@ -337,7 +363,7 @@
         <w:t xml:space="preserve"> </w:t>
       </w:r>
       <w:r>
-        <w:t xml:space="preserve">= .002). True effect is best read as interval [.035, .077], not a point.</w:t>
+        <w:t xml:space="preserve">=.002). True effect is best read as interval [.035,.077], not a point.</w:t>
       </w:r>
     </w:p>
     <w:p>
@@ -374,6 +400,24 @@
       </w:r>
       <w:r>
         <w:t xml:space="preserve">internationalization–performance; meta-analysis; three-level model; digital adoption; institutional context; publication bias</w:t>
+      </w:r>
+    </w:p>
+    <w:p>
+      <w:pPr>
+        <w:pStyle w:val="BodyText"/>
+      </w:pPr>
+      <w:r>
+        <w:rPr>
+          <w:bCs/>
+          <w:b/>
+        </w:rPr>
+        <w:t xml:space="preserve">JEL classification:</w:t>
+      </w:r>
+      <w:r>
+        <w:t xml:space="preserve"> </w:t>
+      </w:r>
+      <w:r>
+        <w:t xml:space="preserve">F23 (multinational firms; international business); C83 (survey methods; sampling methods); O33 (technological change: choices and consequences); D22 (firm behaviour: empirical analysis); L25 (firm performance).</w:t>
       </w:r>
     </w:p>
     <w:p>
@@ -402,7 +446,7 @@
       </w:r>
     </w:p>
     <w:bookmarkEnd w:id="20"/>
-    <w:bookmarkStart w:id="21" w:name="Xe3d0fc0bea9a42ce7605565d0964033d7f6ee47"/>
+    <w:bookmarkStart w:id="21" w:name="introduction"/>
     <w:p>
       <w:pPr>
         <w:pStyle w:val="Heading2"/>
@@ -416,7 +460,22 @@
         <w:pStyle w:val="FirstParagraph"/>
       </w:pPr>
       <w:r>
-        <w:t xml:space="preserve">The relationship between a firm's degree of internationalization and its performance, the "I-P relationship", is the most meta-analyzed question in international business. Over four decades and six major meta-analyses (Bausch &amp; Krist, 2007; Kirca et al., 2012; Marano et al., 2016; Schwens et al., 2018; Wu et al., 2022; Arte &amp; Larimo, 2022), pooled positive effects are consistently small yet</w:t>
+        <w:t xml:space="preserve">The relationship between a firm’s degree of internationalization and its performance, the</w:t>
+      </w:r>
+      <w:r>
+        <w:t xml:space="preserve"> </w:t>
+      </w:r>
+      <w:r>
+        <w:t xml:space="preserve">“</w:t>
+      </w:r>
+      <w:r>
+        <w:t xml:space="preserve">I-P relationship</w:t>
+      </w:r>
+      <w:r>
+        <w:t xml:space="preserve">”</w:t>
+      </w:r>
+      <w:r>
+        <w:t xml:space="preserve">, is the most meta-analyzed question in international business. Over four decades and six major meta-analyses (Bausch &amp; Krist, 2007; Kirca et al., 2012; Marano et al., 2016; Schwens et al., 2018; Wu et al., 2022; Arte &amp; Larimo, 2022), pooled positive effects are consistently small yet</w:t>
       </w:r>
       <w:r>
         <w:t xml:space="preserve"> </w:t>
@@ -447,7 +506,7 @@
         <w:pStyle w:val="BodyText"/>
       </w:pPr>
       <w:r>
-        <w:t xml:space="preserve">The present study's starting point is the ICBEF 2025 baseline (Author Citation, 2024 — ICBEF):</w:t>
+        <w:t xml:space="preserve">The present study’s starting point is the ICBEF 2025 baseline (Author Citation, 2024, ICBEF):</w:t>
       </w:r>
       <w:r>
         <w:t xml:space="preserve"> </w:t>
@@ -492,7 +551,7 @@
         <w:t xml:space="preserve"> </w:t>
       </w:r>
       <w:r>
-        <w:t xml:space="preserve">&lt; .001),</w:t>
+        <w:t xml:space="preserve">&lt;.001),</w:t>
       </w:r>
       <w:r>
         <w:t xml:space="preserve"> </w:t>
@@ -551,7 +610,7 @@
         <w:t xml:space="preserve"> </w:t>
       </w:r>
       <w:r>
-        <w:t xml:space="preserve">Marano et al. (2016) established that home-country institutions moderate I-P, but applied a coarse six-group global classification. The global corpus spans the full institutional spectrum from Singapore (WGI Rule of Law +1.84) to Pakistan (−0.55) and Iran (−0.74; World Bank, 2023). A six-regime classification capable of resolving this heterogeneity has not been tested meta-analytically.</w:t>
+        <w:t xml:space="preserve">Marano et al. (2016) established that home-country institutions moderate I-P, but applied a coarse six-group global classification. The global corpus spans the full institutional spectrum from Singapore (WGI Rule of Law +1.84) to Pakistan (−0.55) and Iran (−0.74; World Bank, 2023). A six-regime classification capable of resolving this heterogeneity has not been tested meta-analytically.</w:t>
       </w:r>
     </w:p>
     <w:p>
@@ -569,7 +628,25 @@
         <w:t xml:space="preserve"> </w:t>
       </w:r>
       <w:r>
-        <w:t xml:space="preserve">Brynjolfsson et al. (2021) identified 2009 as a productivity inflection in the digital era (the "dynamo analogy" for AI; David, 1990). Studies drawing on data from before, spanning, or after this threshold should yield systematically different I-P effects if digital platforms reshape internationalization economics; this temporal moderator has never been systematically coded.</w:t>
+        <w:t xml:space="preserve">Brynjolfsson et al. (2021) identified 2009 as a productivity inflection in the digital era (the</w:t>
+      </w:r>
+      <w:r>
+        <w:t xml:space="preserve"> </w:t>
+      </w:r>
+      <w:r>
+        <w:t xml:space="preserve">“</w:t>
+      </w:r>
+      <w:r>
+        <w:t xml:space="preserve">dynamo analogy</w:t>
+      </w:r>
+      <w:r>
+        <w:t xml:space="preserve">”</w:t>
+      </w:r>
+      <w:r>
+        <w:t xml:space="preserve"> </w:t>
+      </w:r>
+      <w:r>
+        <w:t xml:space="preserve">for AI; David, 1990). Studies drawing on data from before, spanning, or after this threshold should yield systematically different I-P effects if digital platforms reshape internationalization economics; this temporal moderator has never been systematically coded.</w:t>
       </w:r>
     </w:p>
     <w:p>
@@ -752,7 +829,7 @@
         <w:t xml:space="preserve"> </w:t>
       </w:r>
       <w:r>
-        <w:t xml:space="preserve">= .002) but drop-Frontier</w:t>
+        <w:t xml:space="preserve">=.002) but drop-Frontier</w:t>
       </w:r>
       <w:r>
         <w:t xml:space="preserve"> </w:t>
@@ -778,7 +855,7 @@
         <w:t xml:space="preserve"> </w:t>
       </w:r>
       <w:r>
-        <w:t xml:space="preserve">= .68); H1 fragile, E1a/E1b not confirmed. cDAI (</w:t>
+        <w:t xml:space="preserve">=.68); H1 fragile, E1a/E1b not confirmed. cDAI (</w:t>
       </w:r>
       <w:r>
         <w:rPr>
@@ -804,7 +881,7 @@
         <w:t xml:space="preserve"> </w:t>
       </w:r>
       <w:r>
-        <w:t xml:space="preserve">= .541) and DPL (</w:t>
+        <w:t xml:space="preserve">=.541) and DPL (</w:t>
       </w:r>
       <w:r>
         <w:rPr>
@@ -830,7 +907,7 @@
         <w:t xml:space="preserve"> </w:t>
       </w:r>
       <w:r>
-        <w:t xml:space="preserve">= .755) non-significant; H2/H3 not supported. The principal finding is publication bias (H4 confirmed): trim-and-fill imputes</w:t>
+        <w:t xml:space="preserve">=.755) non-significant; H2/H3 not supported. The principal finding is publication bias (H4 confirmed): trim-and-fill imputes</w:t>
       </w:r>
       <w:r>
         <w:t xml:space="preserve"> </w:t>
@@ -894,7 +971,7 @@
         <w:t xml:space="preserve"> </w:t>
       </w:r>
       <w:r>
-        <w:t xml:space="preserve">&lt; .001; Egger</w:t>
+        <w:t xml:space="preserve">&lt;.001; Egger</w:t>
       </w:r>
       <w:r>
         <w:t xml:space="preserve"> </w:t>
@@ -910,7 +987,7 @@
         <w:t xml:space="preserve"> </w:t>
       </w:r>
       <w:r>
-        <w:t xml:space="preserve">= .057 borderline, we frame the magnitude as a strong directional signal rather than a settled point estimate). Heterogeneity decomposition assigns the bulk of</w:t>
+        <w:t xml:space="preserve">=.057 borderline, this study frames the magnitude as a strong directional signal rather than a settled point estimate). Heterogeneity decomposition assigns the bulk of</w:t>
       </w:r>
       <w:r>
         <w:t xml:space="preserve"> </w:t>
@@ -962,7 +1039,7 @@
       </w:r>
     </w:p>
     <w:bookmarkEnd w:id="21"/>
-    <w:bookmarkStart w:id="31" w:name="Xce0b9068aa677089fdc23e66f61b75516af2bf7"/>
+    <w:bookmarkStart w:id="31" w:name="theoretical-framework-and-hypotheses"/>
     <w:p>
       <w:pPr>
         <w:pStyle w:val="Heading2"/>
@@ -971,7 +1048,7 @@
         <w:t xml:space="preserve">2. Theoretical Framework and Hypotheses</w:t>
       </w:r>
     </w:p>
-    <w:bookmarkStart w:id="22" w:name="X3ef957228c2567a2a7acbf295337a0f0d698973"/>
+    <w:bookmarkStart w:id="22" w:name="foundation-theories"/>
     <w:p>
       <w:pPr>
         <w:pStyle w:val="Heading3"/>
@@ -1059,7 +1136,7 @@
           <w:bCs/>
           <w:b/>
         </w:rPr>
-        <w:t xml:space="preserve">Verhoef et al.'s (2021) digital transformation hierarchy</w:t>
+        <w:t xml:space="preserve">Verhoef et al.’s (2021) digital transformation hierarchy</w:t>
       </w:r>
       <w:r>
         <w:t xml:space="preserve"> </w:t>
@@ -1069,7 +1146,7 @@
       </w:r>
     </w:p>
     <w:bookmarkEnd w:id="22"/>
-    <w:bookmarkStart w:id="23" w:name="X60280ebf061e76035c1071df56ba3736a48ac2a"/>
+    <w:bookmarkStart w:id="23" w:name="X5a265616be60724cd853da768753e8fd72994b5"/>
     <w:p>
       <w:pPr>
         <w:pStyle w:val="Heading3"/>
@@ -1083,7 +1160,7 @@
         <w:pStyle w:val="FirstParagraph"/>
       </w:pPr>
       <w:r>
-        <w:t xml:space="preserve">We propose</w:t>
+        <w:t xml:space="preserve">This study proposes</w:t>
       </w:r>
       <w:r>
         <w:t xml:space="preserve"> </w:t>
@@ -1099,7 +1176,7 @@
         <w:t xml:space="preserve"> </w:t>
       </w:r>
       <w:r>
-        <w:t xml:space="preserve">(CIMT) to explain ICRV-driven heterogeneity in I-P effects. CIMT's core claim is that productivity returns to international expansion depend on the degree to which home-country institutions enable firm capabilities to be deployed productively across borders, through three mechanisms. (i)</w:t>
+        <w:t xml:space="preserve">(CIMT) to explain ICRV-driven heterogeneity in I-P effects. CIMT’s core claim is that productivity returns to international expansion depend on the degree to which home-country institutions enable firm capabilities to be deployed productively across borders, through three mechanisms. (i)</w:t>
       </w:r>
       <w:r>
         <w:t xml:space="preserve"> </w:t>
@@ -1198,7 +1275,7 @@
         <w:t xml:space="preserve"> </w:t>
       </w:r>
       <w:r>
-        <w:t xml:space="preserve">&lt; .05), and the ICRV-I point estimate exceeds those for Emerging (ICRV-III) and Mixed-regime (MX). The directional order among Frontier studies (ICRV-FR) is treated as exploratory pending adequate</w:t>
+        <w:t xml:space="preserve">&lt;.05), and the ICRV-I point estimate exceeds those for Emerging (ICRV-III) and Mixed-regime (MX). The directional order among Frontier studies (ICRV-FR) is treated as exploratory pending adequate</w:t>
       </w:r>
       <w:r>
         <w:t xml:space="preserve"> </w:t>
@@ -1285,7 +1362,7 @@
       </w:r>
     </w:p>
     <w:bookmarkEnd w:id="23"/>
-    <w:bookmarkStart w:id="24" w:name="X77918c9b77e0cb6adcb76d942e27e80ac8db94d"/>
+    <w:bookmarkStart w:id="24" w:name="digital-paradox-lifecycle-dpl"/>
     <w:p>
       <w:pPr>
         <w:pStyle w:val="Heading3"/>
@@ -1299,7 +1376,7 @@
         <w:pStyle w:val="FirstParagraph"/>
       </w:pPr>
       <w:r>
-        <w:t xml:space="preserve">The Digital Paradox Lifecycle extends Brynjolfsson et al.'s (2021) productivity J-curve and David's (1990) dynamo analogy: general-purpose technologies require decades of complementary investment before productivity benefits materialize. Applied to I-P, three phases characterize the digital transformation of internationalization:</w:t>
+        <w:t xml:space="preserve">The Digital Paradox Lifecycle extends Brynjolfsson et al.’s (2021) productivity J-curve and David’s (1990) dynamo analogy: general-purpose technologies require decades of complementary investment before productivity benefits materialize. Applied to I-P, three phases characterize the digital transformation of internationalization:</w:t>
       </w:r>
       <w:r>
         <w:t xml:space="preserve"> </w:t>
@@ -1435,7 +1512,7 @@
         <w:t xml:space="preserve"> </w:t>
       </w:r>
       <w:r>
-        <w:t xml:space="preserve">&lt; .05). The test is bounded by the J-curve logic: below ≈ 30 effects per phase, the between-group test is underpowered for moderate moderation (</w:t>
+        <w:t xml:space="preserve">&lt;.05). The test is bounded by the J-curve logic: below ≈ 30 effects per phase, the between-group test is underpowered for moderate moderation (</w:t>
       </w:r>
       <w:r>
         <w:rPr>
@@ -1449,7 +1526,7 @@
       </w:r>
     </w:p>
     <w:bookmarkEnd w:id="24"/>
-    <w:bookmarkStart w:id="25" w:name="X06eaeff80b80217fd679bdba94d6b93bf865258"/>
+    <w:bookmarkStart w:id="25" w:name="cdai-as-amplifier"/>
     <w:p>
       <w:pPr>
         <w:pStyle w:val="Heading3"/>
@@ -1463,7 +1540,7 @@
         <w:pStyle w:val="FirstParagraph"/>
       </w:pPr>
       <w:r>
-        <w:t xml:space="preserve">cDAI is an ecosystem property distinct from firm-level DAI: it captures the aggregate Tier-1/Tier-2 digital adoption density (broadband coverage, electronic payments, digital identity, regulatory support for digital commerce) that exists regardless of any individual firm's adoption decision, and it operates at the between-study level in a meta-analysis. Measurement uses the World Bank Digital Adoption Index (primary, 2016 vintage updated through ITU DDI 2017–2026) or ITU ICT Development Index (substitute), rescaled to 0–1 (Sahay et al., 2020); country-year assignment follows each study's dominant data period.</w:t>
+        <w:t xml:space="preserve">cDAI is an ecosystem property distinct from firm-level DAI: it captures the aggregate Tier-1/Tier-2 digital adoption density (broadband coverage, electronic payments, digital identity, regulatory support for digital commerce) that exists regardless of any individual firm’s adoption decision, and it operates at the between-study level in a meta-analysis. Measurement uses the World Bank Digital Adoption Index (primary, 2016 vintage updated through ITU DDI 2017–2026) or ITU ICT Development Index (substitute), rescaled to 0–1 (Sahay et al., 2020); country-year assignment follows each study’s dominant data period.</w:t>
       </w:r>
     </w:p>
     <w:p>
@@ -1487,7 +1564,7 @@
         <w:t xml:space="preserve"> </w:t>
       </w:r>
       <w:r>
-        <w:t xml:space="preserve">(Stallkamp &amp; Schotter, 2021): mature national digital ecosystems lower the per-unit cost of cross-border transactions, with returns concentrated at higher internationalization intensities where digital tools substitute for the physical coordination investments otherwise required (Bharadwaj et al., 2013; Verhoef et al., 2021). The amplification is expected concentrated in the DPL Follow phase, because only post-2014 does national infrastructure function as an active coordination platform rather than a communication tool. Bustamante et al. (2022) provide the closest prior cross-country evidence at the firm level; the present study tests the meta-analytic extension.</w:t>
+        <w:t xml:space="preserve">(Stallkamp &amp; Schotter, 2021): mature national digital ecosystems lower the per-unit cost of cross-border transactions, with returns concentrated at higher internationalization intensities where digital tools substitute for the physical coordination investments otherwise required (Bharadwaj et al., 2013; Verhoef et al., 2021). The amplification is expected concentrated in the DPL Follow phase, because only post-2014 does national infrastructure function as an active coordination platform rather than a communication tool. Bustamante et al. (2022) provide the closest prior cross-country evidence at the firm level; the present study tests the meta-analytic extension.</w:t>
       </w:r>
     </w:p>
     <w:p>
@@ -1557,11 +1634,11 @@
         <w:t xml:space="preserve"> </w:t>
       </w:r>
       <w:r>
-        <w:t xml:space="preserve">&lt; .05). cDAI is binned to three tiers (Low/Medium/High) classified from World Bank DAI and ITU DDI scores rather than fit as a continuous meta-regression coefficient, because current within-tier variance is insufficient for reliable continuous estimation. H3 is expected most consistently detectable in Follow-phase studies; in Precede-phase studies high cDAI is not expected to amplify I-P because B2B digital trade infrastructure had not yet reached critical mass regardless of country-level adoption.</w:t>
+        <w:t xml:space="preserve">&lt;.05). cDAI is binned to three tiers (Low/Medium/High) classified from World Bank DAI and ITU DDI scores rather than fit as a continuous meta-regression coefficient, because current within-tier variance is insufficient for reliable continuous estimation. H3 is expected most consistently detectable in Follow-phase studies; in Precede-phase studies high cDAI is not expected to amplify I-P because B2B digital trade infrastructure had not yet reached critical mass regardless of country-level adoption.</w:t>
       </w:r>
     </w:p>
     <w:bookmarkEnd w:id="25"/>
-    <w:bookmarkStart w:id="26" w:name="Xf3e5d346ebc5a17228cb32efda8c89f8560d468"/>
+    <w:bookmarkStart w:id="26" w:name="publication-bias-as-null-hypothesis"/>
     <w:p>
       <w:pPr>
         <w:pStyle w:val="Heading3"/>
@@ -1575,7 +1652,7 @@
         <w:pStyle w:val="FirstParagraph"/>
       </w:pPr>
       <w:r>
-        <w:t xml:space="preserve">Given the IB literature's history of selective reporting (Borenstein et al., 2021), we test publication bias as a formal hypothesis.</w:t>
+        <w:t xml:space="preserve">Given the IB literature’s history of selective reporting (Borenstein et al., 2021), this study tests publication bias as a formal hypothesis.</w:t>
       </w:r>
     </w:p>
     <w:p>
@@ -1593,7 +1670,7 @@
         <w:t xml:space="preserve"> </w:t>
       </w:r>
       <w:r>
-        <w:t xml:space="preserve">Selective reporting of statistically significant positive I-P results inflates the raw pooled effect relative to the true population effect (Borenstein et al., 2021; Dickersin, 1990). Three directional predictions: (H4a) Egger's and Begg's funnel-asymmetry tests are significant; (H4b) Duval and Tweedie's (2000) trim-and-fill imputes missing left-side studies and yields a bias-adjusted</w:t>
+        <w:t xml:space="preserve">Selective reporting of statistically significant positive I-P results inflates the raw pooled effect relative to the true population effect (Borenstein et al., 2021; Dickersin, 1990). Three directional predictions: (H4a) Egger’s and Begg’s funnel-asymmetry tests are significant; (H4b) Duval and Tweedie’s (2000) trim-and-fill imputes missing left-side studies and yields a bias-adjusted</w:t>
       </w:r>
       <w:r>
         <w:t xml:space="preserve"> </w:t>
@@ -1632,7 +1709,7 @@
         <w:t xml:space="preserve">r̄</w:t>
       </w:r>
       <w:r>
-        <w:t xml:space="preserve">_adj &gt; 0; (H4c) Rosenthal's (1991) fail-safe</w:t>
+        <w:t xml:space="preserve">_adj &gt; 0; (H4c) Rosenthal’s (1991) fail-safe</w:t>
       </w:r>
       <w:r>
         <w:t xml:space="preserve"> </w:t>
@@ -1665,7 +1742,7 @@
       </w:r>
     </w:p>
     <w:bookmarkEnd w:id="26"/>
-    <w:bookmarkStart w:id="30" w:name="X9f459728ae2c4e39aee69d49761868d88bce138"/>
+    <w:bookmarkStart w:id="30" w:name="conceptual-model"/>
     <w:p>
       <w:pPr>
         <w:pStyle w:val="Heading3"/>
@@ -1676,12 +1753,12 @@
     </w:p>
     <w:p>
       <w:pPr>
-        <w:pStyle w:val="FirstParagraph"/>
+        <w:pStyle w:val="CaptionedFigure"/>
       </w:pPr>
       <w:r>
         <w:drawing>
           <wp:inline>
-            <wp:extent cx="5753100" cy="3710006"/>
+            <wp:extent cx="5334000" cy="3439740"/>
             <wp:effectExtent b="0" l="0" r="0" t="0"/>
             <wp:docPr descr="Figure 1: Conceptual model, Three-level MARA with ICRV, cDAI, and DPL moderators" title="" id="28" name="Picture"/>
             <a:graphic>
@@ -1702,7 +1779,7 @@
                   <pic:spPr bwMode="auto">
                     <a:xfrm>
                       <a:off x="0" y="0"/>
-                      <a:ext cx="5753100" cy="3710006"/>
+                      <a:ext cx="5334000" cy="3439740"/>
                     </a:xfrm>
                     <a:prstGeom prst="rect">
                       <a:avLst/>
@@ -1723,6 +1800,14 @@
     </w:p>
     <w:p>
       <w:pPr>
+        <w:pStyle w:val="ImageCaption"/>
+      </w:pPr>
+      <w:r>
+        <w:t xml:space="preserve">Figure 1: Conceptual model, Three-level MARA with ICRV, cDAI, and DPL moderators</w:t>
+      </w:r>
+    </w:p>
+    <w:p>
+      <w:pPr>
         <w:pStyle w:val="BodyText"/>
       </w:pPr>
       <w:r>
@@ -1810,7 +1895,7 @@
         <w:t xml:space="preserve"> </w:t>
       </w:r>
       <w:r>
-        <w:t xml:space="preserve">= .002 but not robust to drop-Frontier sensitivity test</w:t>
+        <w:t xml:space="preserve">=.002 but not robust to drop-Frontier sensitivity test</w:t>
       </w:r>
       <w:r>
         <w:t xml:space="preserve"> </w:t>
@@ -1839,7 +1924,7 @@
         <w:t xml:space="preserve"> </w:t>
       </w:r>
       <w:r>
-        <w:t xml:space="preserve">= .68); cDAI tier (H3;</w:t>
+        <w:t xml:space="preserve">=.68); cDAI tier (H3;</w:t>
       </w:r>
       <w:r>
         <w:t xml:space="preserve"> </w:t>
@@ -1868,7 +1953,7 @@
         <w:t xml:space="preserve"> </w:t>
       </w:r>
       <w:r>
-        <w:t xml:space="preserve">= .541, n.s.); DPL phase (H2;</w:t>
+        <w:t xml:space="preserve">=.541, n.s.); DPL phase (H2;</w:t>
       </w:r>
       <w:r>
         <w:t xml:space="preserve"> </w:t>
@@ -1897,7 +1982,7 @@
         <w:t xml:space="preserve"> </w:t>
       </w:r>
       <w:r>
-        <w:t xml:space="preserve">= .755, n.s.). The three-level model nests</w:t>
+        <w:t xml:space="preserve">=.755, n.s.). The three-level model nests</w:t>
       </w:r>
       <w:r>
         <w:t xml:space="preserve"> </w:t>
@@ -2104,7 +2189,7 @@
         <w:t xml:space="preserve"> </w:t>
       </w:r>
       <w:r>
-        <w:t xml:space="preserve">= 87.8%. Publication bias (H4 confirmed): Egger's</w:t>
+        <w:t xml:space="preserve">= 87.8%. Publication bias (H4 confirmed): Egger’s</w:t>
       </w:r>
       <w:r>
         <w:t xml:space="preserve"> </w:t>
@@ -2136,7 +2221,7 @@
         <w:t xml:space="preserve"> </w:t>
       </w:r>
       <w:r>
-        <w:t xml:space="preserve">= .057), Begg's</w:t>
+        <w:t xml:space="preserve">=.057), Begg’s</w:t>
       </w:r>
       <w:r>
         <w:t xml:space="preserve"> </w:t>
@@ -2163,7 +2248,7 @@
         <w:t xml:space="preserve"> </w:t>
       </w:r>
       <w:r>
-        <w:t xml:space="preserve">= .0007); trim-and-fill imputes</w:t>
+        <w:t xml:space="preserve">=.0007); trim-and-fill imputes</w:t>
       </w:r>
       <w:r>
         <w:t xml:space="preserve"> </w:t>
@@ -2195,7 +2280,7 @@
         <w:t xml:space="preserve"> </w:t>
       </w:r>
       <w:r>
-        <w:t xml:space="preserve">= .035; fail-safe</w:t>
+        <w:t xml:space="preserve">=.035; fail-safe</w:t>
       </w:r>
       <w:r>
         <w:t xml:space="preserve"> </w:t>
@@ -2223,7 +2308,7 @@
     </w:p>
     <w:bookmarkEnd w:id="30"/>
     <w:bookmarkEnd w:id="31"/>
-    <w:bookmarkStart w:id="46" w:name="Xeae2dc85413e447d2c08d145b986cffc1f454f7"/>
+    <w:bookmarkStart w:id="45" w:name="method"/>
     <w:p>
       <w:pPr>
         <w:pStyle w:val="Heading2"/>
@@ -2304,7 +2389,7 @@
         <w:t xml:space="preserve">) components, enabling correct attribution of variance to methodological versus contextual sources.</w:t>
       </w:r>
     </w:p>
-    <w:bookmarkStart w:id="33" w:name="X8beda39a661fcb1509b7059043e15ad6d0ce778"/>
+    <w:bookmarkStart w:id="32" w:name="search-strategy-and-study-identification"/>
     <w:p>
       <w:pPr>
         <w:pStyle w:val="Heading3"/>
@@ -2328,7 +2413,7 @@
         <w:t xml:space="preserve"> </w:t>
       </w:r>
       <w:r>
-        <w:t xml:space="preserve">The primary search was conducted on Web of Science (WoS Core Collection: SSCI, SCI-E, ESCI) and Scopus, the two most comprehensive multi-disciplinary databases for peer-reviewed international business research (Kraus et al., 2022). Supplementary searches were conducted in ABI/INFORM Complete, Business Source Complete (EBSCO), ScienceDirect, SpringerLink, and Emerald Insight to maximize coverage of specialist international business and management journals not fully indexed in WoS or Scopus. Supplementary hand-searching via backward citation tracking was applied to five anchor meta-analyses: Bausch and Krist (2007), Kirca et al. (2012), Marano et al. (2016), Schwens et al. (2018), and Arte and Larimo (2022); forward citation tracking was conducted in Google Scholar using the same five anchors to identify citing literature published after 2022. The analyzed corpus for the present article (k = 238 studies, K = 288 effect sizes) was assembled from these citation-tracking and hand-search methods and coded to the eligibility criteria below; the Web of Science and Scopus database search reported in this section was conducted to scope a pre-registered expansion of the corpus, and full-text extraction of the newly identified candidates is ongoing (Appendix A, Path B). It is therefore not part of the effect sizes analyzed here.</w:t>
+        <w:t xml:space="preserve">The primary search was conducted on Web of Science (WoS Core Collection: SSCI, SCI-E, ESCI) and Scopus, the two most comprehensive multi-disciplinary databases for peer-reviewed international business research (Kraus et al., 2022). Supplementary searches were conducted in ABI/INFORM Complete, Business Source Complete (EBSCO), ScienceDirect, SpringerLink, and Emerald Insight to maximize coverage of specialist international business and management journals not fully indexed in WoS or Scopus. Supplementary hand-searching via backward citation tracking was applied to five anchor meta-analyses: Bausch and Krist (2007), Kirca et al. (2012), Marano et al. (2016), Schwens et al. (2018), and Arte and Larimo (2022); forward citation tracking was conducted in Google Scholar using the same five anchors to identify citing literature published after 2022. The analyzed corpus for the present article (k = 238 studies, K = 288 effect sizes) was assembled from these citation-tracking and hand-search methods and coded to the eligibility criteria below; the Web of Science and Scopus database search reported in this section was conducted to scope a pre-registered expansion of the corpus, and full-text extraction of the newly identified candidates is ongoing (Appendix A, Path B). It is therefore not part of the effect sizes analyzed here.</w:t>
       </w:r>
     </w:p>
     <w:p>
@@ -2360,7 +2445,7 @@
         <w:rPr>
           <w:rStyle w:val="VerbatimChar"/>
         </w:rPr>
-        <w:t xml:space="preserve">      OR "degree of internationalization" OR "degree of internationalisation"</w:t>
+        <w:t xml:space="preserve"> OR "degree of internationalization" OR "degree of internationalisation"</w:t>
       </w:r>
       <w:r>
         <w:br/>
@@ -2369,7 +2454,7 @@
         <w:rPr>
           <w:rStyle w:val="VerbatimChar"/>
         </w:rPr>
-        <w:t xml:space="preserve">      OR "international diversification" OR "geographic diversification"</w:t>
+        <w:t xml:space="preserve"> OR "international diversification" OR "geographic diversification"</w:t>
       </w:r>
       <w:r>
         <w:br/>
@@ -2378,7 +2463,7 @@
         <w:rPr>
           <w:rStyle w:val="VerbatimChar"/>
         </w:rPr>
-        <w:t xml:space="preserve">      OR "foreign sales" OR "foreign sales to total sales" OR "FSTS"</w:t>
+        <w:t xml:space="preserve"> OR "foreign sales" OR "foreign sales to total sales" OR "FSTS"</w:t>
       </w:r>
       <w:r>
         <w:br/>
@@ -2387,7 +2472,7 @@
         <w:rPr>
           <w:rStyle w:val="VerbatimChar"/>
         </w:rPr>
-        <w:t xml:space="preserve">      OR "foreign assets" OR "foreign assets to total assets" OR "FATA"</w:t>
+        <w:t xml:space="preserve"> OR "foreign assets" OR "foreign assets to total assets" OR "FATA"</w:t>
       </w:r>
       <w:r>
         <w:br/>
@@ -2396,7 +2481,7 @@
         <w:rPr>
           <w:rStyle w:val="VerbatimChar"/>
         </w:rPr>
-        <w:t xml:space="preserve">      OR "export intensity" OR "export scope" OR "export ratio"</w:t>
+        <w:t xml:space="preserve"> OR "export intensity" OR "export scope" OR "export ratio"</w:t>
       </w:r>
       <w:r>
         <w:br/>
@@ -2405,7 +2490,7 @@
         <w:rPr>
           <w:rStyle w:val="VerbatimChar"/>
         </w:rPr>
-        <w:t xml:space="preserve">      OR "foreign market entry" OR "foreign subsidiaries")</w:t>
+        <w:t xml:space="preserve"> OR "foreign market entry" OR "foreign subsidiaries")</w:t>
       </w:r>
       <w:r>
         <w:br/>
@@ -2423,7 +2508,7 @@
         <w:rPr>
           <w:rStyle w:val="VerbatimChar"/>
         </w:rPr>
-        <w:t xml:space="preserve">          OR "financial performance" OR "business performance"</w:t>
+        <w:t xml:space="preserve"> OR "financial performance" OR "business performance"</w:t>
       </w:r>
       <w:r>
         <w:br/>
@@ -2432,7 +2517,7 @@
         <w:rPr>
           <w:rStyle w:val="VerbatimChar"/>
         </w:rPr>
-        <w:t xml:space="preserve">          OR "ROA" OR "Tobin's Q" OR "return on assets" OR "profitability"</w:t>
+        <w:t xml:space="preserve"> OR "ROA" OR "Tobin's Q" OR "return on assets" OR "profitability"</w:t>
       </w:r>
       <w:r>
         <w:br/>
@@ -2441,7 +2526,7 @@
         <w:rPr>
           <w:rStyle w:val="VerbatimChar"/>
         </w:rPr>
-        <w:t xml:space="preserve">          OR "labor productivity" OR "labour productivity" OR "total factor productivity"</w:t>
+        <w:t xml:space="preserve"> OR "labor productivity" OR "labour productivity" OR "total factor productivity"</w:t>
       </w:r>
       <w:r>
         <w:br/>
@@ -2450,7 +2535,7 @@
         <w:rPr>
           <w:rStyle w:val="VerbatimChar"/>
         </w:rPr>
-        <w:t xml:space="preserve">          OR "return on equity" OR "return on sales" OR "firm efficiency")</w:t>
+        <w:t xml:space="preserve"> OR "return on equity" OR "return on sales" OR "firm efficiency")</w:t>
       </w:r>
       <w:r>
         <w:br/>
@@ -2503,24 +2588,7 @@
         <w:t xml:space="preserve"> </w:t>
       </w:r>
       <w:r>
-        <w:t xml:space="preserve">The full protocol, including the search string, eligibility decision rules, moderator coding instructions, and planned metafor model specifications, was pre-registered on OSF prior to effect-size extraction (PRISMA 2020, Item 24a):</w:t>
-      </w:r>
-      <w:r>
-        <w:t xml:space="preserve"> </w:t>
-      </w:r>
-      <w:hyperlink r:id="rId32">
-        <w:r>
-          <w:rPr>
-            <w:rStyle w:val="Hyperlink"/>
-          </w:rPr>
-          <w:t xml:space="preserve">https://osf.io/z37kn</w:t>
-        </w:r>
-      </w:hyperlink>
-      <w:r>
-        <w:t xml:space="preserve"> </w:t>
-      </w:r>
-      <w:r>
-        <w:t xml:space="preserve">(DOI: 10.17605/OSF.IO/Z37KN; registered May 18, 2026).</w:t>
+        <w:t xml:space="preserve">The full protocol, including the search string, eligibility decision rules, moderator coding instructions, and planned metafor model specifications, was pre-registered on OSF prior to effect-size extraction (PRISMA 2020, Item 24a): https://osf.io/z37kn (DOI: 10.17605/OSF.IO/Z37KN; registered May 18, 2026).</w:t>
       </w:r>
     </w:p>
     <w:p>
@@ -2538,7 +2606,7 @@
         <w:t xml:space="preserve"> </w:t>
       </w:r>
       <w:r>
-        <w:t xml:space="preserve">Five operational refinements were made after registration and are disclosed here for transparency; none alters the registered hypotheses, the primary three-level model, or the analysis plan. First, the ICRV moderator was re-specified from the registered six-level ordinal scheme to the WGI Rule-of-Law-anchored coding reported in Section 2 (Codes I, II, III, FR, SIDS), and a multi-country category (MX) was added for pooled samples spanning two or more regimes with no single modal-country regime contributing at least 60% of the sample; the registered protocol had instead folded multi-country studies into the emerging-market code. Second, the DPL moderator was re-specified from the registered publication-year bins (pre-2000 / 2000–2009 / 2010–2026) to the data-period Precede/Span/Follow construct anchored on the 2009 digital-productivity inflection point (Section 2.3), which more directly operationalises the underlying J-curve logic. Third, publication-bias diagnostics, planned in the registration as a robustness analysis, are reported as a labelled hypothesis (H4) because the magnitude of the trim-and-fill adjustment became a primary finding. Fourth, the registered inter-coder reliability protocol (Section 8.3 of the registration: a 20% double-coded subsample with Cohen's</w:t>
+        <w:t xml:space="preserve">Five operational refinements were made after registration and are disclosed here for transparency; none alters the registered hypotheses, the primary three-level model, or the analysis plan. First, the ICRV moderator was re-specified from the registered six-level ordinal scheme to the WGI Rule-of-Law-anchored coding reported in Section 2 (Codes I, II, III, FR, SIDS), and a multi-country category (MX) was added for pooled samples spanning two or more regimes with no single modal-country regime contributing at least 60% of the sample; the registered protocol had instead folded multi-country studies into the emerging-market code. Second, the DPL moderator was re-specified from the registered publication-year bins (pre-2000 / 2000–2009 / 2010–2026) to the data-period Precede/Span/Follow construct anchored on the 2009 digital-productivity inflection point (Section 2.3), which more directly operationalises the underlying J-curve logic. Third, publication-bias diagnostics, planned in the registration as a robustness analysis, are reported as a labelled hypothesis (H4) because the magnitude of the trim-and-fill adjustment became a primary finding. Fourth, the registered inter-coder reliability protocol (Section 8.3 of the registration: a 20% double-coded subsample with Cohen’s</w:t>
       </w:r>
       <w:r>
         <w:t xml:space="preserve"> </w:t>
@@ -2578,11 +2646,11 @@
         </m:r>
       </m:oMath>
       <w:r>
-        <w:t xml:space="preserve">) was not executed as registered: a second independent coder was not available, so extraction and moderator coding were performed by a single coder (the first author). Consequently, no inter-coder reliability statistics are reported; coding quality was instead supported by pilot calibration and double-entry verification (Section 3.3.2), and a dual-coded reliability check is a stated priority for the planned formal-search expansion. Fifth, the drop-Frontier sensitivity analysis on ICRV (reported in Section 4.3) and the construct-validity restriction of cDAI moderation to the Span+Follow subsample (reported in Section 4.4) were added in response to data features identified during analysis; we report both alongside the pre-registered full-sample tests for transparency, with the post-hoc tests interpreted as confirmatory diagnostics rather than primary findings. The extraction codebook accompanying the data (v1.1) documents the coding actually applied; the registered v1.0 scheme remains in the frozen OSF record.</w:t>
-      </w:r>
-    </w:p>
-    <w:bookmarkEnd w:id="33"/>
-    <w:bookmarkStart w:id="37" w:name="Xe67e40459b15893f891bd95e2d3c9a6925f6957"/>
+        <w:t xml:space="preserve">) was not executed as registered: a second independent coder was not available, so extraction and moderator coding were performed by a single coder (the first author). Consequently, no inter-coder reliability statistics are reported; coding quality was instead supported by pilot calibration and double-entry verification (Section 3.3.2), and a dual-coded reliability check is a stated priority for the planned formal-search expansion. Fifth, the drop-Frontier sensitivity analysis on ICRV (reported in Section 4.3) and the construct-validity restriction of cDAI moderation to the Span+Follow subsample (reported in Section 4.4) were added in response to data features identified during analysis; the analysis reports both alongside the pre-registered full-sample tests for transparency, with the post-hoc tests interpreted as confirmatory diagnostics rather than primary findings. The extraction codebook accompanying the data (v1.1) documents the coding actually applied; the registered v1.0 scheme remains in the frozen OSF record.</w:t>
+      </w:r>
+    </w:p>
+    <w:bookmarkEnd w:id="32"/>
+    <w:bookmarkStart w:id="36" w:name="eligibility-criteria-and-study-selection"/>
     <w:p>
       <w:pPr>
         <w:pStyle w:val="Heading3"/>
@@ -2785,7 +2853,7 @@
         <w:t xml:space="preserve"> </w:t>
       </w:r>
       <w:r>
-        <w:t xml:space="preserve">via systematic WoS + Scopus search (20 May 2026): 3,263 records; 795 duplicates removed; 1,397 L1 excluded; 782 L2 screened over 8 rounds, yielding 785 Y / 1,694 N / 3 UNSURE; 741 of 785 Y carry DOIs, 547 await full-text extraction. We disclose Path B to document the planned future replication of the present article's results on a corpus of</w:t>
+        <w:t xml:space="preserve">via systematic WoS + Scopus search (20 May 2026): 3,263 records; 795 duplicates removed; 1,397 L1 excluded; 782 L2 screened over 8 rounds, yielding 785 Y / 1,694 N / 3 UNSURE; 741 of 785 Y carry DOIs, 547 await full-text extraction. This study discloses Path B to document the planned future replication of the present article’s results on a corpus of</w:t>
       </w:r>
       <w:r>
         <w:t xml:space="preserve"> </w:t>
@@ -2847,25 +2915,25 @@
     </w:p>
     <w:p>
       <w:pPr>
-        <w:pStyle w:val="BodyText"/>
+        <w:pStyle w:val="CaptionedFigure"/>
       </w:pPr>
       <w:r>
         <w:drawing>
           <wp:inline>
-            <wp:extent cx="5753100" cy="7273882"/>
+            <wp:extent cx="5334000" cy="6743997"/>
             <wp:effectExtent b="0" l="0" r="0" t="0"/>
-            <wp:docPr descr="Figure 7. PRISMA 2020 two-path flow diagram. Path A (left, blue): the analyzed corpus k = 238 / K = 288, complete. Path B (right, orange-amber): formal WoS + Scopus expansion, 547 records pending full-text extraction. The final analyzed corpus pools to Path A only at the current build." title="" id="35" name="Picture"/>
+            <wp:docPr descr="Figure 7. PRISMA 2020 two-path flow diagram. Path A (left, blue): the analyzed corpus k = 238 / K = 288, complete. Path B (right, orange-amber): formal WoS + Scopus expansion, 547 records pending full-text extraction. The final analyzed corpus pools to Path A only at the current build." title="" id="34" name="Picture"/>
             <a:graphic>
               <a:graphicData uri="http://schemas.openxmlformats.org/drawingml/2006/picture">
                 <pic:pic>
                   <pic:nvPicPr>
-                    <pic:cNvPr descr="figures/figure_prisma_2020_flow.png" id="36" name="Picture"/>
+                    <pic:cNvPr descr="figures/figure_prisma_2020_flow.png" id="35" name="Picture"/>
                     <pic:cNvPicPr>
                       <a:picLocks noChangeArrowheads="1" noChangeAspect="1"/>
                     </pic:cNvPicPr>
                   </pic:nvPicPr>
                   <pic:blipFill>
-                    <a:blip r:embed="rId34"/>
+                    <a:blip r:embed="rId33"/>
                     <a:stretch>
                       <a:fillRect/>
                     </a:stretch>
@@ -2873,7 +2941,7 @@
                   <pic:spPr bwMode="auto">
                     <a:xfrm>
                       <a:off x="0" y="0"/>
-                      <a:ext cx="5753100" cy="7273882"/>
+                      <a:ext cx="5334000" cy="6743997"/>
                     </a:xfrm>
                     <a:prstGeom prst="rect">
                       <a:avLst/>
@@ -2892,8 +2960,48 @@
         </w:drawing>
       </w:r>
     </w:p>
-    <w:bookmarkEnd w:id="37"/>
-    <w:bookmarkStart w:id="41" w:name="X1d41e663e785934d4feadbd21b81f03c51339a8"/>
+    <w:p>
+      <w:pPr>
+        <w:pStyle w:val="ImageCaption"/>
+      </w:pPr>
+      <w:r>
+        <w:t xml:space="preserve">Figure 7. PRISMA 2020 two-path flow diagram. Path A (left, blue): the analyzed corpus</w:t>
+      </w:r>
+      <w:r>
+        <w:t xml:space="preserve"> </w:t>
+      </w:r>
+      <w:r>
+        <w:rPr>
+          <w:iCs/>
+          <w:i/>
+        </w:rPr>
+        <w:t xml:space="preserve">k</w:t>
+      </w:r>
+      <w:r>
+        <w:t xml:space="preserve"> </w:t>
+      </w:r>
+      <w:r>
+        <w:t xml:space="preserve">= 238 /</w:t>
+      </w:r>
+      <w:r>
+        <w:t xml:space="preserve"> </w:t>
+      </w:r>
+      <w:r>
+        <w:rPr>
+          <w:iCs/>
+          <w:i/>
+        </w:rPr>
+        <w:t xml:space="preserve">K</w:t>
+      </w:r>
+      <w:r>
+        <w:t xml:space="preserve"> </w:t>
+      </w:r>
+      <w:r>
+        <w:t xml:space="preserve">= 288, complete. Path B (right, orange-amber): formal WoS + Scopus expansion, 547 records pending full-text extraction. The final analyzed corpus pools to Path A only at the current build.</w:t>
+      </w:r>
+    </w:p>
+    <w:bookmarkEnd w:id="36"/>
+    <w:bookmarkStart w:id="40" w:name="data-extraction-and-quality-assurance"/>
     <w:p>
       <w:pPr>
         <w:pStyle w:val="Heading3"/>
@@ -2902,7 +3010,7 @@
         <w:t xml:space="preserve">3.3 Data Extraction and Quality Assurance</w:t>
       </w:r>
     </w:p>
-    <w:bookmarkStart w:id="38" w:name="X08ffec85c6ae73d1d7d5bae8230a193cc0c32b0"/>
+    <w:bookmarkStart w:id="37" w:name="effect-size-extraction-protocol"/>
     <w:p>
       <w:pPr>
         <w:pStyle w:val="Heading4"/>
@@ -2926,7 +3034,7 @@
         <w:t xml:space="preserve">N</w:t>
       </w:r>
       <w:r>
-        <w:t xml:space="preserve">), the focal I-P effect size (Pearson's</w:t>
+        <w:t xml:space="preserve">), the focal I-P effect size (Pearson’s</w:t>
       </w:r>
       <w:r>
         <w:t xml:space="preserve"> </w:t>
@@ -2960,7 +3068,7 @@
         <w:t xml:space="preserve"> </w:t>
       </w:r>
       <w:r>
-        <w:t xml:space="preserve">When Pearson's</w:t>
+        <w:t xml:space="preserve">When Pearson’s</w:t>
       </w:r>
       <w:r>
         <w:t xml:space="preserve"> </w:t>
@@ -3352,7 +3460,7 @@
         <w:t xml:space="preserve"> </w:t>
       </w:r>
       <w:r>
-        <w:t xml:space="preserve">Following effect-size extraction, each record was coded for the seven moderators defined in Section 3.4. ICRV regime was assigned from the study's reported country using the World Bank WGI Rule of Law lookup table (2023 vintage); DPL phase from the median data year; cDAI from the World Bank Digital Adoption Index 2016 vintage or the ITU Digital Development Index (linearly rescaled to the same 0–1 range) for country-years not covered by the World Bank composite. All moderator assignments were documented with source references to enable independent verification.</w:t>
+        <w:t xml:space="preserve">Following effect-size extraction, each record was coded for the seven moderators defined in Section 3.4. ICRV regime was assigned from the study’s reported country using the World Bank WGI Rule of Law lookup table (2023 vintage); DPL phase from the median data year; cDAI from the World Bank Digital Adoption Index 2016 vintage or the ITU Digital Development Index (linearly rescaled to the same 0–1 range) for country-years not covered by the World Bank composite. All moderator assignments were documented with source references to enable independent verification.</w:t>
       </w:r>
     </w:p>
     <w:p>
@@ -3363,8 +3471,8 @@
         <w:t xml:space="preserve">All extracted and coded records were entered into the permanent study database and subject to the double-entry verification described in Section 3.3.2.</w:t>
       </w:r>
     </w:p>
-    <w:bookmarkEnd w:id="38"/>
-    <w:bookmarkStart w:id="39" w:name="X3517c67dfe005a0cb42aad932692446db1a0273"/>
+    <w:bookmarkEnd w:id="37"/>
+    <w:bookmarkStart w:id="38" w:name="coding-quality-and-verification"/>
     <w:p>
       <w:pPr>
         <w:pStyle w:val="Heading4"/>
@@ -3409,7 +3517,7 @@
         <w:pStyle w:val="BodyText"/>
       </w:pPr>
       <w:r>
-        <w:t xml:space="preserve">Because extraction was performed by a single coder, formal inter-coder reliability statistics (Cohen's</w:t>
+        <w:t xml:space="preserve">Because extraction was performed by a single coder, formal inter-coder reliability statistics (Cohen’s</w:t>
       </w:r>
       <w:r>
         <w:t xml:space="preserve"> </w:t>
@@ -3423,27 +3531,27 @@
         <w:t xml:space="preserve">) are not reported; this single-coder constraint is acknowledged in the Limitations (Section 5), and a dual-coded reliability check is a stated priority for the planned formal-search expansion.</w:t>
       </w:r>
     </w:p>
+    <w:bookmarkEnd w:id="38"/>
+    <w:bookmarkStart w:id="39" w:name="study-level-risk-of-bias"/>
+    <w:p>
+      <w:pPr>
+        <w:pStyle w:val="Heading4"/>
+      </w:pPr>
+      <w:r>
+        <w:t xml:space="preserve">3.3.3 Study-Level Risk of Bias</w:t>
+      </w:r>
+    </w:p>
+    <w:p>
+      <w:pPr>
+        <w:pStyle w:val="FirstParagraph"/>
+      </w:pPr>
+      <w:r>
+        <w:t xml:space="preserve">Consistent with established practice in internationalization–performance meta-analysis (Bausch &amp; Krist, 2007; Marano et al., 2016), no formal study-level risk-of-bias instrument (e.g., RoB 2, ROBINS-I) was applied to individual primary studies. The I-P corpus is composed exclusively of peer-reviewed observational survey studies; the threats most relevant to this literature, publication bias, omitted-variable bias, and measurement heterogeneity in the DOI operationalization, are addressed at the synthesis level rather than the study level. Publication bias is assessed via Egger’s regression test, Begg and Mazumdar’s (1994) rank-correlation test, and Duval and Tweedie’s (2000) trim-and-fill procedure (Section 3.6). Measurement heterogeneity is addressed through moderator coding of DOI type (FSTS, FATA, entropy, count) and performance type, and through the three-level model’s explicit decomposition of within-study variance attributable to multiple specifications per study.</w:t>
+      </w:r>
+    </w:p>
     <w:bookmarkEnd w:id="39"/>
-    <w:bookmarkStart w:id="40" w:name="X5be2e0a2ca6cb65463b6962be6810bfed28508c"/>
-    <w:p>
-      <w:pPr>
-        <w:pStyle w:val="Heading4"/>
-      </w:pPr>
-      <w:r>
-        <w:t xml:space="preserve">3.3.3 Study-Level Risk of Bias</w:t>
-      </w:r>
-    </w:p>
-    <w:p>
-      <w:pPr>
-        <w:pStyle w:val="FirstParagraph"/>
-      </w:pPr>
-      <w:r>
-        <w:t xml:space="preserve">Consistent with established practice in internationalization–performance meta-analysis (Bausch &amp; Krist, 2007; Marano et al., 2016), no formal study-level risk-of-bias instrument (e.g., RoB 2, ROBINS-I) was applied to individual primary studies. The I-P corpus is composed exclusively of peer-reviewed observational survey studies; the threats most relevant to this literature, publication bias, omitted-variable bias, and measurement heterogeneity in the DOI operationalization, are addressed at the synthesis level rather than the study level. Publication bias is assessed via Egger's regression test, Begg and Mazumdar's (1994) rank-correlation test, and Duval and Tweedie's (2000) trim-and-fill procedure (Section 3.6). Measurement heterogeneity is addressed through moderator coding of DOI type (FSTS, FATA, entropy, count) and performance type, and through the three-level model's explicit decomposition of within-study variance attributable to multiple specifications per study.</w:t>
-      </w:r>
-    </w:p>
     <w:bookmarkEnd w:id="40"/>
-    <w:bookmarkEnd w:id="41"/>
-    <w:bookmarkStart w:id="42" w:name="X601957e051aebf49785be7eb6f4c3dde13d76da"/>
+    <w:bookmarkStart w:id="41" w:name="moderator-coding-protocol"/>
     <w:p>
       <w:pPr>
         <w:pStyle w:val="Heading3"/>
@@ -3477,15 +3585,15 @@
       <w:r>
         <w:t xml:space="preserve">(4):</w:t>
       </w:r>
-    </w:p>
-    <w:p>
-      <w:pPr>
-        <w:numPr>
-          <w:ilvl w:val="0"/>
-          <w:numId w:val="1001"/>
-        </w:numPr>
-        <w:pStyle w:val="Compact"/>
-      </w:pPr>
+      <w:r>
+        <w:t xml:space="preserve"> </w:t>
+      </w:r>
+      <w:r>
+        <w:t xml:space="preserve">1.</w:t>
+      </w:r>
+      <w:r>
+        <w:t xml:space="preserve"> </w:t>
+      </w:r>
       <w:r>
         <w:rPr>
           <w:iCs/>
@@ -3494,7 +3602,25 @@
         <w:t xml:space="preserve">Country of origin</w:t>
       </w:r>
       <w:r>
-        <w:t xml:space="preserve">, ISO 3166-1 alpha-3 code; multi-country studies coded as "pooled" with ICRV regime assigned to the modal country if one country contributes</w:t>
+        <w:t xml:space="preserve">, ISO 3166-1 alpha-3 code; multi-country studies coded as</w:t>
+      </w:r>
+      <w:r>
+        <w:t xml:space="preserve"> </w:t>
+      </w:r>
+      <w:r>
+        <w:t xml:space="preserve">“</w:t>
+      </w:r>
+      <w:r>
+        <w:t xml:space="preserve">pooled</w:t>
+      </w:r>
+      <w:r>
+        <w:t xml:space="preserve">”</w:t>
+      </w:r>
+      <w:r>
+        <w:t xml:space="preserve"> </w:t>
+      </w:r>
+      <w:r>
+        <w:t xml:space="preserve">with ICRV regime assigned to the modal country if one country contributes</w:t>
       </w:r>
       <w:r>
         <w:t xml:space="preserve"> </w:t>
@@ -3511,17 +3637,29 @@
         <w:t xml:space="preserve"> </w:t>
       </w:r>
       <w:r>
-        <w:t xml:space="preserve">60% of the sample, otherwise coded as "cross-regime"</w:t>
-      </w:r>
-    </w:p>
-    <w:p>
-      <w:pPr>
-        <w:numPr>
-          <w:ilvl w:val="0"/>
-          <w:numId w:val="1001"/>
-        </w:numPr>
-        <w:pStyle w:val="Compact"/>
-      </w:pPr>
+        <w:t xml:space="preserve">60% of the sample, otherwise coded as</w:t>
+      </w:r>
+      <w:r>
+        <w:t xml:space="preserve"> </w:t>
+      </w:r>
+      <w:r>
+        <w:t xml:space="preserve">“</w:t>
+      </w:r>
+      <w:r>
+        <w:t xml:space="preserve">cross-regime</w:t>
+      </w:r>
+      <w:r>
+        <w:t xml:space="preserve">”</w:t>
+      </w:r>
+      <w:r>
+        <w:t xml:space="preserve"> </w:t>
+      </w:r>
+      <w:r>
+        <w:t xml:space="preserve">2.</w:t>
+      </w:r>
+      <w:r>
+        <w:t xml:space="preserve"> </w:t>
+      </w:r>
       <w:r>
         <w:rPr>
           <w:iCs/>
@@ -3532,15 +3670,15 @@
       <w:r>
         <w:t xml:space="preserve">, SIC broad division: manufacturing (SIC 20–39), services (SIC 40–89), or mixed/unspecified</w:t>
       </w:r>
-    </w:p>
-    <w:p>
-      <w:pPr>
-        <w:numPr>
-          <w:ilvl w:val="0"/>
-          <w:numId w:val="1001"/>
-        </w:numPr>
-        <w:pStyle w:val="Compact"/>
-      </w:pPr>
+      <w:r>
+        <w:t xml:space="preserve"> </w:t>
+      </w:r>
+      <w:r>
+        <w:t xml:space="preserve">3.</w:t>
+      </w:r>
+      <w:r>
+        <w:t xml:space="preserve"> </w:t>
+      </w:r>
       <w:r>
         <w:rPr>
           <w:iCs/>
@@ -3551,15 +3689,15 @@
       <w:r>
         <w:t xml:space="preserve">, FSTS (foreign sales ÷ total sales); entropy index (Jacquemin &amp; Berry, 1979); count of foreign markets or subsidiaries; transnationality index (UNCTAD composite)</w:t>
       </w:r>
-    </w:p>
-    <w:p>
-      <w:pPr>
-        <w:numPr>
-          <w:ilvl w:val="0"/>
-          <w:numId w:val="1001"/>
-        </w:numPr>
-        <w:pStyle w:val="Compact"/>
-      </w:pPr>
+      <w:r>
+        <w:t xml:space="preserve"> </w:t>
+      </w:r>
+      <w:r>
+        <w:t xml:space="preserve">4.</w:t>
+      </w:r>
+      <w:r>
+        <w:t xml:space="preserve"> </w:t>
+      </w:r>
       <w:r>
         <w:rPr>
           <w:iCs/>
@@ -3568,12 +3706,12 @@
         <w:t xml:space="preserve">Performance operationalization</w:t>
       </w:r>
       <w:r>
-        <w:t xml:space="preserve">, accounting-based (ROA, ROE, ROS); market-based (Tobin's Q, stock return); productivity-based (labor productivity, TFP); composite (mixed)</w:t>
-      </w:r>
-    </w:p>
-    <w:p>
-      <w:pPr>
-        <w:pStyle w:val="FirstParagraph"/>
+        <w:t xml:space="preserve">, accounting-based (ROA, ROE, ROS); market-based (Tobin’s Q, stock return); productivity-based (labor productivity, TFP); composite (mixed)</w:t>
+      </w:r>
+    </w:p>
+    <w:p>
+      <w:pPr>
+        <w:pStyle w:val="BodyText"/>
       </w:pPr>
       <w:r>
         <w:rPr>
@@ -3656,7 +3794,7 @@
         <w:t xml:space="preserve"> </w:t>
       </w:r>
       <w:r>
-        <w:t xml:space="preserve">−0.50; e.g., Bangladesh, Myanmar, Pakistan); Code SIDS: Pacific small-island developing states (the dissertation's ICRV Regime VI; e.g., Fiji, Samoa, Tonga), defined a priori but returning zero qualifying primary studies in the present corpus; Code MX: Multi-country pooled samples spanning two or more ICRV regimes (no single modal-country regime</w:t>
+        <w:t xml:space="preserve">−0.50; e.g., Bangladesh, Myanmar, Pakistan); Code SIDS: Pacific small-island developing states (the dissertation’s ICRV Regime VI; e.g., Fiji, Samoa, Tonga), defined a priori but returning zero qualifying primary studies in the present corpus; Code MX: Multi-country pooled samples spanning two or more ICRV regimes (no single modal-country regime</w:t>
       </w:r>
       <w:r>
         <w:t xml:space="preserve"> </w:t>
@@ -3673,7 +3811,7 @@
         <w:t xml:space="preserve"> </w:t>
       </w:r>
       <w:r>
-        <w:t xml:space="preserve">60% of sample). Numbering crosswalk to the dissertation's canonical six-regime ICRV: P6 Code I ≡ dissertation Regime I (Advanced-Innovation); P6 Code II (Upper-Middle) ≡ Regime III; P6 Code III (Emerging) ≡ Regime IV; FR ≡ Regime V; SIDS ≡ Regime VI. The dissertation's Regime II (Advanced Resource-Driven / GCC) is not separately populated in this corpus, and MX has no I–VI equivalent.</w:t>
+        <w:t xml:space="preserve">60% of sample). Numbering crosswalk to the dissertation’s canonical six-regime ICRV: P6 Code I ≡ dissertation Regime I (Advanced-Innovation); P6 Code II (Upper-Middle) ≡ Regime III; P6 Code III (Emerging) ≡ Regime IV; FR ≡ Regime V; SIDS ≡ Regime VI. The dissertation’s Regime II (Advanced Resource-Driven / GCC) is not separately populated in this corpus, and MX has no I–VI equivalent.</w:t>
       </w:r>
       <w:r>
         <w:t xml:space="preserve"> </w:t>
@@ -3692,7 +3830,7 @@
         <w:t xml:space="preserve">cDAI</w:t>
       </w:r>
       <w:r>
-        <w:t xml:space="preserve">, Country-year digital adoption composite (0–1 scale): primary source, World Bank Digital Adoption Index (2016 vintage, Sahay et al., 2020); secondary source, ITU Digital Development Index (DDI, 2017–2026, linear-rescaled to 0–1). Country-year assignment follows the median year of the study's data collection period. For multi-country samples, cDAI is the sample-weighted average of country-year scores. Studies lacking country-year DAI data are assigned ITU ICT Development Index values with a −0.05 adjustment for known downward bias relative to the World Bank composite (Katz &amp; Callorda, 2018).</w:t>
+        <w:t xml:space="preserve">, Country-year digital adoption composite (0–1 scale): primary source, World Bank Digital Adoption Index (2016 vintage, Sahay et al., 2020); secondary source, ITU Digital Development Index (DDI, 2017–2026, linear-rescaled to 0–1). Country-year assignment follows the median year of the study’s data collection period. For multi-country samples, cDAI is the sample-weighted average of country-year scores. Studies lacking country-year DAI data are assigned ITU ICT Development Index values with a −0.05 adjustment for known downward bias relative to the World Bank composite (Katz &amp; Callorda, 2018).</w:t>
       </w:r>
       <w:r>
         <w:t xml:space="preserve"> </w:t>
@@ -3711,7 +3849,25 @@
         <w:t xml:space="preserve">DPL phase</w:t>
       </w:r>
       <w:r>
-        <w:t xml:space="preserve">, classified by the study's median data-collection year: "Precede" (median</w:t>
+        <w:t xml:space="preserve">, classified by the study’s median data-collection year:</w:t>
+      </w:r>
+      <w:r>
+        <w:t xml:space="preserve"> </w:t>
+      </w:r>
+      <w:r>
+        <w:t xml:space="preserve">“</w:t>
+      </w:r>
+      <w:r>
+        <w:t xml:space="preserve">Precede</w:t>
+      </w:r>
+      <w:r>
+        <w:t xml:space="preserve">”</w:t>
+      </w:r>
+      <w:r>
+        <w:t xml:space="preserve"> </w:t>
+      </w:r>
+      <w:r>
+        <w:t xml:space="preserve">(median</w:t>
       </w:r>
       <w:r>
         <w:t xml:space="preserve"> </w:t>
@@ -3728,7 +3884,43 @@
         <w:t xml:space="preserve"> </w:t>
       </w:r>
       <w:r>
-        <w:t xml:space="preserve">2008), "Span" (median 2009–2013), "Follow" (median</w:t>
+        <w:t xml:space="preserve">2008),</w:t>
+      </w:r>
+      <w:r>
+        <w:t xml:space="preserve"> </w:t>
+      </w:r>
+      <w:r>
+        <w:t xml:space="preserve">“</w:t>
+      </w:r>
+      <w:r>
+        <w:t xml:space="preserve">Span</w:t>
+      </w:r>
+      <w:r>
+        <w:t xml:space="preserve">”</w:t>
+      </w:r>
+      <w:r>
+        <w:t xml:space="preserve"> </w:t>
+      </w:r>
+      <w:r>
+        <w:t xml:space="preserve">(median 2009–2013),</w:t>
+      </w:r>
+      <w:r>
+        <w:t xml:space="preserve"> </w:t>
+      </w:r>
+      <w:r>
+        <w:t xml:space="preserve">“</w:t>
+      </w:r>
+      <w:r>
+        <w:t xml:space="preserve">Follow</w:t>
+      </w:r>
+      <w:r>
+        <w:t xml:space="preserve">”</w:t>
+      </w:r>
+      <w:r>
+        <w:t xml:space="preserve"> </w:t>
+      </w:r>
+      <w:r>
+        <w:t xml:space="preserve">(median</w:t>
       </w:r>
       <w:r>
         <w:t xml:space="preserve"> </w:t>
@@ -3745,11 +3937,29 @@
         <w:t xml:space="preserve"> </w:t>
       </w:r>
       <w:r>
-        <w:t xml:space="preserve">2014). Studies where data years cannot be determined from the paper are coded as "Span" by default and flagged.</w:t>
-      </w:r>
-    </w:p>
-    <w:bookmarkEnd w:id="42"/>
-    <w:bookmarkStart w:id="43" w:name="X39398803b6212107b1d34889a3ed87f1d2a89f2"/>
+        <w:t xml:space="preserve">2014). Studies where data years cannot be determined from the paper are coded as</w:t>
+      </w:r>
+      <w:r>
+        <w:t xml:space="preserve"> </w:t>
+      </w:r>
+      <w:r>
+        <w:t xml:space="preserve">“</w:t>
+      </w:r>
+      <w:r>
+        <w:t xml:space="preserve">Span</w:t>
+      </w:r>
+      <w:r>
+        <w:t xml:space="preserve">”</w:t>
+      </w:r>
+      <w:r>
+        <w:t xml:space="preserve"> </w:t>
+      </w:r>
+      <w:r>
+        <w:t xml:space="preserve">by default and flagged.</w:t>
+      </w:r>
+    </w:p>
+    <w:bookmarkEnd w:id="41"/>
+    <w:bookmarkStart w:id="42" w:name="statistical-model-three-level-mara"/>
     <w:p>
       <w:pPr>
         <w:pStyle w:val="Heading3"/>
@@ -4165,8 +4375,8 @@
         <w:t xml:space="preserve">.</w:t>
       </w:r>
     </w:p>
-    <w:bookmarkEnd w:id="43"/>
-    <w:bookmarkStart w:id="44" w:name="X2f1abb1755f8cc5892d8e5725c0dbd361d50806"/>
+    <w:bookmarkEnd w:id="42"/>
+    <w:bookmarkStart w:id="43" w:name="publication-bias-assessment"/>
     <w:p>
       <w:pPr>
         <w:pStyle w:val="Heading3"/>
@@ -4180,7 +4390,7 @@
         <w:pStyle w:val="FirstParagraph"/>
       </w:pPr>
       <w:r>
-        <w:t xml:space="preserve">Six complementary tests follow Borenstein et al. (2021, ch. 30) and Vevea and Woods (2005): (i)</w:t>
+        <w:t xml:space="preserve">Six complementary tests follow Borenstein et al. (2021, ch. 30) and Vevea and Woods (2005): (i)</w:t>
       </w:r>
       <w:r>
         <w:t xml:space="preserve"> </w:t>
@@ -4190,7 +4400,7 @@
           <w:bCs/>
           <w:b/>
         </w:rPr>
-        <w:t xml:space="preserve">Egger's weighted regression</w:t>
+        <w:t xml:space="preserve">Egger’s weighted regression</w:t>
       </w:r>
       <w:r>
         <w:t xml:space="preserve"> </w:t>
@@ -4206,7 +4416,7 @@
           <w:bCs/>
           <w:b/>
         </w:rPr>
-        <w:t xml:space="preserve">Begg and Mazumdar's rank correlation</w:t>
+        <w:t xml:space="preserve">Begg and Mazumdar’s rank correlation</w:t>
       </w:r>
       <w:r>
         <w:t xml:space="preserve"> </w:t>
@@ -4238,7 +4448,7 @@
           <w:bCs/>
           <w:b/>
         </w:rPr>
-        <w:t xml:space="preserve">Orwin's fail-safe</w:t>
+        <w:t xml:space="preserve">Orwin’s fail-safe</w:t>
       </w:r>
       <w:r>
         <w:rPr>
@@ -4366,7 +4576,7 @@
         <w:t xml:space="preserve">p</w:t>
       </w:r>
       <w:r>
-        <w:t xml:space="preserve">-value cutpoints at .025 and .500) and reports a selection-adjusted pooled effect plus a likelihood-ratio test against the no-selection null. Each test has a distinct failure mode: trim-and-fill is known to over-correct under high heterogeneity (Terrin et al., 2003), PET-PEESE estimates can be biased toward null when</w:t>
+        <w:t xml:space="preserve">-value cutpoints at.025 and.500) and reports a selection-adjusted pooled effect plus a likelihood-ratio test against the no-selection null. Each test has a distinct failure mode: trim-and-fill is known to over-correct under high heterogeneity (Terrin et al., 2003), PET-PEESE estimates can be biased toward null when</w:t>
       </w:r>
       <w:r>
         <w:t xml:space="preserve"> </w:t>
@@ -4379,7 +4589,7 @@
         <w:t xml:space="preserve">I</w:t>
       </w:r>
       <w:r>
-        <w:t xml:space="preserve">² &gt; 80% (Stanley &amp; Doucouliagos, 2014), and Vevea-Hedges can fail to converge in sparse-cell selection regions. Reporting all six tests together provides a direction-of-effect signal that is robust to any single test's specification assumptions; we interpret each adjusted estimate as an inferential bound rather than as a point estimate of the true population effect. Test specifications and the metafor</w:t>
+        <w:t xml:space="preserve">² &gt; 80% (Stanley &amp; Doucouliagos, 2014), and Vevea-Hedges can fail to converge in sparse-cell selection regions. Reporting all six tests together provides a direction-of-effect signal that is robust to any single test’s specification assumptions; the analysis interprets each adjusted estimate as an inferential bound rather than as a point estimate of the true population effect. Test specifications and the metafor</w:t>
       </w:r>
       <w:r>
         <w:t xml:space="preserve"> </w:t>
@@ -4410,8 +4620,8 @@
         <w:t xml:space="preserve">.</w:t>
       </w:r>
     </w:p>
-    <w:bookmarkEnd w:id="44"/>
-    <w:bookmarkStart w:id="45" w:name="Xe36430cf7d8e0a8c6df93020e9507d5e203e939"/>
+    <w:bookmarkEnd w:id="43"/>
+    <w:bookmarkStart w:id="44" w:name="robustness-checks"/>
     <w:p>
       <w:pPr>
         <w:pStyle w:val="Heading3"/>
@@ -4425,7 +4635,7 @@
         <w:pStyle w:val="FirstParagraph"/>
       </w:pPr>
       <w:r>
-        <w:t xml:space="preserve">Six pre-registered checks evaluate sensitivity to modelling choices: (1) two-level vs. three-level estimator comparison; (2) leave-one-out influence diagnostics (Cook's distance &gt; 4/</w:t>
+        <w:t xml:space="preserve">Six pre-registered checks evaluate sensitivity to modelling choices: (1) two-level vs. three-level estimator comparison; (2) leave-one-out influence diagnostics (Cook’s distance &gt; 4/</w:t>
       </w:r>
       <w:r>
         <w:rPr>
@@ -4486,9 +4696,9 @@
         </w:pict>
       </w:r>
     </w:p>
+    <w:bookmarkEnd w:id="44"/>
     <w:bookmarkEnd w:id="45"/>
-    <w:bookmarkEnd w:id="46"/>
-    <w:bookmarkStart w:id="69" w:name="X121719332867ee227f0a04b486098cee978c6e6"/>
+    <w:bookmarkStart w:id="68" w:name="results"/>
     <w:p>
       <w:pPr>
         <w:pStyle w:val="Heading2"/>
@@ -4497,7 +4707,7 @@
         <w:t xml:space="preserve">4. Results</w:t>
       </w:r>
     </w:p>
-    <w:bookmarkStart w:id="50" w:name="X04aea52a138d4b1fe1efc2014400b089b77c5ce"/>
+    <w:bookmarkStart w:id="49" w:name="sample-description"/>
     <w:p>
       <w:pPr>
         <w:pStyle w:val="Heading3"/>
@@ -4569,40 +4779,20 @@
         <w:t xml:space="preserve"> </w:t>
       </w:r>
       <w:r>
-        <w:rPr>
-          <w:iCs/>
-          <w:i/>
-          <w:iCs/>
-          <w:i/>
-        </w:rPr>
-        <w:t xml:space="preserve">K</w:t>
-      </w:r>
-      <w:r>
-        <w:rPr>
-          <w:iCs/>
-          <w:i/>
-        </w:rPr>
-        <w:t xml:space="preserve"> </w:t>
-      </w:r>
-      <w:r>
-        <w:rPr>
-          <w:iCs/>
-          <w:i/>
-        </w:rPr>
-        <w:t xml:space="preserve">= 288 effect sizes, k = 238 coded studies)</w:t>
+        <w:t xml:space="preserve">K* = 288 effect sizes, k = 238 coded studies)*</w:t>
       </w:r>
     </w:p>
     <w:tbl>
       <w:tblPr>
         <w:tblStyle w:val="Table"/>
-        <w:tblW w:type="auto" w:w="0"/>
+        <w:tblW w:type="pct" w:w="5000"/>
         <w:tblLook w:firstRow="1" w:lastRow="0" w:firstColumn="0" w:lastColumn="0" w:noHBand="0" w:noVBand="0" w:val="0020"/>
         <w:jc w:val="start"/>
       </w:tblPr>
       <w:tblGrid>
-        <w:gridCol w:w="2640"/>
-        <w:gridCol w:w="2640"/>
-        <w:gridCol w:w="2640"/>
+        <w:gridCol w:w="3600"/>
+        <w:gridCol w:w="2160"/>
+        <w:gridCol w:w="2160"/>
       </w:tblGrid>
       <w:tr>
         <w:trPr>
@@ -4674,7 +4864,7 @@
               <w:jc w:val="left"/>
             </w:pPr>
             <w:r>
-              <w:t xml:space="preserve">ICRV Regime I — Advanced (e.g., Korea, Japan, Singapore, HK, Australia)</w:t>
+              <w:t xml:space="preserve">ICRV Regime I, Advanced (e.g., Korea, Japan, Singapore, HK, Australia)</w:t>
             </w:r>
           </w:p>
         </w:tc>
@@ -4712,7 +4902,7 @@
               <w:jc w:val="left"/>
             </w:pPr>
             <w:r>
-              <w:t xml:space="preserve">ICRV Regime II — Upper-middle (e.g., China, Malaysia, Thailand)</w:t>
+              <w:t xml:space="preserve">ICRV Regime II, Upper-middle (e.g., China, Malaysia, Thailand)</w:t>
             </w:r>
           </w:p>
         </w:tc>
@@ -4750,7 +4940,7 @@
               <w:jc w:val="left"/>
             </w:pPr>
             <w:r>
-              <w:t xml:space="preserve">ICRV Regime III — Emerging (e.g., Vietnam, India, Philippines)</w:t>
+              <w:t xml:space="preserve">ICRV Regime III, Emerging (e.g., Vietnam, India, Philippines)</w:t>
             </w:r>
           </w:p>
         </w:tc>
@@ -4984,7 +5174,7 @@
               <w:jc w:val="left"/>
             </w:pPr>
             <w:r>
-              <w:t xml:space="preserve">—</w:t>
+              <w:t xml:space="preserve">,</w:t>
             </w:r>
           </w:p>
         </w:tc>
@@ -5022,7 +5212,7 @@
               <w:jc w:val="left"/>
             </w:pPr>
             <w:r>
-              <w:t xml:space="preserve">—</w:t>
+              <w:t xml:space="preserve">,</w:t>
             </w:r>
           </w:p>
         </w:tc>
@@ -5060,7 +5250,7 @@
               <w:jc w:val="left"/>
             </w:pPr>
             <w:r>
-              <w:t xml:space="preserve">—</w:t>
+              <w:t xml:space="preserve">,</w:t>
             </w:r>
           </w:p>
         </w:tc>
@@ -5098,7 +5288,7 @@
               <w:jc w:val="left"/>
             </w:pPr>
             <w:r>
-              <w:t xml:space="preserve">—</w:t>
+              <w:t xml:space="preserve">,</w:t>
             </w:r>
           </w:p>
         </w:tc>
@@ -5136,7 +5326,7 @@
               <w:jc w:val="left"/>
             </w:pPr>
             <w:r>
-              <w:t xml:space="preserve">—</w:t>
+              <w:t xml:space="preserve">,</w:t>
             </w:r>
           </w:p>
         </w:tc>
@@ -5174,7 +5364,7 @@
               <w:jc w:val="left"/>
             </w:pPr>
             <w:r>
-              <w:t xml:space="preserve">—</w:t>
+              <w:t xml:space="preserve">,</w:t>
             </w:r>
           </w:p>
         </w:tc>
@@ -5212,7 +5402,7 @@
               <w:jc w:val="left"/>
             </w:pPr>
             <w:r>
-              <w:t xml:space="preserve">—</w:t>
+              <w:t xml:space="preserve">,</w:t>
             </w:r>
           </w:p>
         </w:tc>
@@ -5250,7 +5440,7 @@
               <w:jc w:val="left"/>
             </w:pPr>
             <w:r>
-              <w:t xml:space="preserve">—</w:t>
+              <w:t xml:space="preserve">,</w:t>
             </w:r>
           </w:p>
         </w:tc>
@@ -5288,7 +5478,7 @@
               <w:jc w:val="left"/>
             </w:pPr>
             <w:r>
-              <w:t xml:space="preserve">—</w:t>
+              <w:t xml:space="preserve">,</w:t>
             </w:r>
           </w:p>
         </w:tc>
@@ -5326,7 +5516,7 @@
               <w:jc w:val="left"/>
             </w:pPr>
             <w:r>
-              <w:t xml:space="preserve">—</w:t>
+              <w:t xml:space="preserve">,</w:t>
             </w:r>
           </w:p>
         </w:tc>
@@ -5364,7 +5554,7 @@
               <w:jc w:val="left"/>
             </w:pPr>
             <w:r>
-              <w:t xml:space="preserve">—</w:t>
+              <w:t xml:space="preserve">,</w:t>
             </w:r>
           </w:p>
         </w:tc>
@@ -5402,7 +5592,7 @@
               <w:jc w:val="left"/>
             </w:pPr>
             <w:r>
-              <w:t xml:space="preserve">—</w:t>
+              <w:t xml:space="preserve">,</w:t>
             </w:r>
           </w:p>
         </w:tc>
@@ -5440,7 +5630,7 @@
               <w:jc w:val="left"/>
             </w:pPr>
             <w:r>
-              <w:t xml:space="preserve">—</w:t>
+              <w:t xml:space="preserve">,</w:t>
             </w:r>
           </w:p>
         </w:tc>
@@ -5478,7 +5668,7 @@
               <w:jc w:val="left"/>
             </w:pPr>
             <w:r>
-              <w:t xml:space="preserve">—</w:t>
+              <w:t xml:space="preserve">,</w:t>
             </w:r>
           </w:p>
         </w:tc>
@@ -5516,7 +5706,7 @@
               <w:jc w:val="left"/>
             </w:pPr>
             <w:r>
-              <w:t xml:space="preserve">—</w:t>
+              <w:t xml:space="preserve">,</w:t>
             </w:r>
           </w:p>
         </w:tc>
@@ -5554,7 +5744,7 @@
               <w:jc w:val="left"/>
             </w:pPr>
             <w:r>
-              <w:t xml:space="preserve">—</w:t>
+              <w:t xml:space="preserve">,</w:t>
             </w:r>
           </w:p>
         </w:tc>
@@ -5644,7 +5834,7 @@
         <w:t xml:space="preserve"> </w:t>
       </w:r>
       <w:r>
-        <w:t xml:space="preserve">The sample is right-skewed toward post-2000 publications, reflecting the field's growth trajectory (Figure 6). The 1978–1989 period contributes only 6 studies (2.6%; density 0.5/year); 1990–1999 contributes 18 studies (7.7%; 1.8/year); 2000–2009 contributes 54 studies (23.2%; 5.4/year); 2010–2019 contributes 92 studies (39.5%; 9.2/year); 2020–2022 contributes 46 studies (19.7%; 15.3/year); and 2023–2026 contributes 17 studies (7.3%). The 2010–2022 window dominates with 138 studies (59% of the corpus). Implication: the main-effect MARA and</w:t>
+        <w:t xml:space="preserve">The sample is right-skewed toward post-2000 publications, reflecting the field’s growth trajectory (Figure 6). The 1978–1989 period contributes only 6 studies (2.6%; density 0.5/year); 1990–1999 contributes 18 studies (7.7%; 1.8/year); 2000–2009 contributes 54 studies (23.2%; 5.4/year); 2010–2019 contributes 92 studies (39.5%; 9.2/year); 2020–2022 contributes 46 studies (19.7%; 15.3/year); and 2023–2026 contributes 17 studies (7.3%). The 2010–2022 window dominates with 138 studies (59% of the corpus). Implication: the main-effect MARA and</w:t>
       </w:r>
       <w:r>
         <w:t xml:space="preserve"> </w:t>
@@ -5672,25 +5862,25 @@
     </w:p>
     <w:p>
       <w:pPr>
-        <w:pStyle w:val="BodyText"/>
+        <w:pStyle w:val="CaptionedFigure"/>
       </w:pPr>
       <w:r>
         <w:drawing>
           <wp:inline>
-            <wp:extent cx="5753100" cy="2547026"/>
+            <wp:extent cx="5334000" cy="2361481"/>
             <wp:effectExtent b="0" l="0" r="0" t="0"/>
-            <wp:docPr descr="Figure 6. Distribution of primary studies by publication year (k = 238). The corpus is right-skewed toward post-2000 publications, with the 2010–2022 window accounting for 59% of the studies. Sparse pre-1990 density precludes a separate early-period subgroup; DPL phase boundaries (2009, 2014) are anchored to digital-coordination diffusion landmarks rather than to within-corpus density." title="" id="48" name="Picture"/>
+            <wp:docPr descr="Figure 6. Distribution of primary studies by publication year (k = 238). The corpus is right-skewed toward post-2000 publications, with the 2010–2022 window accounting for 59% of the studies. Sparse pre-1990 density precludes a separate early-period subgroup; DPL phase boundaries (2009, 2014) are anchored to digital-coordination diffusion landmarks rather than to within-corpus density." title="" id="47" name="Picture"/>
             <a:graphic>
               <a:graphicData uri="http://schemas.openxmlformats.org/drawingml/2006/picture">
                 <pic:pic>
                   <pic:nvPicPr>
-                    <pic:cNvPr descr="figures/figure6_year_distribution.png" id="49" name="Picture"/>
+                    <pic:cNvPr descr="figures/figure6_year_distribution.png" id="48" name="Picture"/>
                     <pic:cNvPicPr>
                       <a:picLocks noChangeArrowheads="1" noChangeAspect="1"/>
                     </pic:cNvPicPr>
                   </pic:nvPicPr>
                   <pic:blipFill>
-                    <a:blip r:embed="rId47"/>
+                    <a:blip r:embed="rId46"/>
                     <a:stretch>
                       <a:fillRect/>
                     </a:stretch>
@@ -5698,7 +5888,7 @@
                   <pic:spPr bwMode="auto">
                     <a:xfrm>
                       <a:off x="0" y="0"/>
-                      <a:ext cx="5753100" cy="2547026"/>
+                      <a:ext cx="5334000" cy="2361481"/>
                     </a:xfrm>
                     <a:prstGeom prst="rect">
                       <a:avLst/>
@@ -5717,8 +5907,16 @@
         </w:drawing>
       </w:r>
     </w:p>
-    <w:bookmarkEnd w:id="50"/>
-    <w:bookmarkStart w:id="51" w:name="X484949e7994e09bd70500137e9d7c8f884b58c1"/>
+    <w:p>
+      <w:pPr>
+        <w:pStyle w:val="ImageCaption"/>
+      </w:pPr>
+      <w:r>
+        <w:t xml:space="preserve">Figure 6. Distribution of primary studies by publication year (k = 238). The corpus is right-skewed toward post-2000 publications, with the 2010–2022 window accounting for 59% of the studies. Sparse pre-1990 density precludes a separate early-period subgroup; DPL phase boundaries (2009, 2014) are anchored to digital-coordination diffusion landmarks rather than to within-corpus density.</w:t>
+      </w:r>
+    </w:p>
+    <w:bookmarkEnd w:id="49"/>
+    <w:bookmarkStart w:id="50" w:name="baseline-three-level-model"/>
     <w:p>
       <w:pPr>
         <w:pStyle w:val="Heading3"/>
@@ -6339,7 +6537,7 @@
               <w:t xml:space="preserve"> </w:t>
             </w:r>
             <w:r>
-              <w:t xml:space="preserve">&lt; .001)</w:t>
+              <w:t xml:space="preserve">&lt;.001)</w:t>
             </w:r>
           </w:p>
         </w:tc>
@@ -6494,8 +6692,8 @@
         <w:t xml:space="preserve">= 87.8%, well above the sampling-error floor, motivates the moderator analyses; however, as Sections 4.3–4.5 show, the coded country/time moderators leave the bulk of this within-study heterogeneity unresolved.</w:t>
       </w:r>
     </w:p>
-    <w:bookmarkEnd w:id="51"/>
-    <w:bookmarkStart w:id="55" w:name="X58c962719f77434e3e9b87bd1741b5544c6666a"/>
+    <w:bookmarkEnd w:id="50"/>
+    <w:bookmarkStart w:id="54" w:name="icrv-regime-moderation-h1"/>
     <w:p>
       <w:pPr>
         <w:pStyle w:val="Heading3"/>
@@ -6577,7 +6775,7 @@
         <w:t xml:space="preserve"> </w:t>
       </w:r>
       <w:r>
-        <w:t xml:space="preserve">= .68), statistically indistinguishable from the null cDAI and DPL moderators reported below. The full-sample omnibus including the three-effect Frontier cell does reach significance (</w:t>
+        <w:t xml:space="preserve">=.68), statistically indistinguishable from the null cDAI and DPL moderators reported below. The full-sample omnibus including the three-effect Frontier cell does reach significance (</w:t>
       </w:r>
       <w:r>
         <w:rPr>
@@ -6619,7 +6817,7 @@
         <w:t xml:space="preserve"> </w:t>
       </w:r>
       <w:r>
-        <w:t xml:space="preserve">= .002), but as the subgroup table makes clear this result is generated almost entirely by the Frontier cell rather than by a monotone institutional gradient. The directional Exploratory Propositions E1a (Advanced largest) and E1b (Frontier smallest) are</w:t>
+        <w:t xml:space="preserve">=.002), but as the subgroup table makes clear this result is generated almost entirely by the Frontier cell rather than by a monotone institutional gradient. The directional Exploratory Propositions E1a (Advanced largest) and E1b (Frontier smallest) are</w:t>
       </w:r>
       <w:r>
         <w:t xml:space="preserve"> </w:t>
@@ -6663,16 +6861,16 @@
     <w:tbl>
       <w:tblPr>
         <w:tblStyle w:val="Table"/>
-        <w:tblW w:type="auto" w:w="0"/>
+        <w:tblW w:type="pct" w:w="5000"/>
         <w:tblLook w:firstRow="1" w:lastRow="0" w:firstColumn="0" w:lastColumn="0" w:noHBand="0" w:noVBand="0" w:val="0020"/>
         <w:jc w:val="start"/>
       </w:tblPr>
       <w:tblGrid>
-        <w:gridCol w:w="1584"/>
-        <w:gridCol w:w="1584"/>
-        <w:gridCol w:w="1584"/>
-        <w:gridCol w:w="1584"/>
-        <w:gridCol w:w="1584"/>
+        <w:gridCol w:w="1545"/>
+        <w:gridCol w:w="2704"/>
+        <w:gridCol w:w="1159"/>
+        <w:gridCol w:w="1545"/>
+        <w:gridCol w:w="965"/>
       </w:tblGrid>
       <w:tr>
         <w:trPr>
@@ -6766,7 +6964,7 @@
               <w:jc w:val="left"/>
             </w:pPr>
             <w:r>
-              <w:t xml:space="preserve">I — Advanced-Innovation (SG, HK, KR, JP, AU...)</w:t>
+              <w:t xml:space="preserve">I, Advanced-Innovation (SG, HK, KR, JP, AU…)</w:t>
             </w:r>
           </w:p>
         </w:tc>
@@ -6814,7 +7012,7 @@
               <w:jc w:val="left"/>
             </w:pPr>
             <w:r>
-              <w:t xml:space="preserve">&lt; .001</w:t>
+              <w:t xml:space="preserve">&lt;.001</w:t>
             </w:r>
           </w:p>
         </w:tc>
@@ -6828,7 +7026,7 @@
               <w:jc w:val="left"/>
             </w:pPr>
             <w:r>
-              <w:t xml:space="preserve">II — Upper-middle (CN, MY, TH, BR...)</w:t>
+              <w:t xml:space="preserve">II, Upper-middle (CN, MY, TH, BR…)</w:t>
             </w:r>
           </w:p>
         </w:tc>
@@ -6890,7 +7088,7 @@
               <w:jc w:val="left"/>
             </w:pPr>
             <w:r>
-              <w:t xml:space="preserve">III — Emerging (VN, IN, ID, PH...)</w:t>
+              <w:t xml:space="preserve">III, Emerging (VN, IN, ID, PH…)</w:t>
             </w:r>
           </w:p>
         </w:tc>
@@ -6938,7 +7136,7 @@
               <w:jc w:val="left"/>
             </w:pPr>
             <w:r>
-              <w:t xml:space="preserve">&lt; .001</w:t>
+              <w:t xml:space="preserve">&lt;.001</w:t>
             </w:r>
           </w:p>
         </w:tc>
@@ -6952,7 +7150,7 @@
               <w:jc w:val="left"/>
             </w:pPr>
             <w:r>
-              <w:t xml:space="preserve">FR — Frontier / LDC</w:t>
+              <w:t xml:space="preserve">FR, Frontier / LDC</w:t>
             </w:r>
           </w:p>
         </w:tc>
@@ -7000,7 +7198,7 @@
               <w:jc w:val="left"/>
             </w:pPr>
             <w:r>
-              <w:t xml:space="preserve">&lt; .001</w:t>
+              <w:t xml:space="preserve">&lt;.001</w:t>
             </w:r>
           </w:p>
         </w:tc>
@@ -7014,7 +7212,7 @@
               <w:jc w:val="left"/>
             </w:pPr>
             <w:r>
-              <w:t xml:space="preserve">MX — Cross-regime / multi-country</w:t>
+              <w:t xml:space="preserve">MX, Cross-regime / multi-country</w:t>
             </w:r>
           </w:p>
         </w:tc>
@@ -7070,25 +7268,25 @@
     </w:tbl>
     <w:p>
       <w:pPr>
-        <w:pStyle w:val="BodyText"/>
+        <w:pStyle w:val="CaptionedFigure"/>
       </w:pPr>
       <w:r>
         <w:drawing>
           <wp:inline>
-            <wp:extent cx="5753100" cy="3430252"/>
+            <wp:extent cx="5334000" cy="3180366"/>
             <wp:effectExtent b="0" l="0" r="0" t="0"/>
-            <wp:docPr descr="Figure 2: ICRV regime forest plot, subgroup pooled effects with 95% CI" title="" id="53" name="Picture"/>
+            <wp:docPr descr="Figure 2: ICRV regime forest plot, subgroup pooled effects with 95% CI" title="" id="52" name="Picture"/>
             <a:graphic>
               <a:graphicData uri="http://schemas.openxmlformats.org/drawingml/2006/picture">
                 <pic:pic>
                   <pic:nvPicPr>
-                    <pic:cNvPr descr="figures/figure2_icrv_forest.png" id="54" name="Picture"/>
+                    <pic:cNvPr descr="figures/figure2_icrv_forest.png" id="53" name="Picture"/>
                     <pic:cNvPicPr>
                       <a:picLocks noChangeArrowheads="1" noChangeAspect="1"/>
                     </pic:cNvPicPr>
                   </pic:nvPicPr>
                   <pic:blipFill>
-                    <a:blip r:embed="rId52"/>
+                    <a:blip r:embed="rId51"/>
                     <a:stretch>
                       <a:fillRect/>
                     </a:stretch>
@@ -7096,7 +7294,7 @@
                   <pic:spPr bwMode="auto">
                     <a:xfrm>
                       <a:off x="0" y="0"/>
-                      <a:ext cx="5753100" cy="3430252"/>
+                      <a:ext cx="5334000" cy="3180366"/>
                     </a:xfrm>
                     <a:prstGeom prst="rect">
                       <a:avLst/>
@@ -7117,6 +7315,14 @@
     </w:p>
     <w:p>
       <w:pPr>
+        <w:pStyle w:val="ImageCaption"/>
+      </w:pPr>
+      <w:r>
+        <w:t xml:space="preserve">Figure 2: ICRV regime forest plot, subgroup pooled effects with 95% CI</w:t>
+      </w:r>
+    </w:p>
+    <w:p>
+      <w:pPr>
         <w:pStyle w:val="BodyText"/>
       </w:pPr>
       <w:r>
@@ -7257,7 +7463,7 @@
         <w:t xml:space="preserve"> </w:t>
       </w:r>
       <w:r>
-        <w:t xml:space="preserve">support for E1a's predicted advanced-over-emerging ordering. Cross-regime/multi-country pooled studies sit lowest (MX,</w:t>
+        <w:t xml:space="preserve">support for E1a’s predicted advanced-over-emerging ordering. Cross-regime/multi-country pooled studies sit lowest (MX,</w:t>
       </w:r>
       <w:r>
         <w:t xml:space="preserve"> </w:t>
@@ -7353,7 +7559,7 @@
         <w:t xml:space="preserve"> </w:t>
       </w:r>
       <w:r>
-        <w:t xml:space="preserve">= 226 Iranian manufacturing firms), and is therefore statistically fragile and contrary to E1b's predicted Frontier floor. A drop-FR sensitivity test confirms this directly: re-estimating the omnibus on the four well-populated core regimes (I/II/III/MX,</w:t>
+        <w:t xml:space="preserve">= 226 Iranian manufacturing firms), and is therefore statistically fragile and contrary to E1b’s predicted Frontier floor. A drop-FR sensitivity test confirms this directly: re-estimating the omnibus on the four well-populated core regimes (I/II/III/MX,</w:t>
       </w:r>
       <w:r>
         <w:t xml:space="preserve"> </w:t>
@@ -7411,7 +7617,7 @@
         <w:t xml:space="preserve"> </w:t>
       </w:r>
       <w:r>
-        <w:t xml:space="preserve">= .68), i.e., non-significant and on a par with the null cDAI (</w:t>
+        <w:t xml:space="preserve">=.68), i.e., non-significant and on a par with the null cDAI (</w:t>
       </w:r>
       <w:r>
         <w:rPr>
@@ -7447,7 +7653,7 @@
         <w:t xml:space="preserve"> </w:t>
       </w:r>
       <w:r>
-        <w:t xml:space="preserve">per regime cell before they can be properly adjudicated. The sixth ICRV code, Pacific SIDS (the dissertation's Regime VI), returns zero qualifying primary studies in this corpus and therefore does not enter the subgroup model, leaving five populated cells (hence</w:t>
+        <w:t xml:space="preserve">per regime cell before they can be properly adjudicated. The sixth ICRV code, Pacific SIDS (the dissertation’s Regime VI), returns zero qualifying primary studies in this corpus and therefore does not enter the subgroup model, leaving five populated cells (hence</w:t>
       </w:r>
       <w:r>
         <w:t xml:space="preserve"> </w:t>
@@ -7466,8 +7672,8 @@
         <w:t xml:space="preserve">= 4). (Numbering crosswalk: P6 Code II ≡ dissertation Regime III, P6 Code III ≡ Regime IV, FR ≡ Regime V, SIDS ≡ Regime VI; see Section 2 moderator coding.)</w:t>
       </w:r>
     </w:p>
-    <w:bookmarkEnd w:id="55"/>
-    <w:bookmarkStart w:id="56" w:name="X541c92fe8ae9c523bbb1875dcc9c5525c218523"/>
+    <w:bookmarkEnd w:id="54"/>
+    <w:bookmarkStart w:id="55" w:name="cdai-moderation-h3"/>
     <w:p>
       <w:pPr>
         <w:pStyle w:val="Heading3"/>
@@ -7517,7 +7723,7 @@
         <w:t xml:space="preserve"> </w:t>
       </w:r>
       <w:r>
-        <w:t xml:space="preserve">= .541).</w:t>
+        <w:t xml:space="preserve">=.541).</w:t>
       </w:r>
       <w:r>
         <w:t xml:space="preserve"> </w:t>
@@ -7574,7 +7780,7 @@
         <w:t xml:space="preserve">Supp-T2</w:t>
       </w:r>
       <w:r>
-        <w:t xml:space="preserve">). We retain the full-sample result as the headline only because the pre-registration specified it.</w:t>
+        <w:t xml:space="preserve">). This study retains the full-sample result as the headline only because the pre-registration specified it.</w:t>
       </w:r>
     </w:p>
     <w:p>
@@ -7692,7 +7898,7 @@
         <w:t xml:space="preserve"> </w:t>
       </w:r>
       <w:r>
-        <w:t xml:space="preserve">&lt; .001) but pairwise contrasts are small and non-significant (</w:t>
+        <w:t xml:space="preserve">&lt;.001) but pairwise contrasts are small and non-significant (</w:t>
       </w:r>
       <w:r>
         <w:rPr>
@@ -7718,7 +7924,7 @@
         <w:t xml:space="preserve"> </w:t>
       </w:r>
       <w:r>
-        <w:t xml:space="preserve">= .489;</w:t>
+        <w:t xml:space="preserve">=.489;</w:t>
       </w:r>
       <w:r>
         <w:t xml:space="preserve"> </w:t>
@@ -7747,7 +7953,7 @@
         <w:t xml:space="preserve"> </w:t>
       </w:r>
       <w:r>
-        <w:t xml:space="preserve">= .469). The non-monotone ordering (Low &gt; Medium &lt; High) and the omnibus null fail to support the predicted positive linear gradient. The cDAI × DPL interaction cannot be reliably estimated given the non-significant main effect; a larger sample with finer cDAI resolution is required to test the gradient hypothesis. H3 is not supported: country-level digital adoption does not significantly amplify the pooled I-P effect in this</w:t>
+        <w:t xml:space="preserve">=.469). The non-monotone ordering (Low &gt; Medium &lt; High) and the omnibus null fail to support the predicted positive linear gradient. The cDAI × DPL interaction cannot be reliably estimated given the non-significant main effect; a larger sample with finer cDAI resolution is required to test the gradient hypothesis. H3 is not supported: country-level digital adoption does not significantly amplify the pooled I-P effect in this</w:t>
       </w:r>
       <w:r>
         <w:t xml:space="preserve"> </w:t>
@@ -7766,8 +7972,8 @@
         <w:t xml:space="preserve">= 238 sample.</w:t>
       </w:r>
     </w:p>
-    <w:bookmarkEnd w:id="56"/>
-    <w:bookmarkStart w:id="60" w:name="X0f13fb15b20194b37c5b9d050ad7a7079c0644a"/>
+    <w:bookmarkEnd w:id="55"/>
+    <w:bookmarkStart w:id="59" w:name="dpl-phase-moderation-h2"/>
     <w:p>
       <w:pPr>
         <w:pStyle w:val="Heading3"/>
@@ -7817,7 +8023,7 @@
         <w:t xml:space="preserve"> </w:t>
       </w:r>
       <w:r>
-        <w:t xml:space="preserve">= .755).</w:t>
+        <w:t xml:space="preserve">=.755).</w:t>
       </w:r>
       <w:r>
         <w:t xml:space="preserve"> </w:t>
@@ -7980,7 +8186,7 @@
         <w:t xml:space="preserve"> </w:t>
       </w:r>
       <w:r>
-        <w:t xml:space="preserve">= .645; PRE-SPN</w:t>
+        <w:t xml:space="preserve">=.645; PRE-SPN</w:t>
       </w:r>
       <w:r>
         <w:t xml:space="preserve"> </w:t>
@@ -8012,7 +8218,7 @@
         <w:t xml:space="preserve"> </w:t>
       </w:r>
       <w:r>
-        <w:t xml:space="preserve">= .434; FOL-SPN</w:t>
+        <w:t xml:space="preserve">=.434; FOL-SPN</w:t>
       </w:r>
       <w:r>
         <w:t xml:space="preserve"> </w:t>
@@ -8044,7 +8250,7 @@
         <w:t xml:space="preserve"> </w:t>
       </w:r>
       <w:r>
-        <w:t xml:space="preserve">= .782). The empirical ordering (PRE &gt; FOL &gt; SPN) is opposite to H2's predicted FOL &gt; SPN &gt; PRE, but between-group differences are too small to overinterpret. The null result may reflect insufficient power to detect small temporal trends at</w:t>
+        <w:t xml:space="preserve">=.782). The empirical ordering (PRE &gt; FOL &gt; SPN) is opposite to H2’s predicted FOL &gt; SPN &gt; PRE, but between-group differences are too small to overinterpret. The null result may reflect insufficient power to detect small temporal trends at</w:t>
       </w:r>
       <w:r>
         <w:t xml:space="preserve"> </w:t>
@@ -8065,25 +8271,25 @@
     </w:p>
     <w:p>
       <w:pPr>
-        <w:pStyle w:val="BodyText"/>
+        <w:pStyle w:val="CaptionedFigure"/>
       </w:pPr>
       <w:r>
         <w:drawing>
           <wp:inline>
-            <wp:extent cx="5753100" cy="4403829"/>
+            <wp:extent cx="5334000" cy="4083020"/>
             <wp:effectExtent b="0" l="0" r="0" t="0"/>
-            <wp:docPr descr="Figure 3: DPL phase moderation, pooled I-P effect by digital adoption epoch" title="" id="58" name="Picture"/>
+            <wp:docPr descr="Figure 3: DPL phase moderation, pooled I-P effect by digital adoption epoch" title="" id="57" name="Picture"/>
             <a:graphic>
               <a:graphicData uri="http://schemas.openxmlformats.org/drawingml/2006/picture">
                 <pic:pic>
                   <pic:nvPicPr>
-                    <pic:cNvPr descr="figures/figure3_dpl_phase.png" id="59" name="Picture"/>
+                    <pic:cNvPr descr="figures/figure3_dpl_phase.png" id="58" name="Picture"/>
                     <pic:cNvPicPr>
                       <a:picLocks noChangeArrowheads="1" noChangeAspect="1"/>
                     </pic:cNvPicPr>
                   </pic:nvPicPr>
                   <pic:blipFill>
-                    <a:blip r:embed="rId57"/>
+                    <a:blip r:embed="rId56"/>
                     <a:stretch>
                       <a:fillRect/>
                     </a:stretch>
@@ -8091,7 +8297,7 @@
                   <pic:spPr bwMode="auto">
                     <a:xfrm>
                       <a:off x="0" y="0"/>
-                      <a:ext cx="5753100" cy="4403829"/>
+                      <a:ext cx="5334000" cy="4083020"/>
                     </a:xfrm>
                     <a:prstGeom prst="rect">
                       <a:avLst/>
@@ -8112,6 +8318,14 @@
     </w:p>
     <w:p>
       <w:pPr>
+        <w:pStyle w:val="ImageCaption"/>
+      </w:pPr>
+      <w:r>
+        <w:t xml:space="preserve">Figure 3: DPL phase moderation, pooled I-P effect by digital adoption epoch</w:t>
+      </w:r>
+    </w:p>
+    <w:p>
+      <w:pPr>
         <w:pStyle w:val="BodyText"/>
       </w:pPr>
       <w:r>
@@ -8128,8 +8342,8 @@
         <w:t xml:space="preserve">DPL phase subgroup pooled effects with 95% CI. Between-phase differences are small and non-significant.</w:t>
       </w:r>
     </w:p>
-    <w:bookmarkEnd w:id="60"/>
-    <w:bookmarkStart w:id="64" w:name="X19c46ecf699f27e790e5a8fa6520cb51f104e4a"/>
+    <w:bookmarkEnd w:id="59"/>
+    <w:bookmarkStart w:id="63" w:name="publication-bias-h4"/>
     <w:p>
       <w:pPr>
         <w:pStyle w:val="Heading3"/>
@@ -8168,7 +8382,7 @@
           <w:bCs/>
           <w:b/>
         </w:rPr>
-        <w:t xml:space="preserve">Egger's regression test</w:t>
+        <w:t xml:space="preserve">Egger’s regression test</w:t>
       </w:r>
       <w:r>
         <w:t xml:space="preserve"> </w:t>
@@ -8219,7 +8433,7 @@
         <w:t xml:space="preserve"> </w:t>
       </w:r>
       <w:r>
-        <w:t xml:space="preserve">= .057), marginal and not significant at</w:t>
+        <w:t xml:space="preserve">=.057), marginal and not significant at</w:t>
       </w:r>
       <w:r>
         <w:t xml:space="preserve"> </w:t>
@@ -8233,7 +8447,7 @@
         <w:t xml:space="preserve"> </w:t>
       </w:r>
       <w:r>
-        <w:t xml:space="preserve">= .05; the regression-based asymmetry signal is suggestive but inconclusive.</w:t>
+        <w:t xml:space="preserve">=.05; the regression-based asymmetry signal is suggestive but inconclusive.</w:t>
       </w:r>
     </w:p>
     <w:p>
@@ -8245,13 +8459,13 @@
           <w:bCs/>
           <w:b/>
         </w:rPr>
-        <w:t xml:space="preserve">Begg's rank correlation</w:t>
-      </w:r>
-      <w:r>
-        <w:t xml:space="preserve"> </w:t>
-      </w:r>
-      <w:r>
-        <w:t xml:space="preserve">(Kendall's</w:t>
+        <w:t xml:space="preserve">Begg’s rank correlation</w:t>
+      </w:r>
+      <w:r>
+        <w:t xml:space="preserve"> </w:t>
+      </w:r>
+      <w:r>
+        <w:t xml:space="preserve">(Kendall’s</w:t>
       </w:r>
       <w:r>
         <w:t xml:space="preserve"> </w:t>
@@ -8292,7 +8506,7 @@
         <w:t xml:space="preserve"> </w:t>
       </w:r>
       <w:r>
-        <w:t xml:space="preserve">= .0007, significant funnel asymmetry; studies with larger standard errors (smaller</w:t>
+        <w:t xml:space="preserve">=.0007, significant funnel asymmetry; studies with larger standard errors (smaller</w:t>
       </w:r>
       <w:r>
         <w:t xml:space="preserve"> </w:t>
@@ -8465,7 +8679,7 @@
         <w:t xml:space="preserve"> </w:t>
       </w:r>
       <w:r>
-        <w:t xml:space="preserve">= .012); because PET indicates a non-zero true effect, the PEESE intercept is reported as the bias-corrected estimate,</w:t>
+        <w:t xml:space="preserve">=.012); because PET indicates a non-zero true effect, the PEESE intercept is reported as the bias-corrected estimate,</w:t>
       </w:r>
       <w:r>
         <w:t xml:space="preserve"> </w:t>
@@ -8573,7 +8787,7 @@
         <w:t xml:space="preserve"> </w:t>
       </w:r>
       <w:r>
-        <w:t xml:space="preserve">(Vevea &amp; Hedges, 1995; Hedges &amp; Vevea, 1996; one-tailed cutpoints at .025 and .500): the model converges and the likelihood-ratio test against the no-selection null is significant (</w:t>
+        <w:t xml:space="preserve">(Vevea &amp; Hedges, 1995; Hedges &amp; Vevea, 1996; one-tailed cutpoints at.025 and.500): the model converges and the likelihood-ratio test against the no-selection null is significant (</w:t>
       </w:r>
       <m:oMath>
         <m:sSup>
@@ -8625,7 +8839,7 @@
         <w:t xml:space="preserve"> </w:t>
       </w:r>
       <w:r>
-        <w:t xml:space="preserve">= .002), confirming model-based evidence of publication selection. The estimated selection weights are</w:t>
+        <w:t xml:space="preserve">=.002), confirming model-based evidence of publication selection. The estimated selection weights are</w:t>
       </w:r>
       <w:r>
         <w:t xml:space="preserve"> </w:t>
@@ -8638,7 +8852,7 @@
         <w:t xml:space="preserve">w</w:t>
       </w:r>
       <w:r>
-        <w:t xml:space="preserve">[(0, .025]] = 1.000 (reference: one-tailed significant positives) and</w:t>
+        <w:t xml:space="preserve">[(0,.025]] = 1.000 (reference: one-tailed significant positives) and</w:t>
       </w:r>
       <w:r>
         <w:t xml:space="preserve"> </w:t>
@@ -8651,7 +8865,7 @@
         <w:t xml:space="preserve">w</w:t>
       </w:r>
       <w:r>
-        <w:t xml:space="preserve">[(.025, .500]] = 1.000 and</w:t>
+        <w:t xml:space="preserve">[(.025,.500]] = 1.000 and</w:t>
       </w:r>
       <w:r>
         <w:t xml:space="preserve"> </w:t>
@@ -8752,7 +8966,7 @@
         <w:t xml:space="preserve"> </w:t>
       </w:r>
       <w:r>
-        <w:t xml:space="preserve">= 0.035. The fact that the model-based correction (Vevea-Hedges) detects significant selection but estimates a smaller magnitude adjustment than the non-parametric correction (trim-and-fill) is consistent with the Terrin et al. (2003) and Stanley–Doucouliagos (2014) cautions that trim-and-fill over-corrects under high heterogeneity. The substantive interpretation is therefore that publication selection is real (Begg</w:t>
+        <w:t xml:space="preserve">= 0.035. The fact that the model-based correction (Vevea-Hedges) detects significant selection but estimates a smaller magnitude adjustment than the non-parametric correction (trim-and-fill) is consistent with the Terrin et al. (2003) and Stanley–Doucouliagos (2014) cautions that trim-and-fill over-corrects under high heterogeneity. The substantive interpretation is therefore that publication selection is real (Begg</w:t>
       </w:r>
       <w:r>
         <w:t xml:space="preserve"> </w:t>
@@ -8768,7 +8982,7 @@
         <w:t xml:space="preserve"> </w:t>
       </w:r>
       <w:r>
-        <w:t xml:space="preserve">&lt; .001; Vevea-Hedges LRT</w:t>
+        <w:t xml:space="preserve">&lt;.001; Vevea-Hedges LRT</w:t>
       </w:r>
       <w:r>
         <w:t xml:space="preserve"> </w:t>
@@ -8784,7 +8998,7 @@
         <w:t xml:space="preserve"> </w:t>
       </w:r>
       <w:r>
-        <w:t xml:space="preserve">= .002) and that the true population effect lies in the interval bounded by these estimates —</w:t>
+        <w:t xml:space="preserve">=.002) and that the true population effect lies in the interval bounded by these estimates,</w:t>
       </w:r>
       <w:r>
         <w:t xml:space="preserve"> </w:t>
@@ -8800,30 +9014,30 @@
         <w:t xml:space="preserve"> </w:t>
       </w:r>
       <w:r>
-        <w:t xml:space="preserve">between approximately 0.035 and 0.077 — with the magnitude of the inflation depending on which selection-process assumption one adopts. The headline reading of a substantially upward-biased published average effect survives across all six tests; only the precise magnitude of the bias correction is method-dependent.</w:t>
-      </w:r>
-    </w:p>
-    <w:p>
-      <w:pPr>
-        <w:pStyle w:val="BodyText"/>
+        <w:t xml:space="preserve">between approximately 0.035 and 0.077, with the magnitude of the inflation depending on which selection-process assumption one adopts. The headline reading of a substantially upward-biased published average effect survives across all six tests; only the precise magnitude of the bias correction is method-dependent.</w:t>
+      </w:r>
+    </w:p>
+    <w:p>
+      <w:pPr>
+        <w:pStyle w:val="CaptionedFigure"/>
       </w:pPr>
       <w:r>
         <w:drawing>
           <wp:inline>
-            <wp:extent cx="5753100" cy="4601444"/>
+            <wp:extent cx="5334000" cy="4266240"/>
             <wp:effectExtent b="0" l="0" r="0" t="0"/>
-            <wp:docPr descr="Figure 4: Funnel plot with trim-and-fill imputed studies" title="" id="62" name="Picture"/>
+            <wp:docPr descr="Figure 4: Funnel plot with trim-and-fill imputed studies" title="" id="61" name="Picture"/>
             <a:graphic>
               <a:graphicData uri="http://schemas.openxmlformats.org/drawingml/2006/picture">
                 <pic:pic>
                   <pic:nvPicPr>
-                    <pic:cNvPr descr="figures/figure4_funnel_plot.png" id="63" name="Picture"/>
+                    <pic:cNvPr descr="figures/figure4_funnel_plot.png" id="62" name="Picture"/>
                     <pic:cNvPicPr>
                       <a:picLocks noChangeArrowheads="1" noChangeAspect="1"/>
                     </pic:cNvPicPr>
                   </pic:nvPicPr>
                   <pic:blipFill>
-                    <a:blip r:embed="rId61"/>
+                    <a:blip r:embed="rId60"/>
                     <a:stretch>
                       <a:fillRect/>
                     </a:stretch>
@@ -8831,7 +9045,7 @@
                   <pic:spPr bwMode="auto">
                     <a:xfrm>
                       <a:off x="0" y="0"/>
-                      <a:ext cx="5753100" cy="4601444"/>
+                      <a:ext cx="5334000" cy="4266240"/>
                     </a:xfrm>
                     <a:prstGeom prst="rect">
                       <a:avLst/>
@@ -8852,6 +9066,14 @@
     </w:p>
     <w:p>
       <w:pPr>
+        <w:pStyle w:val="ImageCaption"/>
+      </w:pPr>
+      <w:r>
+        <w:t xml:space="preserve">Figure 4: Funnel plot with trim-and-fill imputed studies</w:t>
+      </w:r>
+    </w:p>
+    <w:p>
+      <w:pPr>
         <w:pStyle w:val="BodyText"/>
       </w:pPr>
       <w:r>
@@ -8897,8 +9119,8 @@
         <w:t xml:space="preserve">= 0.035.</w:t>
       </w:r>
     </w:p>
-    <w:bookmarkEnd w:id="64"/>
-    <w:bookmarkStart w:id="68" w:name="X2944bef6cd2d25cd29d80b35f2bf895bc8ca4c2"/>
+    <w:bookmarkEnd w:id="63"/>
+    <w:bookmarkStart w:id="67" w:name="robustness"/>
     <w:p>
       <w:pPr>
         <w:pStyle w:val="Heading3"/>
@@ -9083,7 +9305,7 @@
         <w:t xml:space="preserve"> </w:t>
       </w:r>
       <w:r>
-        <w:t xml:space="preserve">&lt; 0.01 vs. three-level); leave-one-out range [0.071, 0.075] (0/288 changing direction); ICRV drop-Frontier omnibus</w:t>
+        <w:t xml:space="preserve">&lt; 0.01 vs. three-level); leave-one-out range [0.071, 0.075] (0/288 changing direction); ICRV drop-Frontier omnibus</w:t>
       </w:r>
       <w:r>
         <w:t xml:space="preserve"> </w:t>
@@ -9125,7 +9347,7 @@
         <w:t xml:space="preserve"> </w:t>
       </w:r>
       <w:r>
-        <w:t xml:space="preserve">= .68) versus full-sample</w:t>
+        <w:t xml:space="preserve">=.68) versus full-sample</w:t>
       </w:r>
       <w:r>
         <w:t xml:space="preserve"> </w:t>
@@ -9169,25 +9391,25 @@
     </w:p>
     <w:p>
       <w:pPr>
-        <w:pStyle w:val="BodyText"/>
+        <w:pStyle w:val="CaptionedFigure"/>
       </w:pPr>
       <w:r>
         <w:drawing>
           <wp:inline>
-            <wp:extent cx="5753100" cy="2528953"/>
+            <wp:extent cx="5334000" cy="2344725"/>
             <wp:effectExtent b="0" l="0" r="0" t="0"/>
-            <wp:docPr descr="Figure 5: Leave-one-out sensitivity, pooled r̄ range across leave-one-out iterations" title="" id="66" name="Picture"/>
+            <wp:docPr descr="Figure 5: Leave-one-out sensitivity, pooled r̄ range across leave-one-out iterations" title="" id="65" name="Picture"/>
             <a:graphic>
               <a:graphicData uri="http://schemas.openxmlformats.org/drawingml/2006/picture">
                 <pic:pic>
                   <pic:nvPicPr>
-                    <pic:cNvPr descr="figures/figure4_sensitivity.png" id="67" name="Picture"/>
+                    <pic:cNvPr descr="figures/figure4_sensitivity.png" id="66" name="Picture"/>
                     <pic:cNvPicPr>
                       <a:picLocks noChangeArrowheads="1" noChangeAspect="1"/>
                     </pic:cNvPicPr>
                   </pic:nvPicPr>
                   <pic:blipFill>
-                    <a:blip r:embed="rId65"/>
+                    <a:blip r:embed="rId64"/>
                     <a:stretch>
                       <a:fillRect/>
                     </a:stretch>
@@ -9195,7 +9417,7 @@
                   <pic:spPr bwMode="auto">
                     <a:xfrm>
                       <a:off x="0" y="0"/>
-                      <a:ext cx="5753100" cy="2528953"/>
+                      <a:ext cx="5334000" cy="2344725"/>
                     </a:xfrm>
                     <a:prstGeom prst="rect">
                       <a:avLst/>
@@ -9216,6 +9438,30 @@
     </w:p>
     <w:p>
       <w:pPr>
+        <w:pStyle w:val="ImageCaption"/>
+      </w:pPr>
+      <w:r>
+        <w:t xml:space="preserve">Figure 5: Leave-one-out sensitivity, pooled</w:t>
+      </w:r>
+      <w:r>
+        <w:t xml:space="preserve"> </w:t>
+      </w:r>
+      <w:r>
+        <w:rPr>
+          <w:iCs/>
+          <w:i/>
+        </w:rPr>
+        <w:t xml:space="preserve">r̄</w:t>
+      </w:r>
+      <w:r>
+        <w:t xml:space="preserve"> </w:t>
+      </w:r>
+      <w:r>
+        <w:t xml:space="preserve">range across leave-one-out iterations</w:t>
+      </w:r>
+    </w:p>
+    <w:p>
+      <w:pPr>
         <w:pStyle w:val="BodyText"/>
       </w:pPr>
       <w:r>
@@ -9255,9 +9501,9 @@
         </w:pict>
       </w:r>
     </w:p>
+    <w:bookmarkEnd w:id="67"/>
     <w:bookmarkEnd w:id="68"/>
-    <w:bookmarkEnd w:id="69"/>
-    <w:bookmarkStart w:id="74" w:name="X735612638e4e736e4693e459c258977262c0dfc"/>
+    <w:bookmarkStart w:id="73" w:name="discussion"/>
     <w:p>
       <w:pPr>
         <w:pStyle w:val="Heading2"/>
@@ -9266,7 +9512,7 @@
         <w:t xml:space="preserve">5. Discussion</w:t>
       </w:r>
     </w:p>
-    <w:bookmarkStart w:id="70" w:name="X358d8a6bfbc612aa554abb1739dd28765579392"/>
+    <w:bookmarkStart w:id="69" w:name="alignment-with-country-level-evidence"/>
     <w:p>
       <w:pPr>
         <w:pStyle w:val="Heading3"/>
@@ -9309,7 +9555,7 @@
         <w:t xml:space="preserve"> </w:t>
       </w:r>
       <w:r>
-        <w:t xml:space="preserve">= 238, 49 economies) is consistent with country-level evidence from across the global study corpus, including the Asia-Pacific primary studies underlying the ICBEF 2025 baseline (Author Citation, 2024 — ICBEF). The pooled effect is positive and significant, confirming that export-intensive firms tend to outperform domestically focused peers even after adjusting for firm size, age, and industry.</w:t>
+        <w:t xml:space="preserve">= 238, 49 economies) is consistent with country-level evidence from across the global study corpus, including the Asia-Pacific primary studies underlying the ICBEF 2025 baseline (Author Citation, 2024, ICBEF). The pooled effect is positive and significant, confirming that export-intensive firms tend to outperform domestically focused peers even after adjusting for firm size, age, and industry.</w:t>
       </w:r>
     </w:p>
     <w:p>
@@ -9504,7 +9750,7 @@
         <w:t xml:space="preserve"> </w:t>
       </w:r>
       <w:r>
-        <w:t xml:space="preserve">= 0.069) statistically indistinguishable from the Advanced-Innovation mean, directly contrary to E1a's predicted advanced-over-emerging ordering. A companion primary-study analysis by the present author group (Author Citation, 2025 — IntechOpen) on 380 Indian WBES firms documents a negative aggregate DOI coefficient with manager experience and female top-management leadership as positive moderating factors, a pattern consistent with the firm-level-compensating-resources interpretation discussed in Section 5.2; we note this overlap to flag, rather than conceal, the link to our wider primary-study programme.</w:t>
+        <w:t xml:space="preserve">= 0.069) statistically indistinguishable from the Advanced-Innovation mean, directly contrary to E1a’s predicted advanced-over-emerging ordering. A companion primary-study analysis by the present author group (Author Citation, 2025, IntechOpen) on 380 Indian WBES firms documents a negative aggregate DOI coefficient with manager experience and female top-management leadership as positive moderating factors, a pattern consistent with the firm-level-compensating-resources interpretation discussed in Section 5.2; this study notes this overlap to flag, rather than conceal, the link to the authors’ wider primary-study programme.</w:t>
       </w:r>
     </w:p>
     <w:p>
@@ -9643,7 +9889,7 @@
         <w:t xml:space="preserve">Q</w:t>
       </w:r>
       <w:r>
-        <w:t xml:space="preserve">_M, yet on only three effects it cannot be interpreted as a reliable Frontier I-P effect, and its high (not low) point estimate is directly contrary to E1b's predicted Frontier floor. The actual Frontier I-P effect could be zero, positive, or negative, substantially larger</w:t>
+        <w:t xml:space="preserve">_M, yet on only three effects it cannot be interpreted as a reliable Frontier I-P effect, and its high (not low) point estimate is directly contrary to E1b’s predicted Frontier floor. The actual Frontier I-P effect could be zero, positive, or negative, substantially larger</w:t>
       </w:r>
       <w:r>
         <w:t xml:space="preserve"> </w:t>
@@ -9703,7 +9949,7 @@
         <w:t xml:space="preserve"> </w:t>
       </w:r>
       <w:r>
-        <w:t xml:space="preserve">= .002), but a drop-FR sensitivity test shows this is carried entirely by the 3-study Frontier cell: on the four well-populated core regimes the omnibus falls to</w:t>
+        <w:t xml:space="preserve">=.002), but a drop-FR sensitivity test shows this is carried entirely by the 3-study Frontier cell: on the four well-populated core regimes the omnibus falls to</w:t>
       </w:r>
       <w:r>
         <w:t xml:space="preserve"> </w:t>
@@ -9729,7 +9975,7 @@
         <w:t xml:space="preserve"> </w:t>
       </w:r>
       <w:r>
-        <w:t xml:space="preserve">= .68), non-significant. Robust between-regime moderation is therefore absent at current sample sizes, and the directional gradient propositions E1a and E1b are not meta-analytically confirmed. The substantiated finding is that the baseline I-P effect (</w:t>
+        <w:t xml:space="preserve">=.68), non-significant. Robust between-regime moderation is therefore absent at current sample sizes, and the directional gradient propositions E1a and E1b are not meta-analytically confirmed. The substantiated finding is that the baseline I-P effect (</w:t>
       </w:r>
       <w:r>
         <w:rPr>
@@ -9755,11 +10001,11 @@
         <w:t xml:space="preserve"> </w:t>
       </w:r>
       <w:r>
-        <w:t xml:space="preserve">= 0.079 vs. 0.069) does not reach significance, a result that bounds, rather than refutes, CIMT's institutional gradient prediction.</w:t>
-      </w:r>
-    </w:p>
-    <w:bookmarkEnd w:id="70"/>
-    <w:bookmarkStart w:id="71" w:name="X688563909f8febb75275ad832e560c448093230"/>
+        <w:t xml:space="preserve">= 0.079 vs. 0.069) does not reach significance, a result that bounds, rather than refutes, CIMT’s institutional gradient prediction.</w:t>
+      </w:r>
+    </w:p>
+    <w:bookmarkEnd w:id="69"/>
+    <w:bookmarkStart w:id="70" w:name="theoretical-contributions"/>
     <w:p>
       <w:pPr>
         <w:pStyle w:val="Heading3"/>
@@ -9867,7 +10113,7 @@
         <w:t xml:space="preserve"> </w:t>
       </w:r>
       <w:r>
-        <w:t xml:space="preserve">= 0.074 replicates prior estimates and is robust across seven sensitivity checks. Marano et al.'s (2016) earlier institutional-moderator finding remains the canonical reference; our analysis does not overturn it but adds the three-level decomposition and the formal moderator tests below.</w:t>
+        <w:t xml:space="preserve">= 0.074 replicates prior estimates and is robust across seven sensitivity checks. Marano et al.’s (2016) earlier institutional-moderator finding remains the canonical reference; the present analysis does not overturn it but adds the three-level decomposition and the formal moderator tests below.</w:t>
       </w:r>
     </w:p>
     <w:p>
@@ -9911,7 +10157,7 @@
         <w:t xml:space="preserve"> </w:t>
       </w:r>
       <w:r>
-        <w:t xml:space="preserve">= .68); cDAI</w:t>
+        <w:t xml:space="preserve">=.68); cDAI</w:t>
       </w:r>
       <w:r>
         <w:t xml:space="preserve"> </w:t>
@@ -9937,7 +10183,7 @@
         <w:t xml:space="preserve"> </w:t>
       </w:r>
       <w:r>
-        <w:t xml:space="preserve">= .541); DPL</w:t>
+        <w:t xml:space="preserve">=.541); DPL</w:t>
       </w:r>
       <w:r>
         <w:t xml:space="preserve"> </w:t>
@@ -9963,7 +10209,7 @@
         <w:t xml:space="preserve"> </w:t>
       </w:r>
       <w:r>
-        <w:t xml:space="preserve">= .755). These nulls set theoretically informative bounds rather than confirming substantive moderation: the</w:t>
+        <w:t xml:space="preserve">=.755). These nulls set theoretically informative bounds rather than confirming substantive moderation: the</w:t>
       </w:r>
       <w:r>
         <w:t xml:space="preserve"> </w:t>
@@ -10043,7 +10289,7 @@
         <w:t xml:space="preserve"> </w:t>
       </w:r>
       <w:r>
-        <w:t xml:space="preserve">interpretation — that macro digital context is inert without firm-level digital capability to translate it — is consistent with the cDAI null, but is offered as a post-hoc proposition for confirmatory replication rather than as a finding of this study.</w:t>
+        <w:t xml:space="preserve">interpretation, that macro digital context is inert without firm-level digital capability to translate it, is consistent with the cDAI null, but is offered as a post-hoc proposition for confirmatory replication rather than as a finding of this study.</w:t>
       </w:r>
     </w:p>
     <w:p>
@@ -10093,7 +10339,7 @@
         <w:t xml:space="preserve"> </w:t>
       </w:r>
       <w:r>
-        <w:t xml:space="preserve">= 0.035 [.023, .048], a ~53% attenuation from the raw</w:t>
+        <w:t xml:space="preserve">= 0.035 [.023,.048], a ~53% attenuation from the raw</w:t>
       </w:r>
       <w:r>
         <w:t xml:space="preserve"> </w:t>
@@ -10109,7 +10355,7 @@
         <w:t xml:space="preserve"> </w:t>
       </w:r>
       <w:r>
-        <w:t xml:space="preserve">= 0.074; Begg's</w:t>
+        <w:t xml:space="preserve">= 0.074; Begg’s</w:t>
       </w:r>
       <w:r>
         <w:t xml:space="preserve"> </w:t>
@@ -10136,7 +10382,7 @@
         <w:t xml:space="preserve"> </w:t>
       </w:r>
       <w:r>
-        <w:t xml:space="preserve">&lt; .001) and Egger's</w:t>
+        <w:t xml:space="preserve">&lt;.001) and Egger’s</w:t>
       </w:r>
       <w:r>
         <w:t xml:space="preserve"> </w:t>
@@ -10152,7 +10398,7 @@
         <w:t xml:space="preserve"> </w:t>
       </w:r>
       <w:r>
-        <w:t xml:space="preserve">= .057 is borderline. Because trim-and-fill is known to over-correct under high heterogeneity (</w:t>
+        <w:t xml:space="preserve">=.057 is borderline. Because trim-and-fill is known to over-correct under high heterogeneity (</w:t>
       </w:r>
       <w:r>
         <w:rPr>
@@ -10162,7 +10408,7 @@
         <w:t xml:space="preserve">I</w:t>
       </w:r>
       <w:r>
-        <w:t xml:space="preserve">² = 87.8% here), we interpret the 53% figure as an upper-bound estimate of selection-driven inflation rather than a point estimate.</w:t>
+        <w:t xml:space="preserve">² = 87.8% here), the analysis interprets the 53% figure as an upper-bound estimate of selection-driven inflation rather than a point estimate.</w:t>
       </w:r>
     </w:p>
     <w:p>
@@ -10193,7 +10439,7 @@
         <w:t xml:space="preserve"> </w:t>
       </w:r>
       <w:r>
-        <w:t xml:space="preserve">≈ .035, below Cohen's small-effect floor of .10) raises a foundational question for the moderator project this paper undertakes: if four decades of accumulated I-P evidence are materially inflated by publication selection, then both the canonical inverted-U/positive-I-P findings the theory section invokes (Lu &amp; Beamish, 2004; Hitt et al., 1997; Marano et al., 2016) and the minimum effect size against which moderator power should be calibrated rest on shakier empirical ground than the literature acknowledges. Two implications follow that this paper can only surface, not resolve. First, between-study moderator detection in this literature requires power calibrated to</w:t>
+        <w:t xml:space="preserve">≈.035, below Cohen’s small-effect floor of.10) raises a foundational question for the moderator project this paper undertakes: if four decades of accumulated I-P evidence are materially inflated by publication selection, then both the canonical inverted-U/positive-I-P findings the theory section invokes (Lu &amp; Beamish, 2004; Hitt et al., 1997; Marano et al., 2016) and the minimum effect size against which moderator power should be calibrated rest on shakier empirical ground than the literature acknowledges. Two implications follow that this paper can only surface, not resolve. First, between-study moderator detection in this literature requires power calibrated to</w:t>
       </w:r>
       <w:r>
         <w:t xml:space="preserve"> </w:t>
@@ -10209,7 +10455,7 @@
         <w:t xml:space="preserve"> </w:t>
       </w:r>
       <w:r>
-        <w:t xml:space="preserve">≈ .035 rather than</w:t>
+        <w:t xml:space="preserve">≈.035 rather than</w:t>
       </w:r>
       <w:r>
         <w:t xml:space="preserve"> </w:t>
@@ -10225,7 +10471,7 @@
         <w:t xml:space="preserve"> </w:t>
       </w:r>
       <w:r>
-        <w:t xml:space="preserve">≈ .07–.10, which substantially raises the</w:t>
+        <w:t xml:space="preserve">≈.07–.10, which substantially raises the</w:t>
       </w:r>
       <w:r>
         <w:t xml:space="preserve"> </w:t>
@@ -10241,11 +10487,11 @@
         <w:t xml:space="preserve"> </w:t>
       </w:r>
       <w:r>
-        <w:t xml:space="preserve">threshold for adequately powered moderator tests beyond current corpora. Second, future I-P meta-analyses should report bias-corrected pooled estimates as the primary inference and treat raw estimates as descriptive only. We intend this paper to register the paradox; resolving it is a research-programme commitment beyond a single article.</w:t>
-      </w:r>
-    </w:p>
-    <w:bookmarkEnd w:id="71"/>
-    <w:bookmarkStart w:id="72" w:name="Xb1fcf2c8d5f0b973be8539a5c4cf4005bf85f3d"/>
+        <w:t xml:space="preserve">threshold for adequately powered moderator tests beyond current corpora. Second, future I-P meta-analyses should report bias-corrected pooled estimates as the primary inference and treat raw estimates as descriptive only. This paper intends to register the paradox; resolving it is a research-programme commitment beyond a single article.</w:t>
+      </w:r>
+    </w:p>
+    <w:bookmarkEnd w:id="70"/>
+    <w:bookmarkStart w:id="71" w:name="managerial-and-policy-implications"/>
     <w:p>
       <w:pPr>
         <w:pStyle w:val="Heading3"/>
@@ -10259,7 +10505,7 @@
         <w:pStyle w:val="FirstParagraph"/>
       </w:pPr>
       <w:r>
-        <w:t xml:space="preserve">Three implications follow within the constraints set by Section 5.2's paradox. Because the bias-corrected effect (</w:t>
+        <w:t xml:space="preserve">Three implications follow within the constraints set by Section 5.2’s paradox. Because the bias-corrected effect (</w:t>
       </w:r>
       <w:r>
         <w:rPr>
@@ -10272,7 +10518,7 @@
         <w:t xml:space="preserve"> </w:t>
       </w:r>
       <w:r>
-        <w:t xml:space="preserve">≈ .035) sits below Cohen's small-effect floor and our moderators do not robustly select environments where the effect is larger, these implications are bounded rather than prescriptive.</w:t>
+        <w:t xml:space="preserve">≈.035) sits below Cohen’s small-effect floor and the moderators in this analysis do not robustly select environments where the effect is larger, these implications are bounded rather than prescriptive.</w:t>
       </w:r>
       <w:r>
         <w:t xml:space="preserve"> </w:t>
@@ -10288,7 +10534,7 @@
         <w:t xml:space="preserve"> </w:t>
       </w:r>
       <w:r>
-        <w:t xml:space="preserve">internationalization should be evaluated on firm-specific strategic logic (resource-leveraging, capability-building, market-portfolio diversification) rather than on the assumption that exporting raises productivity on average — the average return is materially smaller than the published literature suggests.</w:t>
+        <w:t xml:space="preserve">internationalization should be evaluated on firm-specific strategic logic (resource-leveraging, capability-building, market-portfolio diversification) rather than on the assumption that exporting raises productivity on average, the average return is materially smaller than the published literature suggests.</w:t>
       </w:r>
       <w:r>
         <w:t xml:space="preserve"> </w:t>
@@ -10317,7 +10563,7 @@
         <w:t xml:space="preserve"> </w:t>
       </w:r>
       <w:r>
-        <w:t xml:space="preserve">= 0.079 vs. 0.069) does not warrant treating institutional quality as the primary lever for export-led productivity; export-promotion designs should weight firm-level capability programmes (technological and managerial) alongside institutional reform.</w:t>
+        <w:t xml:space="preserve">= 0.079 vs. 0.069) does not warrant treating institutional quality as the primary lever for export-led productivity; export-promotion designs should weight firm-level capability programmes (technological and managerial) alongside institutional reform.</w:t>
       </w:r>
       <w:r>
         <w:t xml:space="preserve"> </w:t>
@@ -10336,8 +10582,8 @@
         <w:t xml:space="preserve">pre-registration and bias-corrected pooled reporting should become standard in future I-P meta-analyses.</w:t>
       </w:r>
     </w:p>
-    <w:bookmarkEnd w:id="72"/>
-    <w:bookmarkStart w:id="73" w:name="X0f6e89d87400594fb1abd2d07a881153acd68bb"/>
+    <w:bookmarkEnd w:id="71"/>
+    <w:bookmarkStart w:id="72" w:name="limitations-and-inferential-bounds"/>
     <w:p>
       <w:pPr>
         <w:pStyle w:val="Heading3"/>
@@ -10393,7 +10639,25 @@
         <w:t xml:space="preserve"> </w:t>
       </w:r>
       <w:r>
-        <w:t xml:space="preserve">5, wide CI) does not permit definitive conclusions about the "forced-penalty" hypothesis, a targeted search for SIDS-focused primary studies (as specified in Appendix B) is required before meta-analytic SIDS effects are precise. (2) The c</w:t>
+        <w:t xml:space="preserve">5, wide CI) does not permit definitive conclusions about the</w:t>
+      </w:r>
+      <w:r>
+        <w:t xml:space="preserve"> </w:t>
+      </w:r>
+      <w:r>
+        <w:t xml:space="preserve">“</w:t>
+      </w:r>
+      <w:r>
+        <w:t xml:space="preserve">forced-penalty</w:t>
+      </w:r>
+      <w:r>
+        <w:t xml:space="preserve">”</w:t>
+      </w:r>
+      <w:r>
+        <w:t xml:space="preserve"> </w:t>
+      </w:r>
+      <w:r>
+        <w:t xml:space="preserve">hypothesis, a targeted search for SIDS-focused primary studies (as specified in Appendix B) is required before meta-analytic SIDS effects are precise. (2) The c</w:t>
       </w:r>
       <m:oMath>
         <m:r>
@@ -10480,9 +10744,9 @@
         </w:pict>
       </w:r>
     </w:p>
+    <w:bookmarkEnd w:id="72"/>
     <w:bookmarkEnd w:id="73"/>
-    <w:bookmarkEnd w:id="74"/>
-    <w:bookmarkStart w:id="75" w:name="X6b297cc947e0db5526be369b1f0f4ddc67b2415"/>
+    <w:bookmarkStart w:id="74" w:name="conclusion"/>
     <w:p>
       <w:pPr>
         <w:pStyle w:val="Heading2"/>
@@ -10608,7 +10872,7 @@
         <w:t xml:space="preserve"> </w:t>
       </w:r>
       <w:r>
-        <w:t xml:space="preserve">= .002) but collapses to non-significance once the 3-study Frontier cell is removed (</w:t>
+        <w:t xml:space="preserve">=.002) but collapses to non-significance once the 3-study Frontier cell is removed (</w:t>
       </w:r>
       <w:r>
         <w:rPr>
@@ -10634,7 +10898,7 @@
         <w:t xml:space="preserve"> </w:t>
       </w:r>
       <w:r>
-        <w:t xml:space="preserve">= .68). The directional gradient (E1a/E1b) and the cDAI (</w:t>
+        <w:t xml:space="preserve">=.68). The directional gradient (E1a/E1b) and the cDAI (</w:t>
       </w:r>
       <w:r>
         <w:rPr>
@@ -10660,7 +10924,7 @@
         <w:t xml:space="preserve"> </w:t>
       </w:r>
       <w:r>
-        <w:t xml:space="preserve">= .541) and DPL (</w:t>
+        <w:t xml:space="preserve">=.541) and DPL (</w:t>
       </w:r>
       <w:r>
         <w:rPr>
@@ -10686,7 +10950,7 @@
         <w:t xml:space="preserve"> </w:t>
       </w:r>
       <w:r>
-        <w:t xml:space="preserve">= .755) hypotheses are not confirmed at current sample sizes. The most substantive finding is publication bias (H4 confirmed): trim-and-fill imputes</w:t>
+        <w:t xml:space="preserve">=.755) hypotheses are not confirmed at current sample sizes. The most substantive finding is publication bias (H4 confirmed): trim-and-fill imputes</w:t>
       </w:r>
       <w:r>
         <w:t xml:space="preserve"> </w:t>
@@ -10718,7 +10982,7 @@
         <w:t xml:space="preserve"> </w:t>
       </w:r>
       <w:r>
-        <w:t xml:space="preserve">= 0.035 (95% CI [0.023, 0.048]), a ~53% attenuation. The I-P field's published literature appears to over-represent positive findings, and the true average performance return to internationalization may sit closer to</w:t>
+        <w:t xml:space="preserve">= 0.035 (95% CI [0.023, 0.048]), a ~53% attenuation. The I-P field’s published literature appears to over-represent positive findings, and the true average performance return to internationalization may sit closer to</w:t>
       </w:r>
       <w:r>
         <w:t xml:space="preserve"> </w:t>
@@ -10784,7 +11048,7 @@
         <w:t xml:space="preserve"> </w:t>
       </w:r>
       <w:r>
-        <w:t xml:space="preserve">≈ .035 on a</w:t>
+        <w:t xml:space="preserve">≈.035 on a</w:t>
       </w:r>
       <w:r>
         <w:t xml:space="preserve"> </w:t>
@@ -10810,14 +11074,32 @@
         </w:pict>
       </w:r>
     </w:p>
+    <w:bookmarkEnd w:id="74"/>
+    <w:bookmarkStart w:id="75" w:name="acknowledgements"/>
+    <w:p>
+      <w:pPr>
+        <w:pStyle w:val="Heading2"/>
+      </w:pPr>
+      <w:r>
+        <w:t xml:space="preserve">Acknowledgements</w:t>
+      </w:r>
+    </w:p>
+    <w:p>
+      <w:pPr>
+        <w:pStyle w:val="FirstParagraph"/>
+      </w:pPr>
+      <w:r>
+        <w:t xml:space="preserve">We thank the authors of the 238 primary studies whose effect sizes are aggregated here; without their original data collection this meta-analysis would not be possible. We also acknowledge methodological guidance from the published works of Borenstein et al. (2021) and Vevea &amp; Woods (2005). For primary studies drawing on World Bank Enterprise Surveys, we thank the Enterprise Analysis Unit of the Development Economics Global Indicators Group of the World Bank for the underlying data infrastructure that enabled multi-country effect-size extraction.</w:t>
+      </w:r>
+    </w:p>
     <w:bookmarkEnd w:id="75"/>
-    <w:bookmarkStart w:id="76" w:name="acknowledgements"/>
+    <w:bookmarkStart w:id="76" w:name="X799c23334c5944d058eaf15944a1408ff96b683"/>
     <w:p>
       <w:pPr>
         <w:pStyle w:val="Heading2"/>
       </w:pPr>
       <w:r>
-        <w:t xml:space="preserve">Acknowledgements</w:t>
+        <w:t xml:space="preserve">Use of Generative AI in the Writing Process</w:t>
       </w:r>
     </w:p>
     <w:p>
@@ -10825,17 +11107,17 @@
         <w:pStyle w:val="FirstParagraph"/>
       </w:pPr>
       <w:r>
-        <w:t xml:space="preserve">We thank the authors of the 238 primary studies whose effect sizes are aggregated here; without their original data collection this meta-analysis would not be possible. We also acknowledge methodological guidance from the published works of Borenstein et al. (2021) and Vevea &amp; Woods (2005). For primary studies drawing on World Bank Enterprise Surveys, we thank the Enterprise Analysis Unit of the Development Economics Global Indicators Group of the World Bank for the underlying data infrastructure that enabled multi-country effect-size extraction.</w:t>
+        <w:t xml:space="preserve">Generative AI tools were used during manuscript preparation to assist with language editing, consistency checking of statistical notation across six bias-test methods, formatting of the reference list, and assembly of replication-package documentation. All conceptual framing, hypothesis development, meta-analytic model specification, results interpretation, and final wording were authored by the human authors, who take full responsibility for the content of the publication.</w:t>
       </w:r>
     </w:p>
     <w:bookmarkEnd w:id="76"/>
-    <w:bookmarkStart w:id="77" w:name="X799c23334c5944d058eaf15944a1408ff96b683"/>
+    <w:bookmarkStart w:id="77" w:name="funding"/>
     <w:p>
       <w:pPr>
         <w:pStyle w:val="Heading2"/>
       </w:pPr>
       <w:r>
-        <w:t xml:space="preserve">Use of Generative AI in the Writing Process</w:t>
+        <w:t xml:space="preserve">Funding</w:t>
       </w:r>
     </w:p>
     <w:p>
@@ -10843,17 +11125,17 @@
         <w:pStyle w:val="FirstParagraph"/>
       </w:pPr>
       <w:r>
-        <w:t xml:space="preserve">Generative AI tools were used during manuscript preparation to assist with language editing, consistency checking of statistical notation across six bias-test methods, formatting of the reference list, and assembly of replication-package documentation. All conceptual framing, hypothesis development, meta-analytic model specification, results interpretation, and final wording were authored by the human authors, who take full responsibility for the content of the publication.</w:t>
+        <w:t xml:space="preserve">This research received no specific grant from any funding agency in the public, commercial, or not-for-profit sectors.</w:t>
       </w:r>
     </w:p>
     <w:bookmarkEnd w:id="77"/>
-    <w:bookmarkStart w:id="78" w:name="funding"/>
+    <w:bookmarkStart w:id="78" w:name="competing-interests"/>
     <w:p>
       <w:pPr>
         <w:pStyle w:val="Heading2"/>
       </w:pPr>
       <w:r>
-        <w:t xml:space="preserve">Funding</w:t>
+        <w:t xml:space="preserve">Competing Interests</w:t>
       </w:r>
     </w:p>
     <w:p>
@@ -10861,29 +11143,11 @@
         <w:pStyle w:val="FirstParagraph"/>
       </w:pPr>
       <w:r>
-        <w:t xml:space="preserve">This research received no specific grant from any funding agency in the public, commercial, or not-for-profit sectors.</w:t>
+        <w:t xml:space="preserve">The authors declare no conflict of interest.</w:t>
       </w:r>
     </w:p>
     <w:bookmarkEnd w:id="78"/>
-    <w:bookmarkStart w:id="79" w:name="competing-interests"/>
-    <w:p>
-      <w:pPr>
-        <w:pStyle w:val="Heading2"/>
-      </w:pPr>
-      <w:r>
-        <w:t xml:space="preserve">Competing Interests</w:t>
-      </w:r>
-    </w:p>
-    <w:p>
-      <w:pPr>
-        <w:pStyle w:val="FirstParagraph"/>
-      </w:pPr>
-      <w:r>
-        <w:t xml:space="preserve">The authors declare no conflict of interest.</w:t>
-      </w:r>
-    </w:p>
-    <w:bookmarkEnd w:id="79"/>
-    <w:bookmarkStart w:id="80" w:name="data-availability"/>
+    <w:bookmarkStart w:id="79" w:name="data-availability"/>
     <w:p>
       <w:pPr>
         <w:pStyle w:val="Heading2"/>
@@ -10925,8 +11189,8 @@
         </w:pict>
       </w:r>
     </w:p>
-    <w:bookmarkEnd w:id="80"/>
-    <w:bookmarkStart w:id="91" w:name="references"/>
+    <w:bookmarkEnd w:id="79"/>
+    <w:bookmarkStart w:id="80" w:name="references"/>
     <w:p>
       <w:pPr>
         <w:pStyle w:val="Heading2"/>
@@ -11214,19 +11478,8 @@
         <w:t xml:space="preserve">JAMA, 263</w:t>
       </w:r>
       <w:r>
-        <w:t xml:space="preserve">(10), 1385–1389.</w:t>
-      </w:r>
-      <w:r>
-        <w:t xml:space="preserve"> </w:t>
-      </w:r>
-      <w:hyperlink r:id="rId81">
-        <w:r>
-          <w:rPr>
-            <w:rStyle w:val="Hyperlink"/>
-          </w:rPr>
-          <w:t xml:space="preserve">https://doi.org/10.1001/jama.1990.03440100097014</w:t>
-        </w:r>
-      </w:hyperlink>
+        <w:t xml:space="preserve">(10), 1385–1389. https://doi.org/10.1001/jama.1990.03440100097014</w:t>
+      </w:r>
     </w:p>
     <w:p>
       <w:pPr>
@@ -11320,6 +11573,51 @@
         <w:pStyle w:val="BodyText"/>
       </w:pPr>
       <w:r>
+        <w:t xml:space="preserve">Hunter, J. E., &amp; Schmidt, F. L. (2015).</w:t>
+      </w:r>
+      <w:r>
+        <w:t xml:space="preserve"> </w:t>
+      </w:r>
+      <w:r>
+        <w:rPr>
+          <w:iCs/>
+          <w:i/>
+        </w:rPr>
+        <w:t xml:space="preserve">Methods of meta-analysis: Correcting error and bias in research findings</w:t>
+      </w:r>
+      <w:r>
+        <w:t xml:space="preserve"> </w:t>
+      </w:r>
+      <w:r>
+        <w:t xml:space="preserve">(3rd ed.). Sage Publications.</w:t>
+      </w:r>
+    </w:p>
+    <w:p>
+      <w:pPr>
+        <w:pStyle w:val="BodyText"/>
+      </w:pPr>
+      <w:r>
+        <w:t xml:space="preserve">Geyskens, I., Krishnan, R., Steenkamp, J.-B. E. M., &amp; Cunha, P. V. (2009). A review of survey research on inter-organizational outcomes in international business.</w:t>
+      </w:r>
+      <w:r>
+        <w:t xml:space="preserve"> </w:t>
+      </w:r>
+      <w:r>
+        <w:rPr>
+          <w:iCs/>
+          <w:i/>
+        </w:rPr>
+        <w:t xml:space="preserve">Journal of Management, 35</w:t>
+      </w:r>
+      <w:r>
+        <w:t xml:space="preserve">(2), 393–419. https://doi.org/10.1177/0149206308328488</w:t>
+      </w:r>
+    </w:p>
+    <w:p>
+      <w:pPr>
+        <w:pStyle w:val="BodyText"/>
+      </w:pPr>
+      <w:r>
         <w:t xml:space="preserve">Hedges, L. V., &amp; Olkin, I. (1985).</w:t>
       </w:r>
       <w:r>
@@ -11354,19 +11652,8 @@
         <w:t xml:space="preserve">Research Synthesis Methods, 1</w:t>
       </w:r>
       <w:r>
-        <w:t xml:space="preserve">(1), 39–65.</w:t>
-      </w:r>
-      <w:r>
-        <w:t xml:space="preserve"> </w:t>
-      </w:r>
-      <w:hyperlink r:id="rId82">
-        <w:r>
-          <w:rPr>
-            <w:rStyle w:val="Hyperlink"/>
-          </w:rPr>
-          <w:t xml:space="preserve">https://doi.org/10.1002/jrsm.5</w:t>
-        </w:r>
-      </w:hyperlink>
+        <w:t xml:space="preserve">(1), 39–65. https://doi.org/10.1002/jrsm.5</w:t>
+      </w:r>
     </w:p>
     <w:p>
       <w:pPr>
@@ -11386,19 +11673,8 @@
         <w:t xml:space="preserve">Journal of Educational and Behavioral Statistics, 21</w:t>
       </w:r>
       <w:r>
-        <w:t xml:space="preserve">(4), 299–332.</w:t>
-      </w:r>
-      <w:r>
-        <w:t xml:space="preserve"> </w:t>
-      </w:r>
-      <w:hyperlink r:id="rId83">
-        <w:r>
-          <w:rPr>
-            <w:rStyle w:val="Hyperlink"/>
-          </w:rPr>
-          <w:t xml:space="preserve">https://doi.org/10.3102/10769986021004299</w:t>
-        </w:r>
-      </w:hyperlink>
+        <w:t xml:space="preserve">(4), 299–332. https://doi.org/10.3102/10769986021004299</w:t>
+      </w:r>
     </w:p>
     <w:p>
       <w:pPr>
@@ -11652,26 +11928,15 @@
         <w:t xml:space="preserve"> </w:t>
       </w:r>
       <w:r>
-        <w:t xml:space="preserve">(Departmental Paper No. 20/09). International Monetary Fund.</w:t>
-      </w:r>
-      <w:r>
-        <w:t xml:space="preserve"> </w:t>
-      </w:r>
-      <w:hyperlink r:id="rId84">
-        <w:r>
-          <w:rPr>
-            <w:rStyle w:val="Hyperlink"/>
-          </w:rPr>
-          <w:t xml:space="preserve">https://doi.org/10.5089/9781513512242.087</w:t>
-        </w:r>
-      </w:hyperlink>
+        <w:t xml:space="preserve">(Departmental Paper No. 20/09). International Monetary Fund. https://doi.org/10.5089/9781513512242.087</w:t>
+      </w:r>
     </w:p>
     <w:p>
       <w:pPr>
         <w:pStyle w:val="BodyText"/>
       </w:pPr>
       <w:r>
-        <w:t xml:space="preserve">Page, M. J., McKenzie, J. E., Bossuyt, P. M., Boutron, I., Hoffmann, T. C., Mulrow, C. D., Shamseer, L., Tetzlaff, J. M., Akl, E. A., Brennan, S. E., Chou, R., Glanville, J., Grimshaw, J. M., Hróbjartsson, A., Lalu, M. M., Li, T., Loder, E. W., Mayo-Wilson, E., McDonald, S., ... Moher, D. (2021). The PRISMA 2020 statement: An updated guideline for reporting systematic reviews.</w:t>
+        <w:t xml:space="preserve">Page, M. J., McKenzie, J. E., Bossuyt, P. M., Boutron, I., Hoffmann, T. C., Mulrow, C. D., Shamseer, L., Tetzlaff, J. M., Akl, E. A., Brennan, S. E., Chou, R., Glanville, J., Grimshaw, J. M., Hróbjartsson, A., Lalu, M. M., Li, T., Loder, E. W., Mayo-Wilson, E., McDonald, S.,… Moher, D. (2021). The PRISMA 2020 statement: An updated guideline for reporting systematic reviews.</w:t>
       </w:r>
       <w:r>
         <w:t xml:space="preserve"> </w:t>
@@ -11684,19 +11949,8 @@
         <w:t xml:space="preserve">BMJ, 372</w:t>
       </w:r>
       <w:r>
-        <w:t xml:space="preserve">, n71.</w:t>
-      </w:r>
-      <w:r>
-        <w:t xml:space="preserve"> </w:t>
-      </w:r>
-      <w:hyperlink r:id="rId85">
-        <w:r>
-          <w:rPr>
-            <w:rStyle w:val="Hyperlink"/>
-          </w:rPr>
-          <w:t xml:space="preserve">https://doi.org/10.1136/bmj.n71</w:t>
-        </w:r>
-      </w:hyperlink>
+        <w:t xml:space="preserve">, n71. https://doi.org/10.1136/bmj.n71</w:t>
+      </w:r>
     </w:p>
     <w:p>
       <w:pPr>
@@ -11758,19 +12012,8 @@
         <w:t xml:space="preserve">Prevention Science, 23</w:t>
       </w:r>
       <w:r>
-        <w:t xml:space="preserve">(3), 425–438.</w:t>
-      </w:r>
-      <w:r>
-        <w:t xml:space="preserve"> </w:t>
-      </w:r>
-      <w:hyperlink r:id="rId86">
-        <w:r>
-          <w:rPr>
-            <w:rStyle w:val="Hyperlink"/>
-          </w:rPr>
-          <w:t xml:space="preserve">https://doi.org/10.1007/s11121-021-01246-3</w:t>
-        </w:r>
-      </w:hyperlink>
+        <w:t xml:space="preserve">(3), 425–438. https://doi.org/10.1007/s11121-021-01246-3</w:t>
+      </w:r>
     </w:p>
     <w:p>
       <w:pPr>
@@ -11841,7 +12084,7 @@
         <w:t xml:space="preserve"> </w:t>
       </w:r>
       <w:r>
-        <w:t xml:space="preserve">(pp. 231–244). Sage.</w:t>
+        <w:t xml:space="preserve">(pp. 231–244). Sage.</w:t>
       </w:r>
     </w:p>
     <w:p>
@@ -11946,19 +12189,8 @@
         <w:t xml:space="preserve">Statistics in Medicine, 22</w:t>
       </w:r>
       <w:r>
-        <w:t xml:space="preserve">(13), 2113–2126.</w:t>
-      </w:r>
-      <w:r>
-        <w:t xml:space="preserve"> </w:t>
-      </w:r>
-      <w:hyperlink r:id="rId87">
-        <w:r>
-          <w:rPr>
-            <w:rStyle w:val="Hyperlink"/>
-          </w:rPr>
-          <w:t xml:space="preserve">https://doi.org/10.1002/sim.1461</w:t>
-        </w:r>
-      </w:hyperlink>
+        <w:t xml:space="preserve">(13), 2113–2126. https://doi.org/10.1002/sim.1461</w:t>
+      </w:r>
     </w:p>
     <w:p>
       <w:pPr>
@@ -11978,19 +12210,8 @@
         <w:t xml:space="preserve">Psychological Methods, 20</w:t>
       </w:r>
       <w:r>
-        <w:t xml:space="preserve">(3), 375–393.</w:t>
-      </w:r>
-      <w:r>
-        <w:t xml:space="preserve"> </w:t>
-      </w:r>
-      <w:hyperlink r:id="rId88">
-        <w:r>
-          <w:rPr>
-            <w:rStyle w:val="Hyperlink"/>
-          </w:rPr>
-          <w:t xml:space="preserve">https://doi.org/10.1037/met0000011</w:t>
-        </w:r>
-      </w:hyperlink>
+        <w:t xml:space="preserve">(3), 375–393. https://doi.org/10.1037/met0000011</w:t>
+      </w:r>
     </w:p>
     <w:p>
       <w:pPr>
@@ -12052,19 +12273,8 @@
         <w:t xml:space="preserve">Psychometrika, 60</w:t>
       </w:r>
       <w:r>
-        <w:t xml:space="preserve">(3), 419–435.</w:t>
-      </w:r>
-      <w:r>
-        <w:t xml:space="preserve"> </w:t>
-      </w:r>
-      <w:hyperlink r:id="rId89">
-        <w:r>
-          <w:rPr>
-            <w:rStyle w:val="Hyperlink"/>
-          </w:rPr>
-          <w:t xml:space="preserve">https://doi.org/10.1007/BF02294384</w:t>
-        </w:r>
-      </w:hyperlink>
+        <w:t xml:space="preserve">(3), 419–435. https://doi.org/10.1007/BF02294384</w:t>
+      </w:r>
     </w:p>
     <w:p>
       <w:pPr>
@@ -12147,19 +12357,8 @@
         <w:t xml:space="preserve">Worldwide Governance Indicators</w:t>
       </w:r>
       <w:r>
-        <w:t xml:space="preserve">.</w:t>
-      </w:r>
-      <w:r>
-        <w:t xml:space="preserve"> </w:t>
-      </w:r>
-      <w:hyperlink r:id="rId90">
-        <w:r>
-          <w:rPr>
-            <w:rStyle w:val="Hyperlink"/>
-          </w:rPr>
-          <w:t xml:space="preserve">https://info.worldbank.org/governance/wgi/</w:t>
-        </w:r>
-      </w:hyperlink>
+        <w:t xml:space="preserve">. https://info.worldbank.org/governance/wgi/</w:t>
+      </w:r>
     </w:p>
     <w:p>
       <w:pPr>
@@ -12210,8 +12409,8 @@
         </w:pict>
       </w:r>
     </w:p>
-    <w:bookmarkEnd w:id="91"/>
-    <w:bookmarkStart w:id="92" w:name="supplementary-materials-osf"/>
+    <w:bookmarkEnd w:id="80"/>
+    <w:bookmarkStart w:id="81" w:name="supplementary-materials-osf"/>
     <w:p>
       <w:pPr>
         <w:pStyle w:val="Heading2"/>
@@ -12389,18 +12588,7 @@
         <w:t xml:space="preserve">Supp-M</w:t>
       </w:r>
       <w:r>
-        <w:t xml:space="preserve">. All items are deposited on OSF (</w:t>
-      </w:r>
-      <w:hyperlink r:id="rId32">
-        <w:r>
-          <w:rPr>
-            <w:rStyle w:val="Hyperlink"/>
-          </w:rPr>
-          <w:t xml:space="preserve">https://osf.io/z37kn</w:t>
-        </w:r>
-      </w:hyperlink>
-      <w:r>
-        <w:t xml:space="preserve">).</w:t>
+        <w:t xml:space="preserve">. All items are deposited on OSF (https://osf.io/z37kn).</w:t>
       </w:r>
     </w:p>
     <w:p>
@@ -12477,7 +12665,7 @@
           <w:iCs/>
           <w:i/>
         </w:rPr>
-        <w:t xml:space="preserve">11,966 word-equivalents, within MIR's</w:t>
+        <w:t xml:space="preserve">11,966 word-equivalents, within MIR’s</w:t>
       </w:r>
       <w:r>
         <w:rPr>
@@ -12538,32 +12726,12 @@
           <w:iCs/>
           <w:i/>
         </w:rPr>
-        <w:t xml:space="preserve">consistency check), the detailed eligibility criteria, the cDAI and DPL subgroup tables, the full robustness-checks table, the Section 3.2 PRISMA screening narrative, and extended methodological notes are migrated to OSF as Supp-A through Supp-M (</w:t>
-      </w:r>
-      <w:hyperlink r:id="rId32">
-        <w:r>
-          <w:rPr>
-            <w:rStyle w:val="Hyperlink"/>
-            <w:iCs/>
-            <w:i/>
-          </w:rPr>
-          <w:t xml:space="preserve">https://osf.io/z37kn</w:t>
-        </w:r>
-      </w:hyperlink>
-      <w:r>
-        <w:rPr>
-          <w:iCs/>
-          <w:i/>
-        </w:rPr>
-        <w:t xml:space="preserve">). Analyses use the verified baseline corpus (k = 238 studies, K = 288 effect sizes); the formal WoS/Scopus search expansion is ongoing and will be incorporated at revision. Effect-size coding follows the standardized protocol summarized in Section 3.4 and detailed in Supp-B.</w:t>
-      </w:r>
-    </w:p>
-    <w:bookmarkEnd w:id="92"/>
-    <w:bookmarkEnd w:id="93"/>
-    <w:sectPr>
-      <w:pgSz w:h="16838" w:w="11906"/>
-      <w:pgMar w:bottom="1417" w:left="1417" w:right="1417" w:top="1417"/>
-    </w:sectPr>
+        <w:t xml:space="preserve">consistency check), the detailed eligibility criteria, the cDAI and DPL subgroup tables, the full robustness-checks table, the Section 3.2 PRISMA screening narrative, and extended methodological notes are migrated to OSF as Supp-A through Supp-M (https://osf.io/z37kn). Analyses use the verified baseline corpus (k = 238 studies, K = 288 effect sizes); the formal WoS/Scopus search expansion is ongoing and will be incorporated at revision. Effect-size coding follows the standardized protocol summarized in Section 3.4 and detailed in Supp-B.</w:t>
+      </w:r>
+    </w:p>
+    <w:bookmarkEnd w:id="81"/>
+    <w:bookmarkEnd w:id="82"/>
+    <w:sectPr/>
   </w:body>
 </w:document>
 </file>
@@ -12669,123 +12837,8 @@
       </w:pPr>
     </w:lvl>
   </w:abstractNum>
-  <w:abstractNum w:abstractNumId="99411">
-    <w:nsid w:val="A99411"/>
-    <w:multiLevelType w:val="multilevel"/>
-    <w:lvl w:ilvl="0">
-      <w:start w:val="1"/>
-      <w:numFmt w:val="decimal"/>
-      <w:lvlText w:val="%1."/>
-      <w:lvlJc w:val="left"/>
-      <w:pPr>
-        <w:ind w:left="720" w:hanging="480"/>
-      </w:pPr>
-    </w:lvl>
-    <w:lvl w:ilvl="1">
-      <w:start w:val="1"/>
-      <w:numFmt w:val="decimal"/>
-      <w:lvlText w:val="%2."/>
-      <w:lvlJc w:val="left"/>
-      <w:pPr>
-        <w:ind w:left="1440" w:hanging="480"/>
-      </w:pPr>
-    </w:lvl>
-    <w:lvl w:ilvl="2">
-      <w:start w:val="1"/>
-      <w:numFmt w:val="decimal"/>
-      <w:lvlText w:val="%3."/>
-      <w:lvlJc w:val="left"/>
-      <w:pPr>
-        <w:ind w:left="2160" w:hanging="480"/>
-      </w:pPr>
-    </w:lvl>
-    <w:lvl w:ilvl="3">
-      <w:start w:val="1"/>
-      <w:numFmt w:val="decimal"/>
-      <w:lvlText w:val="%4."/>
-      <w:lvlJc w:val="left"/>
-      <w:pPr>
-        <w:ind w:left="2880" w:hanging="480"/>
-      </w:pPr>
-    </w:lvl>
-    <w:lvl w:ilvl="4">
-      <w:start w:val="1"/>
-      <w:numFmt w:val="decimal"/>
-      <w:lvlText w:val="%5."/>
-      <w:lvlJc w:val="left"/>
-      <w:pPr>
-        <w:ind w:left="3600" w:hanging="480"/>
-      </w:pPr>
-    </w:lvl>
-    <w:lvl w:ilvl="5">
-      <w:start w:val="1"/>
-      <w:numFmt w:val="decimal"/>
-      <w:lvlText w:val="%6."/>
-      <w:lvlJc w:val="left"/>
-      <w:pPr>
-        <w:ind w:left="4320" w:hanging="480"/>
-      </w:pPr>
-    </w:lvl>
-    <w:lvl w:ilvl="6">
-      <w:start w:val="1"/>
-      <w:numFmt w:val="decimal"/>
-      <w:lvlText w:val="%7."/>
-      <w:lvlJc w:val="left"/>
-      <w:pPr>
-        <w:ind w:left="5040" w:hanging="480"/>
-      </w:pPr>
-    </w:lvl>
-    <w:lvl w:ilvl="7">
-      <w:start w:val="1"/>
-      <w:numFmt w:val="decimal"/>
-      <w:lvlText w:val="%8."/>
-      <w:lvlJc w:val="left"/>
-      <w:pPr>
-        <w:ind w:left="5760" w:hanging="480"/>
-      </w:pPr>
-    </w:lvl>
-    <w:lvl w:ilvl="8">
-      <w:start w:val="1"/>
-      <w:numFmt w:val="decimal"/>
-      <w:lvlText w:val="%9."/>
-      <w:lvlJc w:val="left"/>
-      <w:pPr>
-        <w:ind w:left="6480" w:hanging="480"/>
-      </w:pPr>
-    </w:lvl>
-  </w:abstractNum>
   <w:num w:numId="1000">
     <w:abstractNumId w:val="990"/>
-  </w:num>
-  <w:num w:numId="1001">
-    <w:abstractNumId w:val="99411"/>
-    <w:lvlOverride w:ilvl="0">
-      <w:startOverride w:val="1"/>
-    </w:lvlOverride>
-    <w:lvlOverride w:ilvl="1">
-      <w:startOverride w:val="1"/>
-    </w:lvlOverride>
-    <w:lvlOverride w:ilvl="2">
-      <w:startOverride w:val="1"/>
-    </w:lvlOverride>
-    <w:lvlOverride w:ilvl="3">
-      <w:startOverride w:val="1"/>
-    </w:lvlOverride>
-    <w:lvlOverride w:ilvl="4">
-      <w:startOverride w:val="1"/>
-    </w:lvlOverride>
-    <w:lvlOverride w:ilvl="5">
-      <w:startOverride w:val="1"/>
-    </w:lvlOverride>
-    <w:lvlOverride w:ilvl="6">
-      <w:startOverride w:val="1"/>
-    </w:lvlOverride>
-    <w:lvlOverride w:ilvl="7">
-      <w:startOverride w:val="1"/>
-    </w:lvlOverride>
-    <w:lvlOverride w:ilvl="8">
-      <w:startOverride w:val="1"/>
-    </w:lvlOverride>
   </w:num>
 </w:numbering>
 </file>
@@ -12811,59 +12864,29 @@
   <w:style w:default="1" w:styleId="Normal" w:type="paragraph">
     <w:name w:val="Normal"/>
     <w:qFormat/>
-    <w:pPr>
-      <w:spacing w:line="276" w:lineRule="auto"/>
-      <w:jc w:val="both"/>
-    </w:pPr>
-    <w:rPr>
-      <w:rFonts w:ascii="Times New Roman" w:eastAsia="Times New Roman" w:hAnsi="Times New Roman"/>
-      <w:color w:val="000000"/>
-      <w:sz w:val="24"/>
-    </w:rPr>
   </w:style>
   <w:style w:styleId="BodyText" w:type="paragraph">
     <w:name w:val="Body Text"/>
     <w:basedOn w:val="Normal"/>
     <w:link w:val="BodyTextChar"/>
     <w:pPr>
-      <w:spacing w:after="180" w:before="180" w:line="276" w:lineRule="auto"/>
-      <w:jc w:val="both"/>
+      <w:spacing w:after="180" w:before="180"/>
     </w:pPr>
     <w:qFormat/>
-    <w:rPr>
-      <w:rFonts w:ascii="Times New Roman" w:eastAsia="Times New Roman" w:hAnsi="Times New Roman"/>
-      <w:color w:val="000000"/>
-      <w:sz w:val="24"/>
-    </w:rPr>
   </w:style>
   <w:style w:customStyle="1" w:styleId="FirstParagraph" w:type="paragraph">
     <w:name w:val="First Paragraph"/>
     <w:basedOn w:val="BodyText"/>
     <w:next w:val="BodyText"/>
     <w:qFormat/>
-    <w:pPr>
-      <w:spacing w:line="276" w:lineRule="auto"/>
-      <w:jc w:val="both"/>
-    </w:pPr>
-    <w:rPr>
-      <w:rFonts w:ascii="Times New Roman" w:eastAsia="Times New Roman" w:hAnsi="Times New Roman"/>
-      <w:color w:val="000000"/>
-      <w:sz w:val="24"/>
-    </w:rPr>
   </w:style>
   <w:style w:customStyle="1" w:styleId="Compact" w:type="paragraph">
     <w:name w:val="Compact"/>
     <w:basedOn w:val="BodyText"/>
     <w:qFormat/>
     <w:pPr>
-      <w:spacing w:after="36" w:before="36" w:line="276" w:lineRule="auto"/>
-      <w:jc w:val="both"/>
+      <w:spacing w:after="36" w:before="36"/>
     </w:pPr>
-    <w:rPr>
-      <w:rFonts w:ascii="Times New Roman" w:eastAsia="Times New Roman" w:hAnsi="Times New Roman"/>
-      <w:color w:val="000000"/>
-      <w:sz w:val="24"/>
-    </w:rPr>
   </w:style>
   <w:style w:styleId="Title" w:type="paragraph">
     <w:name w:val="Title"/>
@@ -12873,15 +12896,15 @@
     <w:pPr>
       <w:keepNext/>
       <w:keepLines/>
-      <w:spacing w:after="240" w:before="480" w:line="276" w:lineRule="auto"/>
-      <w:jc w:val="both"/>
+      <w:spacing w:after="240" w:before="480"/>
+      <w:jc w:val="center"/>
     </w:pPr>
     <w:rPr>
-      <w:rFonts w:ascii="Times New Roman" w:asciiTheme="majorHAnsi" w:cstheme="majorBidi" w:eastAsia="Times New Roman" w:eastAsiaTheme="majorEastAsia" w:hAnsi="Times New Roman" w:hAnsiTheme="majorHAnsi"/>
+      <w:rFonts w:asciiTheme="majorHAnsi" w:cstheme="majorBidi" w:eastAsiaTheme="majorEastAsia" w:hAnsiTheme="majorHAnsi"/>
       <w:b/>
       <w:bCs/>
-      <w:color w:val="000000"/>
-      <w:sz w:val="24"/>
+      <w:color w:themeColor="accent1" w:themeShade="B5" w:val="345A8A"/>
+      <w:sz w:val="36"/>
       <w:szCs w:val="36"/>
     </w:rPr>
   </w:style>
@@ -12893,13 +12916,11 @@
     <w:pPr>
       <w:keepNext/>
       <w:keepLines/>
-      <w:spacing w:after="240" w:before="240" w:line="276" w:lineRule="auto"/>
-      <w:jc w:val="both"/>
+      <w:spacing w:after="240" w:before="240"/>
+      <w:jc w:val="center"/>
     </w:pPr>
     <w:rPr>
-      <w:rFonts w:ascii="Times New Roman" w:eastAsia="Times New Roman" w:hAnsi="Times New Roman"/>
-      <w:color w:val="000000"/>
-      <w:sz w:val="24"/>
+      <w:sz w:val="30"/>
       <w:szCs w:val="30"/>
     </w:rPr>
   </w:style>
@@ -12910,14 +12931,8 @@
     <w:pPr>
       <w:keepNext/>
       <w:keepLines/>
-      <w:spacing w:line="276" w:lineRule="auto"/>
-      <w:jc w:val="both"/>
+      <w:jc w:val="center"/>
     </w:pPr>
-    <w:rPr>
-      <w:rFonts w:ascii="Times New Roman" w:eastAsia="Times New Roman" w:hAnsi="Times New Roman"/>
-      <w:color w:val="000000"/>
-      <w:sz w:val="24"/>
-    </w:rPr>
   </w:style>
   <w:style w:styleId="Date" w:type="paragraph">
     <w:name w:val="Date"/>
@@ -12926,14 +12941,8 @@
     <w:pPr>
       <w:keepNext/>
       <w:keepLines/>
-      <w:spacing w:line="276" w:lineRule="auto"/>
-      <w:jc w:val="both"/>
+      <w:jc w:val="center"/>
     </w:pPr>
-    <w:rPr>
-      <w:rFonts w:ascii="Times New Roman" w:eastAsia="Times New Roman" w:hAnsi="Times New Roman"/>
-      <w:color w:val="000000"/>
-      <w:sz w:val="24"/>
-    </w:rPr>
   </w:style>
   <w:style w:customStyle="1" w:styleId="AbstractTitle" w:type="paragraph">
     <w:name w:val="Abstract Title"/>
@@ -12943,15 +12952,15 @@
     <w:pPr>
       <w:keepNext/>
       <w:keepLines/>
-      <w:jc w:val="both"/>
-      <w:spacing w:after="0" w:before="300" w:line="276" w:lineRule="auto"/>
+      <w:jc w:val="center"/>
+      <w:spacing w:after="0" w:before="300"/>
     </w:pPr>
     <w:rPr>
-      <w:color w:val="000000"/>
-      <w:sz w:val="24"/>
+      <w:sz w:val="20"/>
       <w:szCs w:val="20"/>
-      <w:rFonts w:ascii="Times New Roman" w:eastAsia="Times New Roman" w:hAnsi="Times New Roman"/>
       <w:b/>
+      <w:color w:val="345A8A"/>
+      &gt;
     </w:rPr>
   </w:style>
   <w:style w:customStyle="1" w:styleId="Abstract" w:type="paragraph">
@@ -12962,13 +12971,10 @@
     <w:pPr>
       <w:keepNext/>
       <w:keepLines/>
-      <w:spacing w:after="300" w:before="100" w:line="276" w:lineRule="auto"/>
-      <w:jc w:val="both"/>
+      <w:spacing w:after="300" w:before="100"/>
     </w:pPr>
     <w:rPr>
-      <w:rFonts w:ascii="Times New Roman" w:eastAsia="Times New Roman" w:hAnsi="Times New Roman"/>
-      <w:color w:val="000000"/>
-      <w:sz w:val="24"/>
+      <w:sz w:val="20"/>
       <w:szCs w:val="20"/>
     </w:rPr>
   </w:style>
@@ -12977,15 +12983,8 @@
     <w:basedOn w:val="Normal"/>
     <w:next w:val="Bibliography"/>
     <w:qFormat/>
-    <w:pPr>
-      <w:spacing w:line="276" w:lineRule="auto"/>
-      <w:jc w:val="both"/>
-    </w:pPr>
-    <w:rPr>
-      <w:rFonts w:ascii="Times New Roman" w:eastAsia="Times New Roman" w:hAnsi="Times New Roman"/>
-      <w:color w:val="000000"/>
-      <w:sz w:val="24"/>
-    </w:rPr>
+    <w:pPr/>
+    <w:rPr/>
   </w:style>
   <w:style w:styleId="Heading1" w:type="paragraph">
     <w:name w:val="Heading 1"/>
@@ -12996,16 +12995,15 @@
     <w:pPr>
       <w:keepNext/>
       <w:keepLines/>
-      <w:spacing w:after="0" w:before="480" w:line="276" w:lineRule="auto"/>
-      <w:jc w:val="both"/>
+      <w:spacing w:after="0" w:before="480"/>
       <w:outlineLvl w:val="0"/>
     </w:pPr>
     <w:rPr>
-      <w:rFonts w:ascii="Times New Roman" w:asciiTheme="majorHAnsi" w:cstheme="majorBidi" w:eastAsia="Times New Roman" w:eastAsiaTheme="majorEastAsia" w:hAnsi="Times New Roman" w:hAnsiTheme="majorHAnsi"/>
+      <w:rFonts w:asciiTheme="majorHAnsi" w:cstheme="majorBidi" w:eastAsiaTheme="majorEastAsia" w:hAnsiTheme="majorHAnsi"/>
       <w:b/>
       <w:bCs/>
-      <w:color w:val="000000"/>
-      <w:sz w:val="24"/>
+      <w:color w:themeColor="accent1" w:val="4F81BD"/>
+      <w:sz w:val="32"/>
       <w:szCs w:val="32"/>
     </w:rPr>
   </w:style>
@@ -13019,16 +13017,15 @@
     <w:pPr>
       <w:keepNext/>
       <w:keepLines/>
-      <w:spacing w:after="0" w:before="200" w:line="276" w:lineRule="auto"/>
-      <w:jc w:val="both"/>
+      <w:spacing w:after="0" w:before="200"/>
       <w:outlineLvl w:val="1"/>
     </w:pPr>
     <w:rPr>
-      <w:rFonts w:ascii="Times New Roman" w:asciiTheme="majorHAnsi" w:cstheme="majorBidi" w:eastAsia="Times New Roman" w:eastAsiaTheme="majorEastAsia" w:hAnsi="Times New Roman" w:hAnsiTheme="majorHAnsi"/>
+      <w:rFonts w:asciiTheme="majorHAnsi" w:cstheme="majorBidi" w:eastAsiaTheme="majorEastAsia" w:hAnsiTheme="majorHAnsi"/>
       <w:b/>
       <w:bCs/>
-      <w:color w:val="000000"/>
-      <w:sz w:val="24"/>
+      <w:color w:themeColor="accent1" w:val="4F81BD"/>
+      <w:sz w:val="28"/>
       <w:szCs w:val="28"/>
     </w:rPr>
   </w:style>
@@ -13042,15 +13039,14 @@
     <w:pPr>
       <w:keepNext/>
       <w:keepLines/>
-      <w:spacing w:after="0" w:before="200" w:line="276" w:lineRule="auto"/>
-      <w:jc w:val="both"/>
+      <w:spacing w:after="0" w:before="200"/>
       <w:outlineLvl w:val="2"/>
     </w:pPr>
     <w:rPr>
-      <w:rFonts w:ascii="Times New Roman" w:asciiTheme="majorHAnsi" w:cstheme="majorBidi" w:eastAsia="Times New Roman" w:eastAsiaTheme="majorEastAsia" w:hAnsi="Times New Roman" w:hAnsiTheme="majorHAnsi"/>
+      <w:rFonts w:asciiTheme="majorHAnsi" w:cstheme="majorBidi" w:eastAsiaTheme="majorEastAsia" w:hAnsiTheme="majorHAnsi"/>
       <w:b/>
       <w:bCs/>
-      <w:color w:val="000000"/>
+      <w:color w:themeColor="accent1" w:val="4F81BD"/>
       <w:sz w:val="24"/>
       <w:szCs w:val="24"/>
     </w:rPr>
@@ -13065,15 +13061,14 @@
     <w:pPr>
       <w:keepNext/>
       <w:keepLines/>
-      <w:spacing w:after="0" w:before="200" w:line="276" w:lineRule="auto"/>
-      <w:jc w:val="both"/>
+      <w:spacing w:after="0" w:before="200"/>
       <w:outlineLvl w:val="3"/>
     </w:pPr>
     <w:rPr>
-      <w:rFonts w:ascii="Times New Roman" w:asciiTheme="majorHAnsi" w:cstheme="majorBidi" w:eastAsia="Times New Roman" w:eastAsiaTheme="majorEastAsia" w:hAnsi="Times New Roman" w:hAnsiTheme="majorHAnsi"/>
+      <w:rFonts w:asciiTheme="majorHAnsi" w:cstheme="majorBidi" w:eastAsiaTheme="majorEastAsia" w:hAnsiTheme="majorHAnsi"/>
       <w:i/>
       <w:bCs/>
-      <w:color w:val="000000"/>
+      <w:color w:themeColor="accent1" w:val="4F81BD"/>
       <w:sz w:val="24"/>
       <w:szCs w:val="24"/>
     </w:rPr>
@@ -13088,14 +13083,13 @@
     <w:pPr>
       <w:keepNext/>
       <w:keepLines/>
-      <w:spacing w:after="0" w:before="200" w:line="276" w:lineRule="auto"/>
-      <w:jc w:val="both"/>
+      <w:spacing w:after="0" w:before="200"/>
       <w:outlineLvl w:val="4"/>
     </w:pPr>
     <w:rPr>
-      <w:rFonts w:ascii="Times New Roman" w:asciiTheme="majorHAnsi" w:cstheme="majorBidi" w:eastAsia="Times New Roman" w:eastAsiaTheme="majorEastAsia" w:hAnsi="Times New Roman" w:hAnsiTheme="majorHAnsi"/>
+      <w:rFonts w:asciiTheme="majorHAnsi" w:cstheme="majorBidi" w:eastAsiaTheme="majorEastAsia" w:hAnsiTheme="majorHAnsi"/>
       <w:iCs/>
-      <w:color w:val="000000"/>
+      <w:color w:themeColor="accent1" w:val="4F81BD"/>
       <w:sz w:val="24"/>
       <w:szCs w:val="24"/>
     </w:rPr>
@@ -13110,13 +13104,12 @@
     <w:pPr>
       <w:keepNext/>
       <w:keepLines/>
-      <w:spacing w:after="0" w:before="200" w:line="276" w:lineRule="auto"/>
-      <w:jc w:val="both"/>
+      <w:spacing w:after="0" w:before="200"/>
       <w:outlineLvl w:val="5"/>
     </w:pPr>
     <w:rPr>
-      <w:rFonts w:ascii="Times New Roman" w:asciiTheme="majorHAnsi" w:cstheme="majorBidi" w:eastAsia="Times New Roman" w:eastAsiaTheme="majorEastAsia" w:hAnsi="Times New Roman" w:hAnsiTheme="majorHAnsi"/>
-      <w:color w:val="000000"/>
+      <w:rFonts w:asciiTheme="majorHAnsi" w:cstheme="majorBidi" w:eastAsiaTheme="majorEastAsia" w:hAnsiTheme="majorHAnsi"/>
+      <w:color w:themeColor="accent1" w:val="4F81BD"/>
       <w:sz w:val="24"/>
       <w:szCs w:val="24"/>
     </w:rPr>
@@ -13131,13 +13124,12 @@
     <w:pPr>
       <w:keepNext/>
       <w:keepLines/>
-      <w:spacing w:after="0" w:before="200" w:line="276" w:lineRule="auto"/>
-      <w:jc w:val="both"/>
+      <w:spacing w:after="0" w:before="200"/>
       <w:outlineLvl w:val="6"/>
     </w:pPr>
     <w:rPr>
-      <w:rFonts w:ascii="Times New Roman" w:asciiTheme="majorHAnsi" w:cstheme="majorBidi" w:eastAsia="Times New Roman" w:eastAsiaTheme="majorEastAsia" w:hAnsi="Times New Roman" w:hAnsiTheme="majorHAnsi"/>
-      <w:color w:val="000000"/>
+      <w:rFonts w:asciiTheme="majorHAnsi" w:cstheme="majorBidi" w:eastAsiaTheme="majorEastAsia" w:hAnsiTheme="majorHAnsi"/>
+      <w:color w:themeColor="accent1" w:val="4F81BD"/>
       <w:sz w:val="24"/>
       <w:szCs w:val="24"/>
     </w:rPr>
@@ -13152,13 +13144,12 @@
     <w:pPr>
       <w:keepNext/>
       <w:keepLines/>
-      <w:spacing w:after="0" w:before="200" w:line="276" w:lineRule="auto"/>
-      <w:jc w:val="both"/>
+      <w:spacing w:after="0" w:before="200"/>
       <w:outlineLvl w:val="7"/>
     </w:pPr>
     <w:rPr>
-      <w:rFonts w:ascii="Times New Roman" w:asciiTheme="majorHAnsi" w:cstheme="majorBidi" w:eastAsia="Times New Roman" w:eastAsiaTheme="majorEastAsia" w:hAnsi="Times New Roman" w:hAnsiTheme="majorHAnsi"/>
-      <w:color w:val="000000"/>
+      <w:rFonts w:asciiTheme="majorHAnsi" w:cstheme="majorBidi" w:eastAsiaTheme="majorEastAsia" w:hAnsiTheme="majorHAnsi"/>
+      <w:color w:themeColor="accent1" w:val="4F81BD"/>
       <w:sz w:val="24"/>
       <w:szCs w:val="24"/>
     </w:rPr>
@@ -13173,13 +13164,12 @@
     <w:pPr>
       <w:keepNext/>
       <w:keepLines/>
-      <w:spacing w:after="0" w:before="200" w:line="276" w:lineRule="auto"/>
-      <w:jc w:val="both"/>
+      <w:spacing w:after="0" w:before="200"/>
       <w:outlineLvl w:val="8"/>
     </w:pPr>
     <w:rPr>
-      <w:rFonts w:ascii="Times New Roman" w:asciiTheme="majorHAnsi" w:cstheme="majorBidi" w:eastAsia="Times New Roman" w:eastAsiaTheme="majorEastAsia" w:hAnsi="Times New Roman" w:hAnsiTheme="majorHAnsi"/>
-      <w:color w:val="000000"/>
+      <w:rFonts w:asciiTheme="majorHAnsi" w:cstheme="majorBidi" w:eastAsiaTheme="majorEastAsia" w:hAnsiTheme="majorHAnsi"/>
+      <w:color w:themeColor="accent1" w:val="4F81BD"/>
       <w:sz w:val="24"/>
       <w:szCs w:val="24"/>
     </w:rPr>
@@ -13192,15 +13182,9 @@
     <w:unhideWhenUsed/>
     <w:qFormat/>
     <w:pPr>
-      <w:spacing w:after="100" w:before="100" w:line="276" w:lineRule="auto"/>
+      <w:spacing w:after="100" w:before="100"/>
       <w:ind w:firstLine="0" w:left="480" w:right="480"/>
-      <w:jc w:val="both"/>
     </w:pPr>
-    <w:rPr>
-      <w:rFonts w:ascii="Times New Roman" w:eastAsia="Times New Roman" w:hAnsi="Times New Roman"/>
-      <w:color w:val="000000"/>
-      <w:sz w:val="24"/>
-    </w:rPr>
   </w:style>
   <w:style w:styleId="FootnoteText" w:type="paragraph">
     <w:name w:val="Footnote Text"/>
@@ -13209,25 +13193,11 @@
     <w:uiPriority w:val="9"/>
     <w:unhideWhenUsed/>
     <w:qFormat/>
-    <w:pPr>
-      <w:spacing w:line="276" w:lineRule="auto"/>
-      <w:jc w:val="both"/>
-    </w:pPr>
-    <w:rPr>
-      <w:rFonts w:ascii="Times New Roman" w:eastAsia="Times New Roman" w:hAnsi="Times New Roman"/>
-      <w:color w:val="000000"/>
-      <w:sz w:val="24"/>
-    </w:rPr>
   </w:style>
   <w:style w:default="1" w:styleId="DefaultParagraphFont" w:type="character">
     <w:name w:val="Default Paragraph Font"/>
     <w:semiHidden/>
     <w:unhideWhenUsed/>
-    <w:rPr>
-      <w:rFonts w:ascii="Times New Roman" w:eastAsia="Times New Roman" w:hAnsi="Times New Roman"/>
-      <w:color w:val="000000"/>
-      <w:sz w:val="24"/>
-    </w:rPr>
   </w:style>
   <w:style w:default="1" w:styleId="Table" w:type="table">
     <w:name w:val="Table"/>
@@ -13235,15 +13205,6 @@
     <w:semiHidden/>
     <w:unhideWhenUsed/>
     <w:qFormat/>
-    <w:pPr>
-      <w:spacing w:line="276" w:lineRule="auto"/>
-      <w:jc w:val="both"/>
-    </w:pPr>
-    <w:rPr>
-      <w:rFonts w:ascii="Times New Roman" w:eastAsia="Times New Roman" w:hAnsi="Times New Roman"/>
-      <w:color w:val="000000"/>
-      <w:sz w:val="24"/>
-    </w:rPr>
     <w:tblPr>
       <w:tblInd w:type="dxa" w:w="0"/>
       <w:tblCellMar>
@@ -13276,42 +13237,25 @@
     <w:pPr>
       <w:keepNext/>
       <w:keepLines/>
-      <w:spacing w:after="0" w:line="276" w:lineRule="auto"/>
-      <w:jc w:val="both"/>
+      <w:spacing w:after="0"/>
     </w:pPr>
     <w:rPr>
-      <w:rFonts w:ascii="Times New Roman" w:eastAsia="Times New Roman" w:hAnsi="Times New Roman"/>
       <w:b/>
-      <w:color w:val="000000"/>
-      <w:sz w:val="24"/>
     </w:rPr>
   </w:style>
   <w:style w:customStyle="1" w:styleId="Definition" w:type="paragraph">
     <w:name w:val="Definition"/>
     <w:basedOn w:val="Normal"/>
-    <w:pPr>
-      <w:spacing w:line="276" w:lineRule="auto"/>
-      <w:jc w:val="both"/>
-    </w:pPr>
-    <w:rPr>
-      <w:rFonts w:ascii="Times New Roman" w:eastAsia="Times New Roman" w:hAnsi="Times New Roman"/>
-      <w:color w:val="000000"/>
-      <w:sz w:val="24"/>
-    </w:rPr>
   </w:style>
   <w:style w:styleId="Caption" w:type="paragraph">
     <w:name w:val="Caption"/>
     <w:basedOn w:val="Normal"/>
     <w:link w:val="BodyTextChar"/>
     <w:pPr>
-      <w:spacing w:after="120" w:before="0" w:line="276" w:lineRule="auto"/>
-      <w:jc w:val="both"/>
+      <w:spacing w:after="120" w:before="0"/>
     </w:pPr>
     <w:rPr>
-      <w:rFonts w:ascii="Times New Roman" w:eastAsia="Times New Roman" w:hAnsi="Times New Roman"/>
       <w:i/>
-      <w:color w:val="000000"/>
-      <w:sz w:val="24"/>
     </w:rPr>
   </w:style>
   <w:style w:customStyle="1" w:styleId="TableCaption" w:type="paragraph">
@@ -13319,90 +13263,44 @@
     <w:basedOn w:val="Caption"/>
     <w:pPr>
       <w:keepNext/>
-      <w:spacing w:line="276" w:lineRule="auto"/>
-      <w:jc w:val="both"/>
     </w:pPr>
-    <w:rPr>
-      <w:rFonts w:ascii="Times New Roman" w:eastAsia="Times New Roman" w:hAnsi="Times New Roman"/>
-      <w:color w:val="000000"/>
-      <w:sz w:val="24"/>
-    </w:rPr>
   </w:style>
   <w:style w:customStyle="1" w:styleId="ImageCaption" w:type="paragraph">
     <w:name w:val="Image Caption"/>
     <w:basedOn w:val="Caption"/>
-    <w:pPr>
-      <w:spacing w:line="276" w:lineRule="auto"/>
-      <w:jc w:val="both"/>
-    </w:pPr>
-    <w:rPr>
-      <w:rFonts w:ascii="Times New Roman" w:eastAsia="Times New Roman" w:hAnsi="Times New Roman"/>
-      <w:color w:val="000000"/>
-      <w:sz w:val="24"/>
-    </w:rPr>
   </w:style>
   <w:style w:customStyle="1" w:styleId="Figure" w:type="paragraph">
     <w:name w:val="Figure"/>
     <w:basedOn w:val="Normal"/>
-    <w:pPr>
-      <w:spacing w:line="276" w:lineRule="auto"/>
-      <w:jc w:val="both"/>
-    </w:pPr>
-    <w:rPr>
-      <w:rFonts w:ascii="Times New Roman" w:eastAsia="Times New Roman" w:hAnsi="Times New Roman"/>
-      <w:color w:val="000000"/>
-      <w:sz w:val="24"/>
-    </w:rPr>
   </w:style>
   <w:style w:customStyle="1" w:styleId="CaptionedFigure" w:type="paragraph">
     <w:name w:val="Captioned Figure"/>
     <w:basedOn w:val="Figure"/>
     <w:pPr>
       <w:keepNext/>
-      <w:spacing w:line="276" w:lineRule="auto"/>
-      <w:jc w:val="both"/>
     </w:pPr>
-    <w:rPr>
-      <w:rFonts w:ascii="Times New Roman" w:eastAsia="Times New Roman" w:hAnsi="Times New Roman"/>
-      <w:color w:val="000000"/>
-      <w:sz w:val="24"/>
-    </w:rPr>
   </w:style>
   <w:style w:customStyle="1" w:styleId="BodyTextChar" w:type="character">
     <w:name w:val="Body Text Char"/>
     <w:basedOn w:val="DefaultParagraphFont"/>
     <w:link w:val="BodyText"/>
-    <w:rPr>
-      <w:rFonts w:ascii="Times New Roman" w:eastAsia="Times New Roman" w:hAnsi="Times New Roman"/>
-      <w:color w:val="000000"/>
-      <w:sz w:val="24"/>
-    </w:rPr>
   </w:style>
   <w:style w:customStyle="1" w:styleId="VerbatimChar" w:type="character">
     <w:name w:val="Verbatim Char"/>
     <w:basedOn w:val="BodyTextChar"/>
     <w:rPr>
-      <w:rFonts w:ascii="Times New Roman" w:eastAsia="Times New Roman" w:hAnsi="Times New Roman"/>
-      <w:color w:val="000000"/>
-      <w:sz w:val="24"/>
+      <w:rFonts w:ascii="Consolas" w:hAnsi="Consolas"/>
+      <w:sz w:val="22"/>
     </w:rPr>
   </w:style>
   <w:style w:customStyle="1" w:styleId="SectionNumber" w:type="character">
     <w:name w:val="Section Number"/>
     <w:basedOn w:val="BodyTextChar"/>
-    <w:rPr>
-      <w:rFonts w:ascii="Times New Roman" w:eastAsia="Times New Roman" w:hAnsi="Times New Roman"/>
-      <w:color w:val="000000"/>
-      <w:sz w:val="24"/>
-    </w:rPr>
   </w:style>
   <w:style w:styleId="FootnoteReference" w:type="character">
     <w:name w:val="Footnote Reference"/>
     <w:basedOn w:val="BodyTextChar"/>
     <w:rPr>
-      <w:rFonts w:ascii="Times New Roman" w:eastAsia="Times New Roman" w:hAnsi="Times New Roman"/>
-      <w:color w:val="000000"/>
-      <w:sz w:val="24"/>
       <w:vertAlign w:val="superscript"/>
     </w:rPr>
   </w:style>
@@ -13410,9 +13308,7 @@
     <w:name w:val="Hyperlink"/>
     <w:basedOn w:val="BodyTextChar"/>
     <w:rPr>
-      <w:rFonts w:ascii="Times New Roman" w:eastAsia="Times New Roman" w:hAnsi="Times New Roman"/>
-      <w:color w:val="000000"/>
-      <w:sz w:val="24"/>
+      <w:color w:themeColor="accent1" w:val="4F81BD"/>
     </w:rPr>
   </w:style>
   <w:style w:styleId="TOCHeading" w:type="paragraph">
@@ -13423,16 +13319,14 @@
     <w:unhideWhenUsed/>
     <w:qFormat/>
     <w:pPr>
-      <w:spacing w:before="240" w:line="276" w:lineRule="auto"/>
-      <w:jc w:val="both"/>
+      <w:spacing w:before="240" w:line="259" w:lineRule="auto"/>
       <w:outlineLvl w:val="9"/>
     </w:pPr>
     <w:rPr>
-      <w:rFonts w:ascii="Times New Roman" w:asciiTheme="majorHAnsi" w:cstheme="majorBidi" w:eastAsia="Times New Roman" w:eastAsiaTheme="majorEastAsia" w:hAnsi="Times New Roman" w:hAnsiTheme="majorHAnsi"/>
+      <w:rFonts w:asciiTheme="majorHAnsi" w:cstheme="majorBidi" w:eastAsiaTheme="majorEastAsia" w:hAnsiTheme="majorHAnsi"/>
       <w:b w:val="0"/>
       <w:bCs w:val="0"/>
-      <w:color w:val="000000"/>
-      <w:sz w:val="24"/>
+      <w:color w:themeColor="accent1" w:themeShade="BF" w:val="365F91"/>
     </w:rPr>
   </w:style>
   <w:style w:type="paragraph" w:customStyle="1" w:styleId="SourceCode">

--- a/p6/submission/mir_package/01_manuscript_blinded.docx
+++ b/p6/submission/mir_package/01_manuscript_blinded.docx
@@ -12365,20 +12365,20 @@
         <w:pStyle w:val="BodyText"/>
       </w:pPr>
       <w:r>
-        <w:t xml:space="preserve">Wu, J., Wang, C., Hong, J., Piperopoulos, P., &amp; Zhuo, S. (2022). Internationalization and innovation performance of emerging market enterprises: The role of host-country institutional development.</w:t>
-      </w:r>
-      <w:r>
-        <w:t xml:space="preserve"> </w:t>
-      </w:r>
-      <w:r>
-        <w:rPr>
-          <w:iCs/>
-          <w:i/>
-        </w:rPr>
-        <w:t xml:space="preserve">Journal of World Business, 52</w:t>
-      </w:r>
-      <w:r>
-        <w:t xml:space="preserve">(2), 192–203.</w:t>
+        <w:t xml:space="preserve">Wu, J., Wood, G., &amp; Khan, Z. (2022). Internationalization and firm performance: Evidence from a meta-analysis.</w:t>
+      </w:r>
+      <w:r>
+        <w:t xml:space="preserve"> </w:t>
+      </w:r>
+      <w:r>
+        <w:rPr>
+          <w:iCs/>
+          <w:i/>
+        </w:rPr>
+        <w:t xml:space="preserve">International Business Review, 31</w:t>
+      </w:r>
+      <w:r>
+        <w:t xml:space="preserve">(2), 101920. https://doi.org/10.1016/j.ibusrev.2021.101920</w:t>
       </w:r>
     </w:p>
     <w:p>
